--- a/Final Project/final_report_dcs151.docx
+++ b/Final Project/final_report_dcs151.docx
@@ -335,7 +335,7 @@
     <w:p>
       <w:pPr>
         <w:rPr>
-          <w:rFonts w:eastAsia="標楷體" w:hint="eastAsia"/>
+          <w:rFonts w:eastAsia="標楷體"/>
         </w:rPr>
       </w:pPr>
     </w:p>
@@ -401,7 +401,7 @@
       <w:pPr>
         <w:spacing w:before="240" w:after="240"/>
         <w:rPr>
-          <w:rFonts w:eastAsia="標楷體" w:hint="eastAsia"/>
+          <w:rFonts w:eastAsia="標楷體"/>
         </w:rPr>
       </w:pPr>
       <w:r>
@@ -422,19 +422,227 @@
         </w:rPr>
         <w:t>次專題將主要架構拆分成</w:t>
       </w:r>
-      <w:proofErr w:type="spellStart"/>
+      <w:r>
+        <w:rPr>
+          <w:rFonts w:eastAsia="標楷體"/>
+        </w:rPr>
+        <w:t xml:space="preserve">CA_Control </w:t>
+      </w:r>
+      <w:r>
+        <w:rPr>
+          <w:rFonts w:eastAsia="標楷體"/>
+        </w:rPr>
+        <w:t>與</w:t>
+      </w:r>
+      <w:r>
+        <w:rPr>
+          <w:rFonts w:eastAsia="標楷體"/>
+        </w:rPr>
+        <w:t xml:space="preserve"> CA_DataPath</w:t>
+      </w:r>
+      <w:r>
+        <w:rPr>
+          <w:rFonts w:eastAsia="標楷體"/>
+        </w:rPr>
+        <w:t>。</w:t>
+      </w:r>
       <w:r>
         <w:rPr>
           <w:rFonts w:eastAsia="標楷體"/>
         </w:rPr>
         <w:t>CA_Control</w:t>
       </w:r>
-      <w:proofErr w:type="spellEnd"/>
-      <w:r>
-        <w:rPr>
-          <w:rFonts w:eastAsia="標楷體"/>
-        </w:rPr>
-        <w:t xml:space="preserve"> </w:t>
+      <w:r>
+        <w:rPr>
+          <w:rFonts w:eastAsia="標楷體"/>
+        </w:rPr>
+        <w:t>負責整體控制流程，包含</w:t>
+      </w:r>
+      <w:r>
+        <w:rPr>
+          <w:rFonts w:eastAsia="標楷體"/>
+        </w:rPr>
+        <w:t xml:space="preserve"> FSM </w:t>
+      </w:r>
+      <w:r>
+        <w:rPr>
+          <w:rFonts w:eastAsia="標楷體"/>
+        </w:rPr>
+        <w:t>狀態轉移、</w:t>
+      </w:r>
+      <w:r>
+        <w:rPr>
+          <w:rFonts w:eastAsia="標楷體"/>
+        </w:rPr>
+        <w:t xml:space="preserve">RAM read/write command </w:t>
+      </w:r>
+      <w:r>
+        <w:rPr>
+          <w:rFonts w:eastAsia="標楷體"/>
+        </w:rPr>
+        <w:t>產生、參數暫存，以及</w:t>
+      </w:r>
+      <w:r>
+        <w:rPr>
+          <w:rFonts w:eastAsia="標楷體"/>
+        </w:rPr>
+        <w:t xml:space="preserve">datapath issue timing </w:t>
+      </w:r>
+      <w:r>
+        <w:rPr>
+          <w:rFonts w:eastAsia="標楷體"/>
+        </w:rPr>
+        <w:t>的控制。</w:t>
+      </w:r>
+      <w:r>
+        <w:rPr>
+          <w:rFonts w:eastAsia="標楷體"/>
+        </w:rPr>
+        <w:t>CA_DataPath</w:t>
+      </w:r>
+      <w:r>
+        <w:rPr>
+          <w:rFonts w:eastAsia="標楷體"/>
+        </w:rPr>
+        <w:t>則負責實際資料運算，包含</w:t>
+      </w:r>
+      <w:r>
+        <w:rPr>
+          <w:rFonts w:eastAsia="標楷體"/>
+        </w:rPr>
+        <w:t xml:space="preserve"> matrix/convolution projection</w:t>
+      </w:r>
+      <w:r>
+        <w:rPr>
+          <w:rFonts w:eastAsia="標楷體"/>
+        </w:rPr>
+        <w:t>、</w:t>
+      </w:r>
+      <w:r>
+        <w:rPr>
+          <w:rFonts w:eastAsia="標楷體"/>
+        </w:rPr>
+        <w:t>attention computation</w:t>
+      </w:r>
+      <w:r>
+        <w:rPr>
+          <w:rFonts w:eastAsia="標楷體"/>
+        </w:rPr>
+        <w:t>、</w:t>
+      </w:r>
+      <w:r>
+        <w:rPr>
+          <w:rFonts w:eastAsia="標楷體"/>
+        </w:rPr>
+        <w:t>activation</w:t>
+      </w:r>
+      <w:r>
+        <w:rPr>
+          <w:rFonts w:eastAsia="標楷體"/>
+        </w:rPr>
+        <w:t>、</w:t>
+      </w:r>
+      <w:r>
+        <w:rPr>
+          <w:rFonts w:eastAsia="標楷體"/>
+        </w:rPr>
+        <w:t>PoT quantization</w:t>
+      </w:r>
+      <w:r>
+        <w:rPr>
+          <w:rFonts w:eastAsia="標楷體"/>
+        </w:rPr>
+        <w:t>，以及最後的資料輸出與寫回。</w:t>
+      </w:r>
+      <w:r>
+        <w:rPr>
+          <w:rFonts w:eastAsia="標楷體"/>
+        </w:rPr>
+        <w:t xml:space="preserve">FSM </w:t>
+      </w:r>
+      <w:r>
+        <w:rPr>
+          <w:rFonts w:eastAsia="標楷體"/>
+        </w:rPr>
+        <w:t>主要包含五個狀態：</w:t>
+      </w:r>
+      <w:r>
+        <w:rPr>
+          <w:rFonts w:eastAsia="標楷體"/>
+        </w:rPr>
+        <w:t>S_IDLE</w:t>
+      </w:r>
+      <w:r>
+        <w:rPr>
+          <w:rFonts w:eastAsia="標楷體"/>
+        </w:rPr>
+        <w:t>、</w:t>
+      </w:r>
+      <w:r>
+        <w:rPr>
+          <w:rFonts w:eastAsia="標楷體"/>
+        </w:rPr>
+        <w:t>S_FAST_RUN</w:t>
+      </w:r>
+      <w:r>
+        <w:rPr>
+          <w:rFonts w:eastAsia="標楷體"/>
+        </w:rPr>
+        <w:t>、</w:t>
+      </w:r>
+      <w:r>
+        <w:rPr>
+          <w:rFonts w:eastAsia="標楷體"/>
+        </w:rPr>
+        <w:t>S_ATT_PARAM</w:t>
+      </w:r>
+      <w:r>
+        <w:rPr>
+          <w:rFonts w:eastAsia="標楷體"/>
+        </w:rPr>
+        <w:t>、</w:t>
+      </w:r>
+      <w:r>
+        <w:rPr>
+          <w:rFonts w:eastAsia="標楷體"/>
+        </w:rPr>
+        <w:t>S_ATT_READ</w:t>
+      </w:r>
+      <w:r>
+        <w:rPr>
+          <w:rFonts w:eastAsia="標楷體"/>
+        </w:rPr>
+        <w:t>、</w:t>
+      </w:r>
+      <w:r>
+        <w:rPr>
+          <w:rFonts w:eastAsia="標楷體"/>
+        </w:rPr>
+        <w:t>S_ATT_WAIT</w:t>
+      </w:r>
+      <w:r>
+        <w:rPr>
+          <w:rFonts w:eastAsia="標楷體"/>
+        </w:rPr>
+        <w:t>。當系統位於</w:t>
+      </w:r>
+      <w:r>
+        <w:rPr>
+          <w:rFonts w:eastAsia="標楷體"/>
+        </w:rPr>
+        <w:t xml:space="preserve"> S_IDLE</w:t>
+      </w:r>
+      <w:r>
+        <w:rPr>
+          <w:rFonts w:eastAsia="標楷體"/>
+        </w:rPr>
+        <w:t>，且</w:t>
+      </w:r>
+      <w:r>
+        <w:rPr>
+          <w:rFonts w:eastAsia="標楷體"/>
+        </w:rPr>
+        <w:t xml:space="preserve"> mem_set </w:t>
       </w:r>
       <w:r>
         <w:rPr>
@@ -446,279 +654,7 @@
         <w:rPr>
           <w:rFonts w:eastAsia="標楷體"/>
         </w:rPr>
-        <w:t xml:space="preserve"> </w:t>
-      </w:r>
-      <w:proofErr w:type="spellStart"/>
-      <w:r>
-        <w:rPr>
-          <w:rFonts w:eastAsia="標楷體"/>
-        </w:rPr>
-        <w:t>CA_DataPath</w:t>
-      </w:r>
-      <w:proofErr w:type="spellEnd"/>
-      <w:r>
-        <w:rPr>
-          <w:rFonts w:eastAsia="標楷體"/>
-        </w:rPr>
-        <w:t>。</w:t>
-      </w:r>
-      <w:proofErr w:type="spellStart"/>
-      <w:r>
-        <w:rPr>
-          <w:rFonts w:eastAsia="標楷體"/>
-        </w:rPr>
-        <w:t>CA_Control</w:t>
-      </w:r>
-      <w:proofErr w:type="spellEnd"/>
-      <w:r>
-        <w:rPr>
-          <w:rFonts w:eastAsia="標楷體"/>
-        </w:rPr>
-        <w:t>負責整體控制流程，包含</w:t>
-      </w:r>
-      <w:r>
-        <w:rPr>
-          <w:rFonts w:eastAsia="標楷體"/>
-        </w:rPr>
-        <w:t xml:space="preserve"> FSM </w:t>
-      </w:r>
-      <w:r>
-        <w:rPr>
-          <w:rFonts w:eastAsia="標楷體"/>
-        </w:rPr>
-        <w:t>狀態轉移、</w:t>
-      </w:r>
-      <w:r>
-        <w:rPr>
-          <w:rFonts w:eastAsia="標楷體"/>
-        </w:rPr>
-        <w:t xml:space="preserve">RAM read/write command </w:t>
-      </w:r>
-      <w:r>
-        <w:rPr>
-          <w:rFonts w:eastAsia="標楷體"/>
-        </w:rPr>
-        <w:t>產生、參數暫存，以及</w:t>
-      </w:r>
-      <w:proofErr w:type="spellStart"/>
-      <w:r>
-        <w:rPr>
-          <w:rFonts w:eastAsia="標楷體"/>
-        </w:rPr>
-        <w:t>datapath</w:t>
-      </w:r>
-      <w:proofErr w:type="spellEnd"/>
-      <w:r>
-        <w:rPr>
-          <w:rFonts w:eastAsia="標楷體"/>
-        </w:rPr>
-        <w:t xml:space="preserve"> issue timing </w:t>
-      </w:r>
-      <w:r>
-        <w:rPr>
-          <w:rFonts w:eastAsia="標楷體"/>
-        </w:rPr>
-        <w:t>的控制。</w:t>
-      </w:r>
-      <w:proofErr w:type="spellStart"/>
-      <w:r>
-        <w:rPr>
-          <w:rFonts w:eastAsia="標楷體"/>
-        </w:rPr>
-        <w:t>CA_DataPath</w:t>
-      </w:r>
-      <w:proofErr w:type="spellEnd"/>
-      <w:r>
-        <w:rPr>
-          <w:rFonts w:eastAsia="標楷體"/>
-        </w:rPr>
-        <w:t>則負責實際資料運算，包含</w:t>
-      </w:r>
-      <w:r>
-        <w:rPr>
-          <w:rFonts w:eastAsia="標楷體"/>
-        </w:rPr>
-        <w:t xml:space="preserve"> matrix/convolution projection</w:t>
-      </w:r>
-      <w:r>
-        <w:rPr>
-          <w:rFonts w:eastAsia="標楷體"/>
-        </w:rPr>
-        <w:t>、</w:t>
-      </w:r>
-      <w:r>
-        <w:rPr>
-          <w:rFonts w:eastAsia="標楷體"/>
-        </w:rPr>
-        <w:t>attention computation</w:t>
-      </w:r>
-      <w:r>
-        <w:rPr>
-          <w:rFonts w:eastAsia="標楷體"/>
-        </w:rPr>
-        <w:t>、</w:t>
-      </w:r>
-      <w:r>
-        <w:rPr>
-          <w:rFonts w:eastAsia="標楷體"/>
-        </w:rPr>
-        <w:t>activation</w:t>
-      </w:r>
-      <w:r>
-        <w:rPr>
-          <w:rFonts w:eastAsia="標楷體"/>
-        </w:rPr>
-        <w:t>、</w:t>
-      </w:r>
-      <w:proofErr w:type="spellStart"/>
-      <w:r>
-        <w:rPr>
-          <w:rFonts w:eastAsia="標楷體"/>
-        </w:rPr>
-        <w:t>PoT</w:t>
-      </w:r>
-      <w:proofErr w:type="spellEnd"/>
-      <w:r>
-        <w:rPr>
-          <w:rFonts w:eastAsia="標楷體"/>
-        </w:rPr>
-        <w:t xml:space="preserve"> quantization</w:t>
-      </w:r>
-      <w:r>
-        <w:rPr>
-          <w:rFonts w:eastAsia="標楷體"/>
-        </w:rPr>
-        <w:t>，以及最後的資料輸出與寫回。</w:t>
-      </w:r>
-      <w:r>
-        <w:rPr>
-          <w:rFonts w:eastAsia="標楷體"/>
-        </w:rPr>
-        <w:t xml:space="preserve">FSM </w:t>
-      </w:r>
-      <w:r>
-        <w:rPr>
-          <w:rFonts w:eastAsia="標楷體"/>
-        </w:rPr>
-        <w:t>主要包含五個狀態：</w:t>
-      </w:r>
-      <w:r>
-        <w:rPr>
-          <w:rFonts w:eastAsia="標楷體"/>
-        </w:rPr>
-        <w:t>S_IDLE</w:t>
-      </w:r>
-      <w:r>
-        <w:rPr>
-          <w:rFonts w:eastAsia="標楷體"/>
-        </w:rPr>
-        <w:t>、</w:t>
-      </w:r>
-      <w:r>
-        <w:rPr>
-          <w:rFonts w:eastAsia="標楷體"/>
-        </w:rPr>
-        <w:t>S_FAST_RUN</w:t>
-      </w:r>
-      <w:r>
-        <w:rPr>
-          <w:rFonts w:eastAsia="標楷體"/>
-        </w:rPr>
-        <w:t>、</w:t>
-      </w:r>
-      <w:r>
-        <w:rPr>
-          <w:rFonts w:eastAsia="標楷體"/>
-        </w:rPr>
-        <w:t>S_ATT_PARAM</w:t>
-      </w:r>
-      <w:r>
-        <w:rPr>
-          <w:rFonts w:eastAsia="標楷體"/>
-        </w:rPr>
-        <w:t>、</w:t>
-      </w:r>
-      <w:r>
-        <w:rPr>
-          <w:rFonts w:eastAsia="標楷體"/>
-        </w:rPr>
-        <w:t>S_ATT_READ</w:t>
-      </w:r>
-      <w:r>
-        <w:rPr>
-          <w:rFonts w:eastAsia="標楷體"/>
-        </w:rPr>
-        <w:t>、</w:t>
-      </w:r>
-      <w:r>
-        <w:rPr>
-          <w:rFonts w:eastAsia="標楷體"/>
-        </w:rPr>
-        <w:t>S_ATT_WAIT</w:t>
-      </w:r>
-      <w:r>
-        <w:rPr>
-          <w:rFonts w:eastAsia="標楷體"/>
-        </w:rPr>
-        <w:t>。當系統位於</w:t>
-      </w:r>
-      <w:r>
-        <w:rPr>
-          <w:rFonts w:eastAsia="標楷體"/>
-        </w:rPr>
-        <w:t xml:space="preserve"> S_IDLE</w:t>
-      </w:r>
-      <w:r>
-        <w:rPr>
-          <w:rFonts w:eastAsia="標楷體"/>
-        </w:rPr>
-        <w:t>，且</w:t>
-      </w:r>
-      <w:r>
-        <w:rPr>
-          <w:rFonts w:eastAsia="標楷體"/>
-        </w:rPr>
-        <w:t xml:space="preserve"> </w:t>
-      </w:r>
-      <w:proofErr w:type="spellStart"/>
-      <w:r>
-        <w:rPr>
-          <w:rFonts w:eastAsia="標楷體"/>
-        </w:rPr>
-        <w:t>mem_set</w:t>
-      </w:r>
-      <w:proofErr w:type="spellEnd"/>
-      <w:r>
-        <w:rPr>
-          <w:rFonts w:eastAsia="標楷體"/>
-        </w:rPr>
-        <w:t xml:space="preserve"> </w:t>
-      </w:r>
-      <w:r>
-        <w:rPr>
-          <w:rFonts w:eastAsia="標楷體"/>
-        </w:rPr>
-        <w:t>與</w:t>
-      </w:r>
-      <w:r>
-        <w:rPr>
-          <w:rFonts w:eastAsia="標楷體"/>
-        </w:rPr>
-        <w:t xml:space="preserve"> </w:t>
-      </w:r>
-      <w:proofErr w:type="spellStart"/>
-      <w:r>
-        <w:rPr>
-          <w:rFonts w:eastAsia="標楷體"/>
-        </w:rPr>
-        <w:t>in_valid</w:t>
-      </w:r>
-      <w:proofErr w:type="spellEnd"/>
-      <w:r>
-        <w:rPr>
-          <w:rFonts w:eastAsia="標楷體"/>
-        </w:rPr>
-        <w:t xml:space="preserve"> </w:t>
+        <w:t xml:space="preserve"> in_valid </w:t>
       </w:r>
       <w:r>
         <w:rPr>
@@ -966,21 +902,7 @@
         <w:rPr>
           <w:rFonts w:eastAsia="標楷體"/>
         </w:rPr>
-        <w:t xml:space="preserve"> </w:t>
-      </w:r>
-      <w:proofErr w:type="spellStart"/>
-      <w:r>
-        <w:rPr>
-          <w:rFonts w:eastAsia="標楷體"/>
-        </w:rPr>
-        <w:t>rd_valid</w:t>
-      </w:r>
-      <w:proofErr w:type="spellEnd"/>
-      <w:r>
-        <w:rPr>
-          <w:rFonts w:eastAsia="標楷體"/>
-        </w:rPr>
-        <w:t xml:space="preserve"> </w:t>
+        <w:t xml:space="preserve"> rd_valid </w:t>
       </w:r>
       <w:r>
         <w:rPr>
@@ -1004,21 +926,7 @@
         <w:rPr>
           <w:rFonts w:eastAsia="標楷體"/>
         </w:rPr>
-        <w:t xml:space="preserve"> </w:t>
-      </w:r>
-      <w:proofErr w:type="spellStart"/>
-      <w:r>
-        <w:rPr>
-          <w:rFonts w:eastAsia="標楷體"/>
-        </w:rPr>
-        <w:t>datapath</w:t>
-      </w:r>
-      <w:proofErr w:type="spellEnd"/>
-      <w:r>
-        <w:rPr>
-          <w:rFonts w:eastAsia="標楷體"/>
-        </w:rPr>
-        <w:t xml:space="preserve"> </w:t>
+        <w:t xml:space="preserve"> datapath </w:t>
       </w:r>
       <w:r>
         <w:rPr>
@@ -1066,21 +974,7 @@
         <w:rPr>
           <w:rFonts w:eastAsia="標楷體"/>
         </w:rPr>
-        <w:t xml:space="preserve"> </w:t>
-      </w:r>
-      <w:proofErr w:type="spellStart"/>
-      <w:r>
-        <w:rPr>
-          <w:rFonts w:eastAsia="標楷體"/>
-        </w:rPr>
-        <w:t>PoT</w:t>
-      </w:r>
-      <w:proofErr w:type="spellEnd"/>
-      <w:r>
-        <w:rPr>
-          <w:rFonts w:eastAsia="標楷體"/>
-        </w:rPr>
-        <w:t xml:space="preserve"> quantization </w:t>
+        <w:t xml:space="preserve"> PoT quantization </w:t>
       </w:r>
       <w:r>
         <w:rPr>
@@ -1128,21 +1022,7 @@
         <w:rPr>
           <w:rFonts w:eastAsia="標楷體"/>
         </w:rPr>
-        <w:t xml:space="preserve"> </w:t>
-      </w:r>
-      <w:proofErr w:type="spellStart"/>
-      <w:r>
-        <w:rPr>
-          <w:rFonts w:eastAsia="標楷體"/>
-        </w:rPr>
-        <w:t>out_data</w:t>
-      </w:r>
-      <w:proofErr w:type="spellEnd"/>
-      <w:r>
-        <w:rPr>
-          <w:rFonts w:eastAsia="標楷體"/>
-        </w:rPr>
-        <w:t xml:space="preserve"> </w:t>
+        <w:t xml:space="preserve"> out_data </w:t>
       </w:r>
       <w:r>
         <w:rPr>
@@ -1385,19 +1265,11 @@
         </w:rPr>
         <w:t>。</w:t>
       </w:r>
-      <w:proofErr w:type="spellStart"/>
-      <w:r>
-        <w:rPr>
-          <w:rFonts w:eastAsia="標楷體"/>
-        </w:rPr>
-        <w:t>DataPath</w:t>
-      </w:r>
-      <w:proofErr w:type="spellEnd"/>
-      <w:r>
-        <w:rPr>
-          <w:rFonts w:eastAsia="標楷體"/>
-        </w:rPr>
-        <w:t xml:space="preserve"> </w:t>
+      <w:r>
+        <w:rPr>
+          <w:rFonts w:eastAsia="標楷體"/>
+        </w:rPr>
+        <w:t xml:space="preserve">DataPath </w:t>
       </w:r>
       <w:r>
         <w:rPr>
@@ -1493,21 +1365,7 @@
         <w:rPr>
           <w:rFonts w:eastAsia="標楷體"/>
         </w:rPr>
-        <w:t xml:space="preserve"> </w:t>
-      </w:r>
-      <w:proofErr w:type="spellStart"/>
-      <w:r>
-        <w:rPr>
-          <w:rFonts w:eastAsia="標楷體"/>
-        </w:rPr>
-        <w:t>ATT_Final_Booth_Acc</w:t>
-      </w:r>
-      <w:proofErr w:type="spellEnd"/>
-      <w:r>
-        <w:rPr>
-          <w:rFonts w:eastAsia="標楷體"/>
-        </w:rPr>
-        <w:t xml:space="preserve"> </w:t>
+        <w:t xml:space="preserve"> ATT_Final_Booth_Acc </w:t>
       </w:r>
       <w:r>
         <w:rPr>
@@ -1567,21 +1425,7 @@
         <w:rPr>
           <w:rFonts w:eastAsia="標楷體"/>
         </w:rPr>
-        <w:t xml:space="preserve"> </w:t>
-      </w:r>
-      <w:proofErr w:type="spellStart"/>
-      <w:r>
-        <w:rPr>
-          <w:rFonts w:eastAsia="標楷體"/>
-        </w:rPr>
-        <w:t>PoT</w:t>
-      </w:r>
-      <w:proofErr w:type="spellEnd"/>
-      <w:r>
-        <w:rPr>
-          <w:rFonts w:eastAsia="標楷體"/>
-        </w:rPr>
-        <w:t xml:space="preserve"> quantization</w:t>
+        <w:t xml:space="preserve"> PoT quantization</w:t>
       </w:r>
       <w:r>
         <w:rPr>
@@ -1722,14 +1566,12 @@
         </w:rPr>
         <w:t>直接把</w:t>
       </w:r>
-      <w:proofErr w:type="spellStart"/>
       <w:r>
         <w:rPr>
           <w:rFonts w:eastAsia="標楷體" w:hint="eastAsia"/>
         </w:rPr>
         <w:t>brust</w:t>
       </w:r>
-      <w:proofErr w:type="spellEnd"/>
       <w:r>
         <w:rPr>
           <w:rFonts w:eastAsia="標楷體" w:hint="eastAsia"/>
@@ -2019,14 +1861,12 @@
         </w:rPr>
         <w:t>且由於</w:t>
       </w:r>
-      <w:proofErr w:type="spellStart"/>
       <w:r>
         <w:rPr>
           <w:rFonts w:eastAsia="標楷體" w:hint="eastAsia"/>
         </w:rPr>
         <w:t>rd_en</w:t>
       </w:r>
-      <w:proofErr w:type="spellEnd"/>
       <w:r>
         <w:rPr>
           <w:rFonts w:eastAsia="標楷體" w:hint="eastAsia"/>
@@ -2607,19 +2447,11 @@
           <w:rFonts w:eastAsia="標楷體"/>
         </w:rPr>
       </w:pPr>
-      <w:proofErr w:type="spellStart"/>
-      <w:r>
-        <w:rPr>
-          <w:rFonts w:eastAsia="標楷體"/>
-        </w:rPr>
-        <w:t>PoT</w:t>
-      </w:r>
-      <w:proofErr w:type="spellEnd"/>
-      <w:r>
-        <w:rPr>
-          <w:rFonts w:eastAsia="標楷體"/>
-        </w:rPr>
-        <w:t xml:space="preserve"> </w:t>
+      <w:r>
+        <w:rPr>
+          <w:rFonts w:eastAsia="標楷體"/>
+        </w:rPr>
+        <w:t xml:space="preserve">PoT </w:t>
       </w:r>
       <w:r>
         <w:rPr>
@@ -2898,7 +2730,7 @@
           <w:rFonts w:eastAsia="標楷體"/>
         </w:rPr>
         <w:pict w14:anchorId="30D5FC5A">
-          <v:rect id="_x0000_i1027" style="width:0;height:1.5pt" o:hralign="center" o:hrstd="t" o:hr="t" fillcolor="#a0a0a0" stroked="f"/>
+          <v:rect id="_x0000_i1026" style="width:0;height:1.5pt" o:hralign="center" o:hrstd="t" o:hr="t" fillcolor="#a0a0a0" stroked="f"/>
         </w:pict>
       </w:r>
       <w:r>
@@ -3030,21 +2862,7 @@
         <w:rPr>
           <w:rFonts w:eastAsia="標楷體"/>
         </w:rPr>
-        <w:t xml:space="preserve"> </w:t>
-      </w:r>
-      <w:proofErr w:type="spellStart"/>
-      <w:r>
-        <w:rPr>
-          <w:rFonts w:eastAsia="標楷體"/>
-        </w:rPr>
-        <w:t>datapath</w:t>
-      </w:r>
-      <w:proofErr w:type="spellEnd"/>
-      <w:r>
-        <w:rPr>
-          <w:rFonts w:eastAsia="標楷體"/>
-        </w:rPr>
-        <w:t xml:space="preserve"> </w:t>
+        <w:t xml:space="preserve"> datapath </w:t>
       </w:r>
       <w:r>
         <w:rPr>
@@ -3101,19 +2919,11 @@
           <w:rFonts w:eastAsia="標楷體"/>
         </w:rPr>
       </w:pPr>
-      <w:proofErr w:type="spellStart"/>
-      <w:r>
-        <w:rPr>
-          <w:rFonts w:eastAsia="標楷體"/>
-        </w:rPr>
-        <w:t>DataPath</w:t>
-      </w:r>
-      <w:proofErr w:type="spellEnd"/>
-      <w:r>
-        <w:rPr>
-          <w:rFonts w:eastAsia="標楷體"/>
-        </w:rPr>
-        <w:t xml:space="preserve"> </w:t>
+      <w:r>
+        <w:rPr>
+          <w:rFonts w:eastAsia="標楷體"/>
+        </w:rPr>
+        <w:t xml:space="preserve">DataPath </w:t>
       </w:r>
       <w:r>
         <w:rPr>
@@ -3329,22 +3139,14 @@
         </w:numPr>
         <w:ind w:leftChars="0"/>
         <w:rPr>
-          <w:rFonts w:eastAsia="標楷體" w:hint="eastAsia"/>
-        </w:rPr>
-      </w:pPr>
-      <w:proofErr w:type="spellStart"/>
-      <w:r>
-        <w:rPr>
-          <w:rFonts w:eastAsia="標楷體"/>
-        </w:rPr>
-        <w:t>PoT</w:t>
-      </w:r>
-      <w:proofErr w:type="spellEnd"/>
-      <w:r>
-        <w:rPr>
-          <w:rFonts w:eastAsia="標楷體"/>
-        </w:rPr>
-        <w:t xml:space="preserve"> quantization </w:t>
+          <w:rFonts w:eastAsia="標楷體"/>
+        </w:rPr>
+      </w:pPr>
+      <w:r>
+        <w:rPr>
+          <w:rFonts w:eastAsia="標楷體"/>
+        </w:rPr>
+        <w:t xml:space="preserve">PoT quantization </w:t>
       </w:r>
       <w:r>
         <w:rPr>
@@ -3392,21 +3194,7 @@
         <w:rPr>
           <w:rFonts w:eastAsia="標楷體"/>
         </w:rPr>
-        <w:t xml:space="preserve"> </w:t>
-      </w:r>
-      <w:proofErr w:type="spellStart"/>
-      <w:r>
-        <w:rPr>
-          <w:rFonts w:eastAsia="標楷體"/>
-        </w:rPr>
-        <w:t>PoT</w:t>
-      </w:r>
-      <w:proofErr w:type="spellEnd"/>
-      <w:r>
-        <w:rPr>
-          <w:rFonts w:eastAsia="標楷體"/>
-        </w:rPr>
-        <w:t xml:space="preserve"> </w:t>
+        <w:t xml:space="preserve"> PoT </w:t>
       </w:r>
       <w:r>
         <w:rPr>
@@ -3528,7 +3316,31 @@
         <w:rPr>
           <w:rFonts w:eastAsia="標楷體" w:hint="eastAsia"/>
         </w:rPr>
-        <w:t>，我試了很多種版本，一開始一次收一筆資料，到後來</w:t>
+        <w:t>，</w:t>
+      </w:r>
+      <w:r>
+        <w:rPr>
+          <w:rFonts w:eastAsia="標楷體" w:hint="eastAsia"/>
+        </w:rPr>
+        <w:t>特別是一次</w:t>
+      </w:r>
+      <w:r>
+        <w:rPr>
+          <w:rFonts w:eastAsia="標楷體" w:hint="eastAsia"/>
+        </w:rPr>
+        <w:t>brust</w:t>
+      </w:r>
+      <w:r>
+        <w:rPr>
+          <w:rFonts w:eastAsia="標楷體" w:hint="eastAsia"/>
+        </w:rPr>
+        <w:t>到底設多少比較好，</w:t>
+      </w:r>
+      <w:r>
+        <w:rPr>
+          <w:rFonts w:eastAsia="標楷體" w:hint="eastAsia"/>
+        </w:rPr>
+        <w:t>我試了很多種版本，一開始一次收一筆資料，到後來</w:t>
       </w:r>
       <w:r>
         <w:rPr>
@@ -3762,7 +3574,7 @@
       <w:pPr>
         <w:spacing w:after="240"/>
         <w:rPr>
-          <w:rFonts w:eastAsia="標楷體" w:hint="eastAsia"/>
+          <w:rFonts w:eastAsia="標楷體"/>
         </w:rPr>
       </w:pPr>
       <w:r>
@@ -3986,6 +3798,24 @@
           <w:rFonts w:eastAsia="標楷體" w:hint="eastAsia"/>
         </w:rPr>
         <w:t>XD</w:t>
+      </w:r>
+      <w:r>
+        <w:rPr>
+          <w:rFonts w:eastAsia="標楷體" w:hint="eastAsia"/>
+        </w:rPr>
+        <w:t>，自己也是學會了很多使用</w:t>
+      </w:r>
+      <w:r>
+        <w:rPr>
+          <w:rFonts w:eastAsia="標楷體" w:hint="eastAsia"/>
+        </w:rPr>
+        <w:t>AI</w:t>
+      </w:r>
+      <w:r>
+        <w:rPr>
+          <w:rFonts w:eastAsia="標楷體" w:hint="eastAsia"/>
+        </w:rPr>
+        <w:t>的方法</w:t>
       </w:r>
       <w:r>
         <w:rPr>
@@ -3996,90 +3826,5532 @@
     </w:p>
     <w:p>
       <w:pPr>
+        <w:pStyle w:val="par1"/>
+        <w:widowControl/>
+        <w:pBdr>
+          <w:bottom w:val="single" w:sz="8" w:space="1" w:color="000080"/>
+        </w:pBdr>
+        <w:autoSpaceDE w:val="0"/>
+        <w:autoSpaceDN w:val="0"/>
+        <w:spacing w:before="240"/>
+        <w:textAlignment w:val="bottom"/>
+        <w:outlineLvl w:val="0"/>
+        <w:rPr>
+          <w:rFonts w:ascii="Times New Roman" w:eastAsia="標楷體" w:hAnsi="Times New Roman"/>
+          <w:b/>
+          <w:color w:val="000080"/>
+        </w:rPr>
+      </w:pPr>
+      <w:r>
+        <w:rPr>
+          <w:rFonts w:ascii="Times New Roman" w:eastAsia="標楷體" w:hAnsi="Times New Roman"/>
+          <w:b/>
+          <w:color w:val="000080"/>
+        </w:rPr>
+        <w:t>AI-use Log</w:t>
+      </w:r>
+    </w:p>
+    <w:p>
+      <w:pPr>
+        <w:rPr>
+          <w:rFonts w:eastAsia="標楷體"/>
+        </w:rPr>
+      </w:pPr>
+      <w:r>
+        <w:rPr>
+          <w:rFonts w:eastAsia="標楷體"/>
+        </w:rPr>
+        <w:t>If AI was used, please include the following details:</w:t>
+      </w:r>
+    </w:p>
+    <w:p>
+      <w:pPr>
+        <w:pStyle w:val="a6"/>
+        <w:numPr>
+          <w:ilvl w:val="0"/>
+          <w:numId w:val="16"/>
+        </w:numPr>
+        <w:ind w:leftChars="0"/>
+        <w:rPr>
+          <w:rFonts w:eastAsia="標楷體"/>
+        </w:rPr>
+      </w:pPr>
+      <w:r>
+        <w:rPr>
+          <w:rFonts w:eastAsia="標楷體"/>
+        </w:rPr>
+        <w:t xml:space="preserve">Share the </w:t>
+      </w:r>
+      <w:r>
         <w:rPr>
           <w:rFonts w:eastAsia="標楷體"/>
           <w:b/>
           <w:bCs/>
         </w:rPr>
-      </w:pPr>
-      <w:r>
-        <w:rPr>
-          <w:rFonts w:eastAsia="標楷體" w:hint="eastAsia"/>
+        <w:t>link</w:t>
+      </w:r>
+      <w:r>
+        <w:rPr>
+          <w:rFonts w:eastAsia="標楷體"/>
+        </w:rPr>
+        <w:t xml:space="preserve"> to the AI chat (do not just copy and paste the webpage URL).</w:t>
+      </w:r>
+    </w:p>
+    <w:p>
+      <w:pPr>
+        <w:pStyle w:val="a6"/>
+        <w:numPr>
+          <w:ilvl w:val="0"/>
+          <w:numId w:val="16"/>
+        </w:numPr>
+        <w:ind w:leftChars="0"/>
+        <w:rPr>
+          <w:rFonts w:eastAsia="標楷體"/>
+        </w:rPr>
+      </w:pPr>
+      <w:hyperlink r:id="rId10" w:history="1">
+        <w:r>
+          <w:rPr>
+            <w:rStyle w:val="a7"/>
+            <w:rFonts w:eastAsia="標楷體"/>
+          </w:rPr>
+          <w:t>https://github.com/xiaotin22/NYCU_DCS_2026/blob/main/Final%20Project/AI_uselog.md</w:t>
+        </w:r>
+        <w:r>
+          <w:rPr>
+            <w:rStyle w:val="a7"/>
+            <w:rFonts w:eastAsia="標楷體"/>
+          </w:rPr>
+          <w:t xml:space="preserve"> </w:t>
+        </w:r>
+      </w:hyperlink>
+    </w:p>
+    <w:p>
+      <w:pPr>
+        <w:pStyle w:val="a6"/>
+        <w:numPr>
+          <w:ilvl w:val="0"/>
+          <w:numId w:val="16"/>
+        </w:numPr>
+        <w:ind w:leftChars="0"/>
+        <w:rPr>
+          <w:rFonts w:eastAsia="標楷體"/>
+        </w:rPr>
+      </w:pPr>
+      <w:r>
+        <w:rPr>
+          <w:rFonts w:eastAsia="標楷體"/>
+        </w:rPr>
+        <w:t xml:space="preserve">Key Prompts: 3–5 primary prompts (paste the </w:t>
+      </w:r>
+      <w:r>
+        <w:rPr>
+          <w:rFonts w:eastAsia="標楷體"/>
           <w:b/>
           <w:bCs/>
         </w:rPr>
-        <w:t>小彩蛋</w:t>
-      </w:r>
-      <w:r>
-        <w:rPr>
-          <w:rFonts w:eastAsia="標楷體" w:hint="eastAsia"/>
+        <w:t>screenshots</w:t>
+      </w:r>
+      <w:r>
+        <w:rPr>
+          <w:rFonts w:eastAsia="標楷體"/>
+        </w:rPr>
+        <w:t>)</w:t>
+      </w:r>
+      <w:r>
+        <w:rPr>
+          <w:rFonts w:eastAsia="標楷體"/>
+        </w:rPr>
+        <w:t>.</w:t>
+      </w:r>
+    </w:p>
+    <w:p>
+      <w:pPr>
+        <w:rPr>
+          <w:rFonts w:eastAsia="標楷體"/>
+        </w:rPr>
+      </w:pPr>
+      <w:r>
+        <w:rPr>
+          <w:rFonts w:eastAsia="標楷體"/>
+          <w:noProof/>
+        </w:rPr>
+        <w:drawing>
+          <wp:inline distT="0" distB="0" distL="0" distR="0" wp14:anchorId="4B077D6D" wp14:editId="60877433">
+            <wp:extent cx="3036590" cy="604650"/>
+            <wp:effectExtent l="0" t="0" r="0" b="5080"/>
+            <wp:docPr id="1702976247" name="圖片 1"/>
+            <wp:cNvGraphicFramePr>
+              <a:graphicFrameLocks xmlns:a="http://schemas.openxmlformats.org/drawingml/2006/main" noChangeAspect="1"/>
+            </wp:cNvGraphicFramePr>
+            <a:graphic xmlns:a="http://schemas.openxmlformats.org/drawingml/2006/main">
+              <a:graphicData uri="http://schemas.openxmlformats.org/drawingml/2006/picture">
+                <pic:pic xmlns:pic="http://schemas.openxmlformats.org/drawingml/2006/picture">
+                  <pic:nvPicPr>
+                    <pic:cNvPr id="1702976247" name=""/>
+                    <pic:cNvPicPr/>
+                  </pic:nvPicPr>
+                  <pic:blipFill>
+                    <a:blip r:embed="rId11"/>
+                    <a:stretch>
+                      <a:fillRect/>
+                    </a:stretch>
+                  </pic:blipFill>
+                  <pic:spPr>
+                    <a:xfrm>
+                      <a:off x="0" y="0"/>
+                      <a:ext cx="3086269" cy="614542"/>
+                    </a:xfrm>
+                    <a:prstGeom prst="rect">
+                      <a:avLst/>
+                    </a:prstGeom>
+                  </pic:spPr>
+                </pic:pic>
+              </a:graphicData>
+            </a:graphic>
+          </wp:inline>
+        </w:drawing>
+      </w:r>
+      <w:r>
+        <w:rPr>
+          <w:noProof/>
+        </w:rPr>
+        <w:t xml:space="preserve"> </w:t>
+      </w:r>
+      <w:r>
+        <w:rPr>
+          <w:rFonts w:eastAsia="標楷體"/>
+          <w:noProof/>
+        </w:rPr>
+        <w:drawing>
+          <wp:inline distT="0" distB="0" distL="0" distR="0" wp14:anchorId="47B87AF8" wp14:editId="047006CE">
+            <wp:extent cx="4894729" cy="452356"/>
+            <wp:effectExtent l="0" t="0" r="1270" b="5080"/>
+            <wp:docPr id="1426327395" name="圖片 1"/>
+            <wp:cNvGraphicFramePr>
+              <a:graphicFrameLocks xmlns:a="http://schemas.openxmlformats.org/drawingml/2006/main" noChangeAspect="1"/>
+            </wp:cNvGraphicFramePr>
+            <a:graphic xmlns:a="http://schemas.openxmlformats.org/drawingml/2006/main">
+              <a:graphicData uri="http://schemas.openxmlformats.org/drawingml/2006/picture">
+                <pic:pic xmlns:pic="http://schemas.openxmlformats.org/drawingml/2006/picture">
+                  <pic:nvPicPr>
+                    <pic:cNvPr id="1426327395" name=""/>
+                    <pic:cNvPicPr/>
+                  </pic:nvPicPr>
+                  <pic:blipFill>
+                    <a:blip r:embed="rId12"/>
+                    <a:stretch>
+                      <a:fillRect/>
+                    </a:stretch>
+                  </pic:blipFill>
+                  <pic:spPr>
+                    <a:xfrm>
+                      <a:off x="0" y="0"/>
+                      <a:ext cx="4927673" cy="455401"/>
+                    </a:xfrm>
+                    <a:prstGeom prst="rect">
+                      <a:avLst/>
+                    </a:prstGeom>
+                  </pic:spPr>
+                </pic:pic>
+              </a:graphicData>
+            </a:graphic>
+          </wp:inline>
+        </w:drawing>
+      </w:r>
+    </w:p>
+    <w:p>
+      <w:pPr>
+        <w:spacing w:after="240"/>
+        <w:rPr>
+          <w:rFonts w:eastAsia="標楷體"/>
+        </w:rPr>
+      </w:pPr>
+      <w:r>
+        <w:rPr>
+          <w:rFonts w:eastAsia="標楷體"/>
+          <w:noProof/>
+        </w:rPr>
+        <w:drawing>
+          <wp:inline distT="0" distB="0" distL="0" distR="0" wp14:anchorId="43611163" wp14:editId="34E3B4F4">
+            <wp:extent cx="5237018" cy="577214"/>
+            <wp:effectExtent l="0" t="0" r="1905" b="0"/>
+            <wp:docPr id="1868133478" name="圖片 1"/>
+            <wp:cNvGraphicFramePr>
+              <a:graphicFrameLocks xmlns:a="http://schemas.openxmlformats.org/drawingml/2006/main" noChangeAspect="1"/>
+            </wp:cNvGraphicFramePr>
+            <a:graphic xmlns:a="http://schemas.openxmlformats.org/drawingml/2006/main">
+              <a:graphicData uri="http://schemas.openxmlformats.org/drawingml/2006/picture">
+                <pic:pic xmlns:pic="http://schemas.openxmlformats.org/drawingml/2006/picture">
+                  <pic:nvPicPr>
+                    <pic:cNvPr id="1868133478" name=""/>
+                    <pic:cNvPicPr/>
+                  </pic:nvPicPr>
+                  <pic:blipFill>
+                    <a:blip r:embed="rId13"/>
+                    <a:stretch>
+                      <a:fillRect/>
+                    </a:stretch>
+                  </pic:blipFill>
+                  <pic:spPr>
+                    <a:xfrm>
+                      <a:off x="0" y="0"/>
+                      <a:ext cx="5255947" cy="579300"/>
+                    </a:xfrm>
+                    <a:prstGeom prst="rect">
+                      <a:avLst/>
+                    </a:prstGeom>
+                  </pic:spPr>
+                </pic:pic>
+              </a:graphicData>
+            </a:graphic>
+          </wp:inline>
+        </w:drawing>
+      </w:r>
+    </w:p>
+    <w:p>
+      <w:pPr>
+        <w:spacing w:after="240"/>
+        <w:rPr>
+          <w:rFonts w:eastAsia="標楷體"/>
+        </w:rPr>
+      </w:pPr>
+      <w:r>
+        <w:rPr>
+          <w:rFonts w:eastAsia="標楷體"/>
+          <w:noProof/>
+        </w:rPr>
+        <w:drawing>
+          <wp:inline distT="0" distB="0" distL="0" distR="0" wp14:anchorId="2A96D3D8" wp14:editId="6944E637">
+            <wp:extent cx="4836051" cy="828398"/>
+            <wp:effectExtent l="0" t="0" r="3175" b="0"/>
+            <wp:docPr id="522900569" name="圖片 1"/>
+            <wp:cNvGraphicFramePr>
+              <a:graphicFrameLocks xmlns:a="http://schemas.openxmlformats.org/drawingml/2006/main" noChangeAspect="1"/>
+            </wp:cNvGraphicFramePr>
+            <a:graphic xmlns:a="http://schemas.openxmlformats.org/drawingml/2006/main">
+              <a:graphicData uri="http://schemas.openxmlformats.org/drawingml/2006/picture">
+                <pic:pic xmlns:pic="http://schemas.openxmlformats.org/drawingml/2006/picture">
+                  <pic:nvPicPr>
+                    <pic:cNvPr id="522900569" name=""/>
+                    <pic:cNvPicPr/>
+                  </pic:nvPicPr>
+                  <pic:blipFill>
+                    <a:blip r:embed="rId14"/>
+                    <a:stretch>
+                      <a:fillRect/>
+                    </a:stretch>
+                  </pic:blipFill>
+                  <pic:spPr>
+                    <a:xfrm>
+                      <a:off x="0" y="0"/>
+                      <a:ext cx="4863728" cy="833139"/>
+                    </a:xfrm>
+                    <a:prstGeom prst="rect">
+                      <a:avLst/>
+                    </a:prstGeom>
+                  </pic:spPr>
+                </pic:pic>
+              </a:graphicData>
+            </a:graphic>
+          </wp:inline>
+        </w:drawing>
+      </w:r>
+    </w:p>
+    <w:p>
+      <w:pPr>
+        <w:spacing w:after="240"/>
+        <w:rPr>
+          <w:rFonts w:eastAsia="標楷體"/>
+        </w:rPr>
+      </w:pPr>
+      <w:r>
+        <w:rPr>
+          <w:rFonts w:eastAsia="標楷體"/>
+          <w:noProof/>
+        </w:rPr>
+        <w:drawing>
+          <wp:inline distT="0" distB="0" distL="0" distR="0" wp14:anchorId="31FFEDBB" wp14:editId="424FFB52">
+            <wp:extent cx="2787793" cy="438173"/>
+            <wp:effectExtent l="0" t="0" r="0" b="0"/>
+            <wp:docPr id="930273198" name="圖片 1"/>
+            <wp:cNvGraphicFramePr>
+              <a:graphicFrameLocks xmlns:a="http://schemas.openxmlformats.org/drawingml/2006/main" noChangeAspect="1"/>
+            </wp:cNvGraphicFramePr>
+            <a:graphic xmlns:a="http://schemas.openxmlformats.org/drawingml/2006/main">
+              <a:graphicData uri="http://schemas.openxmlformats.org/drawingml/2006/picture">
+                <pic:pic xmlns:pic="http://schemas.openxmlformats.org/drawingml/2006/picture">
+                  <pic:nvPicPr>
+                    <pic:cNvPr id="930273198" name=""/>
+                    <pic:cNvPicPr/>
+                  </pic:nvPicPr>
+                  <pic:blipFill>
+                    <a:blip r:embed="rId15"/>
+                    <a:stretch>
+                      <a:fillRect/>
+                    </a:stretch>
+                  </pic:blipFill>
+                  <pic:spPr>
+                    <a:xfrm>
+                      <a:off x="0" y="0"/>
+                      <a:ext cx="2787793" cy="438173"/>
+                    </a:xfrm>
+                    <a:prstGeom prst="rect">
+                      <a:avLst/>
+                    </a:prstGeom>
+                  </pic:spPr>
+                </pic:pic>
+              </a:graphicData>
+            </a:graphic>
+          </wp:inline>
+        </w:drawing>
+      </w:r>
+    </w:p>
+    <w:p>
+      <w:pPr>
+        <w:rPr>
+          <w:rFonts w:eastAsia="標楷體"/>
           <w:b/>
           <w:bCs/>
-        </w:rPr>
-        <w:t xml:space="preserve"> (</w:t>
-      </w:r>
+          <w:sz w:val="28"/>
+          <w:szCs w:val="28"/>
+        </w:rPr>
+      </w:pPr>
       <w:r>
         <w:rPr>
           <w:rFonts w:eastAsia="標楷體" w:hint="eastAsia"/>
           <w:b/>
           <w:bCs/>
-        </w:rPr>
-        <w:t>看助教</w:t>
+          <w:sz w:val="28"/>
+          <w:szCs w:val="28"/>
+        </w:rPr>
+        <w:lastRenderedPageBreak/>
+        <w:t>PATTERN</w:t>
       </w:r>
       <w:r>
         <w:rPr>
           <w:rFonts w:eastAsia="標楷體" w:hint="eastAsia"/>
           <w:b/>
           <w:bCs/>
-        </w:rPr>
-        <w:t>Pass Pattern</w:t>
+          <w:sz w:val="28"/>
+          <w:szCs w:val="28"/>
+        </w:rPr>
+        <w:t xml:space="preserve"> </w:t>
       </w:r>
       <w:r>
         <w:rPr>
           <w:rFonts w:eastAsia="標楷體" w:hint="eastAsia"/>
           <w:b/>
           <w:bCs/>
-        </w:rPr>
-        <w:t>太可愛也是</w:t>
+          <w:sz w:val="28"/>
+          <w:szCs w:val="28"/>
+        </w:rPr>
+        <w:t>功能說明</w:t>
       </w:r>
       <w:r>
         <w:rPr>
           <w:rFonts w:eastAsia="標楷體" w:hint="eastAsia"/>
           <w:b/>
           <w:bCs/>
-        </w:rPr>
-        <w:t>自己</w:t>
-      </w:r>
-      <w:r>
-        <w:rPr>
-          <w:rFonts w:eastAsia="標楷體" w:hint="eastAsia"/>
+          <w:sz w:val="28"/>
+          <w:szCs w:val="28"/>
+        </w:rPr>
+        <w:t>:</w:t>
+      </w:r>
+    </w:p>
+    <w:p>
+      <w:pPr>
+        <w:rPr>
+          <w:rFonts w:eastAsia="標楷體"/>
           <w:b/>
           <w:bCs/>
         </w:rPr>
-        <w:t>玩上了</w:t>
-      </w:r>
-      <w:r>
+      </w:pPr>
+    </w:p>
+    <w:p>
+      <w:pPr>
+        <w:pStyle w:val="a6"/>
+        <w:numPr>
+          <w:ilvl w:val="0"/>
+          <w:numId w:val="21"/>
+        </w:numPr>
+        <w:spacing w:after="240"/>
+        <w:ind w:leftChars="0"/>
         <w:rPr>
           <w:rFonts w:eastAsia="標楷體" w:hint="eastAsia"/>
           <w:b/>
           <w:bCs/>
         </w:rPr>
-        <w:t>~)</w:t>
-      </w:r>
+      </w:pPr>
+      <w:r>
+        <w:rPr>
+          <w:rFonts w:eastAsia="標楷體" w:hint="eastAsia"/>
+          <w:b/>
+          <w:bCs/>
+        </w:rPr>
+        <w:t>Fail</w:t>
+      </w:r>
+      <w:r>
+        <w:rPr>
+          <w:rFonts w:eastAsia="標楷體" w:hint="eastAsia"/>
+          <w:b/>
+          <w:bCs/>
+        </w:rPr>
+        <w:t>類型</w:t>
+      </w:r>
+      <w:r>
+        <w:rPr>
+          <w:rFonts w:eastAsia="標楷體" w:hint="eastAsia"/>
+          <w:b/>
+          <w:bCs/>
+        </w:rPr>
+        <w:t>:</w:t>
+      </w:r>
+    </w:p>
+    <w:tbl>
+      <w:tblPr>
+        <w:tblStyle w:val="a5"/>
+        <w:tblW w:w="9940" w:type="dxa"/>
+        <w:tblInd w:w="120" w:type="dxa"/>
+        <w:tblLayout w:type="fixed"/>
+        <w:tblLook w:val="04A0" w:firstRow="1" w:lastRow="0" w:firstColumn="1" w:lastColumn="0" w:noHBand="0" w:noVBand="1"/>
+      </w:tblPr>
+      <w:tblGrid>
+        <w:gridCol w:w="2710"/>
+        <w:gridCol w:w="3402"/>
+        <w:gridCol w:w="3828"/>
+      </w:tblGrid>
+      <w:tr>
+        <w:tc>
+          <w:tcPr>
+            <w:tcW w:w="2710" w:type="dxa"/>
+            <w:shd w:val="clear" w:color="auto" w:fill="E8EEF5"/>
+            <w:tcMar>
+              <w:top w:w="80" w:type="dxa"/>
+              <w:left w:w="120" w:type="dxa"/>
+              <w:bottom w:w="80" w:type="dxa"/>
+              <w:right w:w="120" w:type="dxa"/>
+            </w:tcMar>
+            <w:vAlign w:val="center"/>
+          </w:tcPr>
+          <w:p>
+            <w:pPr>
+              <w:jc w:val="center"/>
+              <w:rPr>
+                <w:rFonts w:eastAsia="標楷體"/>
+                <w:sz w:val="20"/>
+                <w:szCs w:val="28"/>
+              </w:rPr>
+            </w:pPr>
+            <w:r>
+              <w:rPr>
+                <w:rFonts w:eastAsia="標楷體"/>
+                <w:b/>
+                <w:color w:val="1F4D78"/>
+                <w:sz w:val="20"/>
+                <w:szCs w:val="28"/>
+              </w:rPr>
+              <w:t xml:space="preserve">Fail </w:t>
+            </w:r>
+            <w:r>
+              <w:rPr>
+                <w:rFonts w:eastAsia="標楷體"/>
+                <w:b/>
+                <w:color w:val="1F4D78"/>
+                <w:sz w:val="20"/>
+                <w:szCs w:val="28"/>
+              </w:rPr>
+              <w:t>類型</w:t>
+            </w:r>
+          </w:p>
+        </w:tc>
+        <w:tc>
+          <w:tcPr>
+            <w:tcW w:w="3402" w:type="dxa"/>
+            <w:shd w:val="clear" w:color="auto" w:fill="E8EEF5"/>
+            <w:tcMar>
+              <w:top w:w="80" w:type="dxa"/>
+              <w:left w:w="120" w:type="dxa"/>
+              <w:bottom w:w="80" w:type="dxa"/>
+              <w:right w:w="120" w:type="dxa"/>
+            </w:tcMar>
+            <w:vAlign w:val="center"/>
+          </w:tcPr>
+          <w:p>
+            <w:pPr>
+              <w:jc w:val="center"/>
+              <w:rPr>
+                <w:rFonts w:eastAsia="標楷體"/>
+                <w:sz w:val="20"/>
+                <w:szCs w:val="28"/>
+              </w:rPr>
+            </w:pPr>
+            <w:r>
+              <w:rPr>
+                <w:rFonts w:eastAsia="標楷體"/>
+                <w:b/>
+                <w:color w:val="1F4D78"/>
+                <w:sz w:val="20"/>
+                <w:szCs w:val="28"/>
+              </w:rPr>
+              <w:t xml:space="preserve">Pattern </w:t>
+            </w:r>
+            <w:r>
+              <w:rPr>
+                <w:rFonts w:eastAsia="標楷體"/>
+                <w:b/>
+                <w:color w:val="1F4D78"/>
+                <w:sz w:val="20"/>
+                <w:szCs w:val="28"/>
+              </w:rPr>
+              <w:t>觸發條件</w:t>
+            </w:r>
+          </w:p>
+        </w:tc>
+        <w:tc>
+          <w:tcPr>
+            <w:tcW w:w="3828" w:type="dxa"/>
+            <w:shd w:val="clear" w:color="auto" w:fill="E8EEF5"/>
+            <w:tcMar>
+              <w:top w:w="80" w:type="dxa"/>
+              <w:left w:w="120" w:type="dxa"/>
+              <w:bottom w:w="80" w:type="dxa"/>
+              <w:right w:w="120" w:type="dxa"/>
+            </w:tcMar>
+            <w:vAlign w:val="center"/>
+          </w:tcPr>
+          <w:p>
+            <w:pPr>
+              <w:jc w:val="center"/>
+              <w:rPr>
+                <w:rFonts w:eastAsia="標楷體"/>
+                <w:sz w:val="20"/>
+                <w:szCs w:val="28"/>
+              </w:rPr>
+            </w:pPr>
+            <w:r>
+              <w:rPr>
+                <w:rFonts w:eastAsia="標楷體"/>
+                <w:b/>
+                <w:color w:val="1F4D78"/>
+                <w:sz w:val="20"/>
+                <w:szCs w:val="28"/>
+              </w:rPr>
+              <w:t>常見可能原因</w:t>
+            </w:r>
+          </w:p>
+        </w:tc>
+      </w:tr>
+      <w:tr>
+        <w:tc>
+          <w:tcPr>
+            <w:tcW w:w="2710" w:type="dxa"/>
+            <w:tcMar>
+              <w:top w:w="80" w:type="dxa"/>
+              <w:left w:w="120" w:type="dxa"/>
+              <w:bottom w:w="80" w:type="dxa"/>
+              <w:right w:w="120" w:type="dxa"/>
+            </w:tcMar>
+            <w:vAlign w:val="center"/>
+          </w:tcPr>
+          <w:p>
+            <w:pPr>
+              <w:rPr>
+                <w:rFonts w:eastAsia="標楷體"/>
+                <w:sz w:val="20"/>
+                <w:szCs w:val="28"/>
+              </w:rPr>
+            </w:pPr>
+            <w:r>
+              <w:rPr>
+                <w:rFonts w:eastAsia="標楷體"/>
+                <w:sz w:val="20"/>
+                <w:szCs w:val="28"/>
+              </w:rPr>
+              <w:t>Reset output is not zero</w:t>
+            </w:r>
+          </w:p>
+        </w:tc>
+        <w:tc>
+          <w:tcPr>
+            <w:tcW w:w="3402" w:type="dxa"/>
+            <w:tcMar>
+              <w:top w:w="80" w:type="dxa"/>
+              <w:left w:w="120" w:type="dxa"/>
+              <w:bottom w:w="80" w:type="dxa"/>
+              <w:right w:w="120" w:type="dxa"/>
+            </w:tcMar>
+            <w:vAlign w:val="center"/>
+          </w:tcPr>
+          <w:p>
+            <w:pPr>
+              <w:rPr>
+                <w:rFonts w:eastAsia="標楷體"/>
+                <w:sz w:val="20"/>
+                <w:szCs w:val="28"/>
+              </w:rPr>
+            </w:pPr>
+            <w:r>
+              <w:rPr>
+                <w:rFonts w:eastAsia="標楷體"/>
+                <w:sz w:val="20"/>
+                <w:szCs w:val="28"/>
+              </w:rPr>
+              <w:t xml:space="preserve">reset_task </w:t>
+            </w:r>
+            <w:r>
+              <w:rPr>
+                <w:rFonts w:eastAsia="標楷體"/>
+                <w:sz w:val="20"/>
+                <w:szCs w:val="28"/>
+              </w:rPr>
+              <w:t>拉低</w:t>
+            </w:r>
+            <w:r>
+              <w:rPr>
+                <w:rFonts w:eastAsia="標楷體"/>
+                <w:sz w:val="20"/>
+                <w:szCs w:val="28"/>
+              </w:rPr>
+              <w:t xml:space="preserve"> rst_n </w:t>
+            </w:r>
+            <w:r>
+              <w:rPr>
+                <w:rFonts w:eastAsia="標楷體"/>
+                <w:sz w:val="20"/>
+                <w:szCs w:val="28"/>
+              </w:rPr>
+              <w:t>後，若</w:t>
+            </w:r>
+            <w:r>
+              <w:rPr>
+                <w:rFonts w:eastAsia="標楷體"/>
+                <w:sz w:val="20"/>
+                <w:szCs w:val="28"/>
+              </w:rPr>
+              <w:t xml:space="preserve"> out_valid </w:t>
+            </w:r>
+            <w:r>
+              <w:rPr>
+                <w:rFonts w:eastAsia="標楷體"/>
+                <w:sz w:val="20"/>
+                <w:szCs w:val="28"/>
+              </w:rPr>
+              <w:t>不是</w:t>
+            </w:r>
+            <w:r>
+              <w:rPr>
+                <w:rFonts w:eastAsia="標楷體"/>
+                <w:sz w:val="20"/>
+                <w:szCs w:val="28"/>
+              </w:rPr>
+              <w:t xml:space="preserve"> 0 </w:t>
+            </w:r>
+            <w:r>
+              <w:rPr>
+                <w:rFonts w:eastAsia="標楷體"/>
+                <w:sz w:val="20"/>
+                <w:szCs w:val="28"/>
+              </w:rPr>
+              <w:t>或</w:t>
+            </w:r>
+            <w:r>
+              <w:rPr>
+                <w:rFonts w:eastAsia="標楷體"/>
+                <w:sz w:val="20"/>
+                <w:szCs w:val="28"/>
+              </w:rPr>
+              <w:t xml:space="preserve"> out_data </w:t>
+            </w:r>
+            <w:r>
+              <w:rPr>
+                <w:rFonts w:eastAsia="標楷體"/>
+                <w:sz w:val="20"/>
+                <w:szCs w:val="28"/>
+              </w:rPr>
+              <w:t>不是</w:t>
+            </w:r>
+            <w:r>
+              <w:rPr>
+                <w:rFonts w:eastAsia="標楷體"/>
+                <w:sz w:val="20"/>
+                <w:szCs w:val="28"/>
+              </w:rPr>
+              <w:t xml:space="preserve"> 0</w:t>
+            </w:r>
+            <w:r>
+              <w:rPr>
+                <w:rFonts w:eastAsia="標楷體"/>
+                <w:sz w:val="20"/>
+                <w:szCs w:val="28"/>
+              </w:rPr>
+              <w:t>，立刻</w:t>
+            </w:r>
+            <w:r>
+              <w:rPr>
+                <w:rFonts w:eastAsia="標楷體"/>
+                <w:sz w:val="20"/>
+                <w:szCs w:val="28"/>
+              </w:rPr>
+              <w:t xml:space="preserve"> fail</w:t>
+            </w:r>
+            <w:r>
+              <w:rPr>
+                <w:rFonts w:eastAsia="標楷體"/>
+                <w:sz w:val="20"/>
+                <w:szCs w:val="28"/>
+              </w:rPr>
+              <w:t>。</w:t>
+            </w:r>
+          </w:p>
+        </w:tc>
+        <w:tc>
+          <w:tcPr>
+            <w:tcW w:w="3828" w:type="dxa"/>
+            <w:tcMar>
+              <w:top w:w="80" w:type="dxa"/>
+              <w:left w:w="120" w:type="dxa"/>
+              <w:bottom w:w="80" w:type="dxa"/>
+              <w:right w:w="120" w:type="dxa"/>
+            </w:tcMar>
+            <w:vAlign w:val="center"/>
+          </w:tcPr>
+          <w:p>
+            <w:pPr>
+              <w:rPr>
+                <w:rFonts w:eastAsia="標楷體"/>
+                <w:sz w:val="20"/>
+                <w:szCs w:val="28"/>
+              </w:rPr>
+            </w:pPr>
+            <w:r>
+              <w:rPr>
+                <w:rFonts w:eastAsia="標楷體"/>
+                <w:sz w:val="20"/>
+                <w:szCs w:val="28"/>
+              </w:rPr>
+              <w:t xml:space="preserve">reset </w:t>
+            </w:r>
+            <w:r>
+              <w:rPr>
+                <w:rFonts w:eastAsia="標楷體"/>
+                <w:sz w:val="20"/>
+                <w:szCs w:val="28"/>
+              </w:rPr>
+              <w:t>沒清</w:t>
+            </w:r>
+            <w:r>
+              <w:rPr>
+                <w:rFonts w:eastAsia="標楷體"/>
+                <w:sz w:val="20"/>
+                <w:szCs w:val="28"/>
+              </w:rPr>
+              <w:t xml:space="preserve"> output register</w:t>
+            </w:r>
+            <w:r>
+              <w:rPr>
+                <w:rFonts w:eastAsia="標楷體"/>
+                <w:sz w:val="20"/>
+                <w:szCs w:val="28"/>
+              </w:rPr>
+              <w:t>、</w:t>
+            </w:r>
+            <w:r>
+              <w:rPr>
+                <w:rFonts w:eastAsia="標楷體"/>
+                <w:sz w:val="20"/>
+                <w:szCs w:val="28"/>
+              </w:rPr>
+              <w:t xml:space="preserve">out_valid reset value </w:t>
+            </w:r>
+            <w:r>
+              <w:rPr>
+                <w:rFonts w:eastAsia="標楷體"/>
+                <w:sz w:val="20"/>
+                <w:szCs w:val="28"/>
+              </w:rPr>
+              <w:t>錯、</w:t>
+            </w:r>
+            <w:r>
+              <w:rPr>
+                <w:rFonts w:eastAsia="標楷體"/>
+                <w:sz w:val="20"/>
+                <w:szCs w:val="28"/>
+              </w:rPr>
+              <w:t xml:space="preserve">combinational output </w:t>
+            </w:r>
+            <w:r>
+              <w:rPr>
+                <w:rFonts w:eastAsia="標楷體"/>
+                <w:sz w:val="20"/>
+                <w:szCs w:val="28"/>
+              </w:rPr>
+              <w:t>沒被</w:t>
+            </w:r>
+            <w:r>
+              <w:rPr>
+                <w:rFonts w:eastAsia="標楷體"/>
+                <w:sz w:val="20"/>
+                <w:szCs w:val="28"/>
+              </w:rPr>
+              <w:t xml:space="preserve"> reset guard</w:t>
+            </w:r>
+            <w:r>
+              <w:rPr>
+                <w:rFonts w:eastAsia="標楷體"/>
+                <w:sz w:val="20"/>
+                <w:szCs w:val="28"/>
+              </w:rPr>
+              <w:t>。</w:t>
+            </w:r>
+          </w:p>
+        </w:tc>
+      </w:tr>
+      <w:tr>
+        <w:tc>
+          <w:tcPr>
+            <w:tcW w:w="2710" w:type="dxa"/>
+            <w:tcMar>
+              <w:top w:w="80" w:type="dxa"/>
+              <w:left w:w="120" w:type="dxa"/>
+              <w:bottom w:w="80" w:type="dxa"/>
+              <w:right w:w="120" w:type="dxa"/>
+            </w:tcMar>
+            <w:vAlign w:val="center"/>
+          </w:tcPr>
+          <w:p>
+            <w:pPr>
+              <w:rPr>
+                <w:rFonts w:eastAsia="標楷體"/>
+                <w:sz w:val="20"/>
+                <w:szCs w:val="28"/>
+              </w:rPr>
+            </w:pPr>
+            <w:r>
+              <w:rPr>
+                <w:rFonts w:eastAsia="標楷體"/>
+                <w:sz w:val="20"/>
+                <w:szCs w:val="28"/>
+              </w:rPr>
+              <w:t>Timeout waiting first output</w:t>
+            </w:r>
+          </w:p>
+        </w:tc>
+        <w:tc>
+          <w:tcPr>
+            <w:tcW w:w="3402" w:type="dxa"/>
+            <w:tcMar>
+              <w:top w:w="80" w:type="dxa"/>
+              <w:left w:w="120" w:type="dxa"/>
+              <w:bottom w:w="80" w:type="dxa"/>
+              <w:right w:w="120" w:type="dxa"/>
+            </w:tcMar>
+            <w:vAlign w:val="center"/>
+          </w:tcPr>
+          <w:p>
+            <w:pPr>
+              <w:rPr>
+                <w:rFonts w:eastAsia="標楷體"/>
+                <w:sz w:val="20"/>
+                <w:szCs w:val="28"/>
+              </w:rPr>
+            </w:pPr>
+            <w:r>
+              <w:rPr>
+                <w:rFonts w:eastAsia="標楷體"/>
+                <w:sz w:val="20"/>
+                <w:szCs w:val="28"/>
+              </w:rPr>
+              <w:t xml:space="preserve">send_op_set_task </w:t>
+            </w:r>
+            <w:r>
+              <w:rPr>
+                <w:rFonts w:eastAsia="標楷體"/>
+                <w:sz w:val="20"/>
+                <w:szCs w:val="28"/>
+              </w:rPr>
+              <w:t>結束、</w:t>
+            </w:r>
+            <w:r>
+              <w:rPr>
+                <w:rFonts w:eastAsia="標楷體"/>
+                <w:sz w:val="20"/>
+                <w:szCs w:val="28"/>
+              </w:rPr>
+              <w:t xml:space="preserve">in_valid </w:t>
+            </w:r>
+            <w:r>
+              <w:rPr>
+                <w:rFonts w:eastAsia="標楷體"/>
+                <w:sz w:val="20"/>
+                <w:szCs w:val="28"/>
+              </w:rPr>
+              <w:t>拉低後，第一筆</w:t>
+            </w:r>
+            <w:r>
+              <w:rPr>
+                <w:rFonts w:eastAsia="標楷體"/>
+                <w:sz w:val="20"/>
+                <w:szCs w:val="28"/>
+              </w:rPr>
+              <w:t xml:space="preserve"> out_valid </w:t>
+            </w:r>
+            <w:r>
+              <w:rPr>
+                <w:rFonts w:eastAsia="標楷體"/>
+                <w:sz w:val="20"/>
+                <w:szCs w:val="28"/>
+              </w:rPr>
+              <w:t>超過</w:t>
+            </w:r>
+            <w:r>
+              <w:rPr>
+                <w:rFonts w:eastAsia="標楷體"/>
+                <w:sz w:val="20"/>
+                <w:szCs w:val="28"/>
+              </w:rPr>
+              <w:t xml:space="preserve"> MAX_WAIT=10000 cycles </w:t>
+            </w:r>
+            <w:r>
+              <w:rPr>
+                <w:rFonts w:eastAsia="標楷體"/>
+                <w:sz w:val="20"/>
+                <w:szCs w:val="28"/>
+              </w:rPr>
+              <w:t>仍未出現。</w:t>
+            </w:r>
+          </w:p>
+        </w:tc>
+        <w:tc>
+          <w:tcPr>
+            <w:tcW w:w="3828" w:type="dxa"/>
+            <w:tcMar>
+              <w:top w:w="80" w:type="dxa"/>
+              <w:left w:w="120" w:type="dxa"/>
+              <w:bottom w:w="80" w:type="dxa"/>
+              <w:right w:w="120" w:type="dxa"/>
+            </w:tcMar>
+            <w:vAlign w:val="center"/>
+          </w:tcPr>
+          <w:p>
+            <w:pPr>
+              <w:rPr>
+                <w:rFonts w:eastAsia="標楷體"/>
+                <w:sz w:val="20"/>
+                <w:szCs w:val="28"/>
+              </w:rPr>
+            </w:pPr>
+            <w:r>
+              <w:rPr>
+                <w:rFonts w:eastAsia="標楷體"/>
+                <w:sz w:val="20"/>
+                <w:szCs w:val="28"/>
+              </w:rPr>
+              <w:t xml:space="preserve">FSM </w:t>
+            </w:r>
+            <w:r>
+              <w:rPr>
+                <w:rFonts w:eastAsia="標楷體"/>
+                <w:sz w:val="20"/>
+                <w:szCs w:val="28"/>
+              </w:rPr>
+              <w:t>卡住、</w:t>
+            </w:r>
+            <w:r>
+              <w:rPr>
+                <w:rFonts w:eastAsia="標楷體"/>
+                <w:sz w:val="20"/>
+                <w:szCs w:val="28"/>
+              </w:rPr>
+              <w:t xml:space="preserve">latency </w:t>
+            </w:r>
+            <w:r>
+              <w:rPr>
+                <w:rFonts w:eastAsia="標楷體"/>
+                <w:sz w:val="20"/>
+                <w:szCs w:val="28"/>
+              </w:rPr>
+              <w:t>太長、</w:t>
+            </w:r>
+            <w:r>
+              <w:rPr>
+                <w:rFonts w:eastAsia="標楷體"/>
+                <w:sz w:val="20"/>
+                <w:szCs w:val="28"/>
+              </w:rPr>
+              <w:t xml:space="preserve">in_valid/param handshake </w:t>
+            </w:r>
+            <w:r>
+              <w:rPr>
+                <w:rFonts w:eastAsia="標楷體"/>
+                <w:sz w:val="20"/>
+                <w:szCs w:val="28"/>
+              </w:rPr>
+              <w:t>沒吃到、</w:t>
+            </w:r>
+            <w:r>
+              <w:rPr>
+                <w:rFonts w:eastAsia="標楷體"/>
+                <w:sz w:val="20"/>
+                <w:szCs w:val="28"/>
+              </w:rPr>
+              <w:t xml:space="preserve">mem_set </w:t>
+            </w:r>
+            <w:r>
+              <w:rPr>
+                <w:rFonts w:eastAsia="標楷體"/>
+                <w:sz w:val="20"/>
+                <w:szCs w:val="28"/>
+              </w:rPr>
+              <w:t>或</w:t>
+            </w:r>
+            <w:r>
+              <w:rPr>
+                <w:rFonts w:eastAsia="標楷體"/>
+                <w:sz w:val="20"/>
+                <w:szCs w:val="28"/>
+              </w:rPr>
+              <w:t xml:space="preserve"> RAM ready </w:t>
+            </w:r>
+            <w:r>
+              <w:rPr>
+                <w:rFonts w:eastAsia="標楷體"/>
+                <w:sz w:val="20"/>
+                <w:szCs w:val="28"/>
+              </w:rPr>
+              <w:t>狀態處理錯。</w:t>
+            </w:r>
+          </w:p>
+        </w:tc>
+      </w:tr>
+      <w:tr>
+        <w:tc>
+          <w:tcPr>
+            <w:tcW w:w="2710" w:type="dxa"/>
+            <w:tcMar>
+              <w:top w:w="80" w:type="dxa"/>
+              <w:left w:w="120" w:type="dxa"/>
+              <w:bottom w:w="80" w:type="dxa"/>
+              <w:right w:w="120" w:type="dxa"/>
+            </w:tcMar>
+            <w:vAlign w:val="center"/>
+          </w:tcPr>
+          <w:p>
+            <w:pPr>
+              <w:rPr>
+                <w:rFonts w:eastAsia="標楷體"/>
+                <w:sz w:val="20"/>
+                <w:szCs w:val="28"/>
+              </w:rPr>
+            </w:pPr>
+            <w:r>
+              <w:rPr>
+                <w:rFonts w:eastAsia="標楷體"/>
+                <w:sz w:val="20"/>
+                <w:szCs w:val="28"/>
+              </w:rPr>
+              <w:t>Timeout waiting next output</w:t>
+            </w:r>
+          </w:p>
+        </w:tc>
+        <w:tc>
+          <w:tcPr>
+            <w:tcW w:w="3402" w:type="dxa"/>
+            <w:tcMar>
+              <w:top w:w="80" w:type="dxa"/>
+              <w:left w:w="120" w:type="dxa"/>
+              <w:bottom w:w="80" w:type="dxa"/>
+              <w:right w:w="120" w:type="dxa"/>
+            </w:tcMar>
+            <w:vAlign w:val="center"/>
+          </w:tcPr>
+          <w:p>
+            <w:pPr>
+              <w:rPr>
+                <w:rFonts w:eastAsia="標楷體"/>
+                <w:sz w:val="20"/>
+                <w:szCs w:val="28"/>
+              </w:rPr>
+            </w:pPr>
+            <w:r>
+              <w:rPr>
+                <w:rFonts w:eastAsia="標楷體"/>
+                <w:sz w:val="20"/>
+                <w:szCs w:val="28"/>
+              </w:rPr>
+              <w:t>第</w:t>
+            </w:r>
+            <w:r>
+              <w:rPr>
+                <w:rFonts w:eastAsia="標楷體"/>
+                <w:sz w:val="20"/>
+                <w:szCs w:val="28"/>
+              </w:rPr>
+              <w:t xml:space="preserve"> 1~255 </w:t>
+            </w:r>
+            <w:r>
+              <w:rPr>
+                <w:rFonts w:eastAsia="標楷體"/>
+                <w:sz w:val="20"/>
+                <w:szCs w:val="28"/>
+              </w:rPr>
+              <w:t>筆</w:t>
+            </w:r>
+            <w:r>
+              <w:rPr>
+                <w:rFonts w:eastAsia="標楷體"/>
+                <w:sz w:val="20"/>
+                <w:szCs w:val="28"/>
+              </w:rPr>
+              <w:t xml:space="preserve"> output </w:t>
+            </w:r>
+            <w:r>
+              <w:rPr>
+                <w:rFonts w:eastAsia="標楷體"/>
+                <w:sz w:val="20"/>
+                <w:szCs w:val="28"/>
+              </w:rPr>
+              <w:t>中途斷掉，且等待超過</w:t>
+            </w:r>
+            <w:r>
+              <w:rPr>
+                <w:rFonts w:eastAsia="標楷體"/>
+                <w:sz w:val="20"/>
+                <w:szCs w:val="28"/>
+              </w:rPr>
+              <w:t xml:space="preserve"> MAX_WAIT</w:t>
+            </w:r>
+            <w:r>
+              <w:rPr>
+                <w:rFonts w:eastAsia="標楷體"/>
+                <w:sz w:val="20"/>
+                <w:szCs w:val="28"/>
+              </w:rPr>
+              <w:t>。</w:t>
+            </w:r>
+          </w:p>
+        </w:tc>
+        <w:tc>
+          <w:tcPr>
+            <w:tcW w:w="3828" w:type="dxa"/>
+            <w:tcMar>
+              <w:top w:w="80" w:type="dxa"/>
+              <w:left w:w="120" w:type="dxa"/>
+              <w:bottom w:w="80" w:type="dxa"/>
+              <w:right w:w="120" w:type="dxa"/>
+            </w:tcMar>
+            <w:vAlign w:val="center"/>
+          </w:tcPr>
+          <w:p>
+            <w:pPr>
+              <w:rPr>
+                <w:rFonts w:eastAsia="標楷體"/>
+                <w:sz w:val="20"/>
+                <w:szCs w:val="28"/>
+              </w:rPr>
+            </w:pPr>
+            <w:r>
+              <w:rPr>
+                <w:rFonts w:eastAsia="標楷體"/>
+                <w:sz w:val="20"/>
+                <w:szCs w:val="28"/>
+              </w:rPr>
+              <w:t xml:space="preserve">burst output </w:t>
+            </w:r>
+            <w:r>
+              <w:rPr>
+                <w:rFonts w:eastAsia="標楷體"/>
+                <w:sz w:val="20"/>
+                <w:szCs w:val="28"/>
+              </w:rPr>
+              <w:t>不連續、</w:t>
+            </w:r>
+            <w:r>
+              <w:rPr>
+                <w:rFonts w:eastAsia="標楷體"/>
+                <w:sz w:val="20"/>
+                <w:szCs w:val="28"/>
+              </w:rPr>
+              <w:t xml:space="preserve">address counter </w:t>
+            </w:r>
+            <w:r>
+              <w:rPr>
+                <w:rFonts w:eastAsia="標楷體"/>
+                <w:sz w:val="20"/>
+                <w:szCs w:val="28"/>
+              </w:rPr>
+              <w:t>卡住、</w:t>
+            </w:r>
+            <w:r>
+              <w:rPr>
+                <w:rFonts w:eastAsia="標楷體"/>
+                <w:sz w:val="20"/>
+                <w:szCs w:val="28"/>
+              </w:rPr>
+              <w:t xml:space="preserve">out_valid </w:t>
+            </w:r>
+            <w:r>
+              <w:rPr>
+                <w:rFonts w:eastAsia="標楷體"/>
+                <w:sz w:val="20"/>
+                <w:szCs w:val="28"/>
+              </w:rPr>
+              <w:t>產生邏輯只吐部分資料。</w:t>
+            </w:r>
+          </w:p>
+        </w:tc>
+      </w:tr>
+      <w:tr>
+        <w:tc>
+          <w:tcPr>
+            <w:tcW w:w="2710" w:type="dxa"/>
+            <w:tcMar>
+              <w:top w:w="80" w:type="dxa"/>
+              <w:left w:w="120" w:type="dxa"/>
+              <w:bottom w:w="80" w:type="dxa"/>
+              <w:right w:w="120" w:type="dxa"/>
+            </w:tcMar>
+            <w:vAlign w:val="center"/>
+          </w:tcPr>
+          <w:p>
+            <w:pPr>
+              <w:rPr>
+                <w:rFonts w:eastAsia="標楷體"/>
+                <w:sz w:val="20"/>
+                <w:szCs w:val="28"/>
+              </w:rPr>
+            </w:pPr>
+            <w:r>
+              <w:rPr>
+                <w:rFonts w:eastAsia="標楷體"/>
+                <w:sz w:val="20"/>
+                <w:szCs w:val="28"/>
+              </w:rPr>
+              <w:t>Output mismatch</w:t>
+            </w:r>
+          </w:p>
+        </w:tc>
+        <w:tc>
+          <w:tcPr>
+            <w:tcW w:w="3402" w:type="dxa"/>
+            <w:tcMar>
+              <w:top w:w="80" w:type="dxa"/>
+              <w:left w:w="120" w:type="dxa"/>
+              <w:bottom w:w="80" w:type="dxa"/>
+              <w:right w:w="120" w:type="dxa"/>
+            </w:tcMar>
+            <w:vAlign w:val="center"/>
+          </w:tcPr>
+          <w:p>
+            <w:pPr>
+              <w:rPr>
+                <w:rFonts w:eastAsia="標楷體"/>
+                <w:sz w:val="20"/>
+                <w:szCs w:val="28"/>
+              </w:rPr>
+            </w:pPr>
+            <w:r>
+              <w:rPr>
+                <w:rFonts w:eastAsia="標楷體"/>
+                <w:sz w:val="20"/>
+                <w:szCs w:val="28"/>
+              </w:rPr>
+              <w:t>任一</w:t>
+            </w:r>
+            <w:r>
+              <w:rPr>
+                <w:rFonts w:eastAsia="標楷體"/>
+                <w:sz w:val="20"/>
+                <w:szCs w:val="28"/>
+              </w:rPr>
+              <w:t xml:space="preserve"> address </w:t>
+            </w:r>
+            <w:r>
+              <w:rPr>
+                <w:rFonts w:eastAsia="標楷體"/>
+                <w:sz w:val="20"/>
+                <w:szCs w:val="28"/>
+              </w:rPr>
+              <w:t>的</w:t>
+            </w:r>
+            <w:r>
+              <w:rPr>
+                <w:rFonts w:eastAsia="標楷體"/>
+                <w:sz w:val="20"/>
+                <w:szCs w:val="28"/>
+              </w:rPr>
+              <w:t xml:space="preserve"> out_data </w:t>
+            </w:r>
+            <w:r>
+              <w:rPr>
+                <w:rFonts w:eastAsia="標楷體"/>
+                <w:sz w:val="20"/>
+                <w:szCs w:val="28"/>
+              </w:rPr>
+              <w:t>不等於</w:t>
+            </w:r>
+            <w:r>
+              <w:rPr>
+                <w:rFonts w:eastAsia="標楷體"/>
+                <w:sz w:val="20"/>
+                <w:szCs w:val="28"/>
+              </w:rPr>
+              <w:t xml:space="preserve"> golden_out[address]</w:t>
+            </w:r>
+            <w:r>
+              <w:rPr>
+                <w:rFonts w:eastAsia="標楷體"/>
+                <w:sz w:val="20"/>
+                <w:szCs w:val="28"/>
+              </w:rPr>
+              <w:t>，即該</w:t>
+            </w:r>
+            <w:r>
+              <w:rPr>
+                <w:rFonts w:eastAsia="標楷體"/>
+                <w:sz w:val="20"/>
+                <w:szCs w:val="28"/>
+              </w:rPr>
+              <w:t xml:space="preserve"> address </w:t>
+            </w:r>
+            <w:r>
+              <w:rPr>
+                <w:rFonts w:eastAsia="標楷體"/>
+                <w:sz w:val="20"/>
+                <w:szCs w:val="28"/>
+              </w:rPr>
+              <w:t>第</w:t>
+            </w:r>
+            <w:r>
+              <w:rPr>
+                <w:rFonts w:eastAsia="標楷體"/>
+                <w:sz w:val="20"/>
+                <w:szCs w:val="28"/>
+              </w:rPr>
+              <w:t xml:space="preserve"> 7 row </w:t>
+            </w:r>
+            <w:r>
+              <w:rPr>
+                <w:rFonts w:eastAsia="標楷體"/>
+                <w:sz w:val="20"/>
+                <w:szCs w:val="28"/>
+              </w:rPr>
+              <w:t>打包成的</w:t>
+            </w:r>
+            <w:r>
+              <w:rPr>
+                <w:rFonts w:eastAsia="標楷體"/>
+                <w:sz w:val="20"/>
+                <w:szCs w:val="28"/>
+              </w:rPr>
+              <w:t xml:space="preserve"> 32-bit last token</w:t>
+            </w:r>
+            <w:r>
+              <w:rPr>
+                <w:rFonts w:eastAsia="標楷體"/>
+                <w:sz w:val="20"/>
+                <w:szCs w:val="28"/>
+              </w:rPr>
+              <w:t>。</w:t>
+            </w:r>
+          </w:p>
+        </w:tc>
+        <w:tc>
+          <w:tcPr>
+            <w:tcW w:w="3828" w:type="dxa"/>
+            <w:tcMar>
+              <w:top w:w="80" w:type="dxa"/>
+              <w:left w:w="120" w:type="dxa"/>
+              <w:bottom w:w="80" w:type="dxa"/>
+              <w:right w:w="120" w:type="dxa"/>
+            </w:tcMar>
+            <w:vAlign w:val="center"/>
+          </w:tcPr>
+          <w:p>
+            <w:pPr>
+              <w:rPr>
+                <w:rFonts w:eastAsia="標楷體"/>
+                <w:sz w:val="20"/>
+                <w:szCs w:val="28"/>
+              </w:rPr>
+            </w:pPr>
+            <w:r>
+              <w:rPr>
+                <w:rFonts w:eastAsia="標楷體"/>
+                <w:sz w:val="20"/>
+                <w:szCs w:val="28"/>
+              </w:rPr>
+              <w:t xml:space="preserve">OP </w:t>
+            </w:r>
+            <w:r>
+              <w:rPr>
+                <w:rFonts w:eastAsia="標楷體"/>
+                <w:sz w:val="20"/>
+                <w:szCs w:val="28"/>
+              </w:rPr>
+              <w:t>運算、</w:t>
+            </w:r>
+            <w:r>
+              <w:rPr>
+                <w:rFonts w:eastAsia="標楷體"/>
+                <w:sz w:val="20"/>
+                <w:szCs w:val="28"/>
+              </w:rPr>
+              <w:t>activation threshold</w:t>
+            </w:r>
+            <w:r>
+              <w:rPr>
+                <w:rFonts w:eastAsia="標楷體"/>
+                <w:sz w:val="20"/>
+                <w:szCs w:val="28"/>
+              </w:rPr>
+              <w:t>、</w:t>
+            </w:r>
+            <w:r>
+              <w:rPr>
+                <w:rFonts w:eastAsia="標楷體"/>
+                <w:sz w:val="20"/>
+                <w:szCs w:val="28"/>
+              </w:rPr>
+              <w:t>PoT quantization</w:t>
+            </w:r>
+            <w:r>
+              <w:rPr>
+                <w:rFonts w:eastAsia="標楷體"/>
+                <w:sz w:val="20"/>
+                <w:szCs w:val="28"/>
+              </w:rPr>
+              <w:t>、</w:t>
+            </w:r>
+            <w:r>
+              <w:rPr>
+                <w:rFonts w:eastAsia="標楷體"/>
+                <w:sz w:val="20"/>
+                <w:szCs w:val="28"/>
+              </w:rPr>
+              <w:t>signed 4-bit pack/unpack</w:t>
+            </w:r>
+            <w:r>
+              <w:rPr>
+                <w:rFonts w:eastAsia="標楷體"/>
+                <w:sz w:val="20"/>
+                <w:szCs w:val="28"/>
+              </w:rPr>
+              <w:t>、</w:t>
+            </w:r>
+            <w:r>
+              <w:rPr>
+                <w:rFonts w:eastAsia="標楷體"/>
+                <w:sz w:val="20"/>
+                <w:szCs w:val="28"/>
+              </w:rPr>
+              <w:t xml:space="preserve">Q/K/V </w:t>
+            </w:r>
+            <w:r>
+              <w:rPr>
+                <w:rFonts w:eastAsia="標楷體"/>
+                <w:sz w:val="20"/>
+                <w:szCs w:val="28"/>
+              </w:rPr>
+              <w:t>順序或</w:t>
+            </w:r>
+            <w:r>
+              <w:rPr>
+                <w:rFonts w:eastAsia="標楷體"/>
+                <w:sz w:val="20"/>
+                <w:szCs w:val="28"/>
+              </w:rPr>
+              <w:t xml:space="preserve"> MHA head split </w:t>
+            </w:r>
+            <w:r>
+              <w:rPr>
+                <w:rFonts w:eastAsia="標楷體"/>
+                <w:sz w:val="20"/>
+                <w:szCs w:val="28"/>
+              </w:rPr>
+              <w:t>有錯。</w:t>
+            </w:r>
+          </w:p>
+        </w:tc>
+      </w:tr>
+      <w:tr>
+        <w:tc>
+          <w:tcPr>
+            <w:tcW w:w="2710" w:type="dxa"/>
+            <w:tcMar>
+              <w:top w:w="80" w:type="dxa"/>
+              <w:left w:w="120" w:type="dxa"/>
+              <w:bottom w:w="80" w:type="dxa"/>
+              <w:right w:w="120" w:type="dxa"/>
+            </w:tcMar>
+            <w:vAlign w:val="center"/>
+          </w:tcPr>
+          <w:p>
+            <w:pPr>
+              <w:rPr>
+                <w:rFonts w:eastAsia="標楷體"/>
+                <w:sz w:val="20"/>
+                <w:szCs w:val="28"/>
+              </w:rPr>
+            </w:pPr>
+            <w:r>
+              <w:rPr>
+                <w:rFonts w:eastAsia="標楷體"/>
+                <w:sz w:val="20"/>
+                <w:szCs w:val="28"/>
+              </w:rPr>
+              <w:t>Extra out_valid after 256 outputs</w:t>
+            </w:r>
+          </w:p>
+        </w:tc>
+        <w:tc>
+          <w:tcPr>
+            <w:tcW w:w="3402" w:type="dxa"/>
+            <w:tcMar>
+              <w:top w:w="80" w:type="dxa"/>
+              <w:left w:w="120" w:type="dxa"/>
+              <w:bottom w:w="80" w:type="dxa"/>
+              <w:right w:w="120" w:type="dxa"/>
+            </w:tcMar>
+            <w:vAlign w:val="center"/>
+          </w:tcPr>
+          <w:p>
+            <w:pPr>
+              <w:rPr>
+                <w:rFonts w:eastAsia="標楷體"/>
+                <w:sz w:val="20"/>
+                <w:szCs w:val="28"/>
+              </w:rPr>
+            </w:pPr>
+            <w:r>
+              <w:rPr>
+                <w:rFonts w:eastAsia="標楷體"/>
+                <w:sz w:val="20"/>
+                <w:szCs w:val="28"/>
+              </w:rPr>
+              <w:t>每個</w:t>
+            </w:r>
+            <w:r>
+              <w:rPr>
+                <w:rFonts w:eastAsia="標楷體"/>
+                <w:sz w:val="20"/>
+                <w:szCs w:val="28"/>
+              </w:rPr>
+              <w:t xml:space="preserve"> op set </w:t>
+            </w:r>
+            <w:r>
+              <w:rPr>
+                <w:rFonts w:eastAsia="標楷體"/>
+                <w:sz w:val="20"/>
+                <w:szCs w:val="28"/>
+              </w:rPr>
+              <w:t>收滿</w:t>
+            </w:r>
+            <w:r>
+              <w:rPr>
+                <w:rFonts w:eastAsia="標楷體"/>
+                <w:sz w:val="20"/>
+                <w:szCs w:val="28"/>
+              </w:rPr>
+              <w:t xml:space="preserve"> 256 </w:t>
+            </w:r>
+            <w:r>
+              <w:rPr>
+                <w:rFonts w:eastAsia="標楷體"/>
+                <w:sz w:val="20"/>
+                <w:szCs w:val="28"/>
+              </w:rPr>
+              <w:t>筆後，下一個檢查點</w:t>
+            </w:r>
+            <w:r>
+              <w:rPr>
+                <w:rFonts w:eastAsia="標楷體"/>
+                <w:sz w:val="20"/>
+                <w:szCs w:val="28"/>
+              </w:rPr>
+              <w:t xml:space="preserve"> out_valid </w:t>
+            </w:r>
+            <w:r>
+              <w:rPr>
+                <w:rFonts w:eastAsia="標楷體"/>
+                <w:sz w:val="20"/>
+                <w:szCs w:val="28"/>
+              </w:rPr>
+              <w:t>仍為</w:t>
+            </w:r>
+            <w:r>
+              <w:rPr>
+                <w:rFonts w:eastAsia="標楷體"/>
+                <w:sz w:val="20"/>
+                <w:szCs w:val="28"/>
+              </w:rPr>
+              <w:t xml:space="preserve"> 1</w:t>
+            </w:r>
+            <w:r>
+              <w:rPr>
+                <w:rFonts w:eastAsia="標楷體"/>
+                <w:sz w:val="20"/>
+                <w:szCs w:val="28"/>
+              </w:rPr>
+              <w:t>。</w:t>
+            </w:r>
+          </w:p>
+        </w:tc>
+        <w:tc>
+          <w:tcPr>
+            <w:tcW w:w="3828" w:type="dxa"/>
+            <w:tcMar>
+              <w:top w:w="80" w:type="dxa"/>
+              <w:left w:w="120" w:type="dxa"/>
+              <w:bottom w:w="80" w:type="dxa"/>
+              <w:right w:w="120" w:type="dxa"/>
+            </w:tcMar>
+            <w:vAlign w:val="center"/>
+          </w:tcPr>
+          <w:p>
+            <w:pPr>
+              <w:rPr>
+                <w:rFonts w:eastAsia="標楷體"/>
+                <w:sz w:val="20"/>
+                <w:szCs w:val="28"/>
+              </w:rPr>
+            </w:pPr>
+            <w:r>
+              <w:rPr>
+                <w:rFonts w:eastAsia="標楷體"/>
+                <w:sz w:val="20"/>
+                <w:szCs w:val="28"/>
+              </w:rPr>
+              <w:t>輸出數量超過</w:t>
+            </w:r>
+            <w:r>
+              <w:rPr>
+                <w:rFonts w:eastAsia="標楷體"/>
+                <w:sz w:val="20"/>
+                <w:szCs w:val="28"/>
+              </w:rPr>
+              <w:t xml:space="preserve"> RAM_DEPTH</w:t>
+            </w:r>
+            <w:r>
+              <w:rPr>
+                <w:rFonts w:eastAsia="標楷體"/>
+                <w:sz w:val="20"/>
+                <w:szCs w:val="28"/>
+              </w:rPr>
+              <w:t>、</w:t>
+            </w:r>
+            <w:r>
+              <w:rPr>
+                <w:rFonts w:eastAsia="標楷體"/>
+                <w:sz w:val="20"/>
+                <w:szCs w:val="28"/>
+              </w:rPr>
+              <w:t xml:space="preserve">counter terminal condition </w:t>
+            </w:r>
+            <w:r>
+              <w:rPr>
+                <w:rFonts w:eastAsia="標楷體"/>
+                <w:sz w:val="20"/>
+                <w:szCs w:val="28"/>
+              </w:rPr>
+              <w:t>錯、</w:t>
+            </w:r>
+            <w:r>
+              <w:rPr>
+                <w:rFonts w:eastAsia="標楷體"/>
+                <w:sz w:val="20"/>
+                <w:szCs w:val="28"/>
+              </w:rPr>
+              <w:t xml:space="preserve">out_valid </w:t>
+            </w:r>
+            <w:r>
+              <w:rPr>
+                <w:rFonts w:eastAsia="標楷體"/>
+                <w:sz w:val="20"/>
+                <w:szCs w:val="28"/>
+              </w:rPr>
+              <w:t>沒即時拉低。</w:t>
+            </w:r>
+          </w:p>
+        </w:tc>
+      </w:tr>
+    </w:tbl>
+    <w:p>
+      <w:pPr>
+        <w:rPr>
+          <w:rFonts w:eastAsia="標楷體"/>
+          <w:b/>
+          <w:bCs/>
+        </w:rPr>
+      </w:pPr>
     </w:p>
     <w:p>
       <w:pPr>
-        <w:rPr>
-          <w:rFonts w:eastAsia="標楷體"/>
-        </w:rPr>
-      </w:pPr>
-      <w:r>
-        <w:rPr>
-          <w:rFonts w:eastAsia="標楷體"/>
+        <w:pStyle w:val="a6"/>
+        <w:numPr>
+          <w:ilvl w:val="0"/>
+          <w:numId w:val="21"/>
+        </w:numPr>
+        <w:ind w:leftChars="0"/>
+        <w:rPr>
+          <w:rFonts w:eastAsia="標楷體"/>
+          <w:b/>
+          <w:bCs/>
+        </w:rPr>
+      </w:pPr>
+      <w:r>
+        <w:rPr>
+          <w:rFonts w:eastAsia="標楷體" w:hint="eastAsia"/>
+          <w:b/>
+          <w:bCs/>
+        </w:rPr>
+        <w:t>Fix OP/ACT</w:t>
+      </w:r>
+      <w:r>
+        <w:rPr>
+          <w:rFonts w:eastAsia="標楷體" w:hint="eastAsia"/>
+          <w:b/>
+          <w:bCs/>
+        </w:rPr>
+        <w:t xml:space="preserve"> </w:t>
+      </w:r>
+      <w:r>
+        <w:rPr>
+          <w:rFonts w:eastAsia="標楷體" w:hint="eastAsia"/>
+          <w:b/>
+          <w:bCs/>
+        </w:rPr>
+        <w:t xml:space="preserve">operation </w:t>
+      </w:r>
+      <w:r>
+        <w:rPr>
+          <w:rFonts w:eastAsia="標楷體" w:hint="eastAsia"/>
+          <w:b/>
+          <w:bCs/>
+        </w:rPr>
+        <w:t>mode</w:t>
+      </w:r>
+    </w:p>
+    <w:p>
+      <w:pPr>
+        <w:pStyle w:val="a6"/>
+        <w:ind w:leftChars="0"/>
+        <w:rPr>
+          <w:rFonts w:eastAsia="標楷體"/>
+        </w:rPr>
+      </w:pPr>
+      <w:r>
+        <w:rPr>
+          <w:rFonts w:eastAsia="標楷體" w:hint="eastAsia"/>
+        </w:rPr>
+        <w:t>這點靈感是因為在寫</w:t>
+      </w:r>
+      <w:r>
+        <w:rPr>
+          <w:rFonts w:eastAsia="標楷體" w:hint="eastAsia"/>
+        </w:rPr>
+        <w:t>CA</w:t>
+      </w:r>
+      <w:r>
+        <w:rPr>
+          <w:rFonts w:eastAsia="標楷體" w:hint="eastAsia"/>
+        </w:rPr>
+        <w:t>的時候是一步一步寫，一開始可能只測</w:t>
+      </w:r>
+      <w:r>
+        <w:rPr>
+          <w:rFonts w:eastAsia="標楷體" w:hint="eastAsia"/>
+        </w:rPr>
+        <w:t>FFN</w:t>
+      </w:r>
+      <w:r>
+        <w:rPr>
+          <w:rFonts w:eastAsia="標楷體" w:hint="eastAsia"/>
+        </w:rPr>
+        <w:t>看看能不能過，最後才慢慢變大，因此就做了</w:t>
+      </w:r>
+      <w:r>
+        <w:rPr>
+          <w:rFonts w:eastAsia="標楷體" w:hint="eastAsia"/>
+        </w:rPr>
+        <w:t xml:space="preserve"> ./01_run_vcs_rtl OP ACT </w:t>
+      </w:r>
+      <w:r>
+        <w:rPr>
+          <w:rFonts w:eastAsia="標楷體" w:hint="eastAsia"/>
+        </w:rPr>
+        <w:t>可以自行輸入，例如跑</w:t>
+      </w:r>
+      <w:r>
+        <w:rPr>
+          <w:rFonts w:eastAsia="標楷體" w:hint="eastAsia"/>
+        </w:rPr>
+        <w:t>RTL</w:t>
+      </w:r>
+      <w:r>
+        <w:rPr>
+          <w:rFonts w:eastAsia="標楷體" w:hint="eastAsia"/>
+        </w:rPr>
+        <w:t>用指令</w:t>
+      </w:r>
+      <w:r>
+        <w:rPr>
+          <w:rFonts w:eastAsia="標楷體"/>
+          <w:color w:val="EE0000"/>
+        </w:rPr>
+        <w:t>.</w:t>
+      </w:r>
+      <w:r>
+        <w:rPr>
+          <w:rFonts w:eastAsia="標楷體" w:hint="eastAsia"/>
+          <w:color w:val="EE0000"/>
+        </w:rPr>
+        <w:t>/01_run_vcs_rtl FFN</w:t>
+      </w:r>
+      <w:r>
+        <w:rPr>
+          <w:rFonts w:eastAsia="標楷體" w:hint="eastAsia"/>
+        </w:rPr>
+        <w:t>就可以讓</w:t>
+      </w:r>
+      <w:r>
+        <w:rPr>
+          <w:rFonts w:eastAsia="標楷體" w:hint="eastAsia"/>
+        </w:rPr>
+        <w:t>PATTERN</w:t>
+      </w:r>
+      <w:r>
+        <w:rPr>
+          <w:rFonts w:eastAsia="標楷體" w:hint="eastAsia"/>
+        </w:rPr>
+        <w:t>都是</w:t>
+      </w:r>
+      <w:r>
+        <w:rPr>
+          <w:rFonts w:eastAsia="標楷體" w:hint="eastAsia"/>
+        </w:rPr>
+        <w:t>FFN</w:t>
+      </w:r>
+      <w:r>
+        <w:rPr>
+          <w:rFonts w:eastAsia="標楷體" w:hint="eastAsia"/>
+        </w:rPr>
+        <w:t>不會產生</w:t>
+      </w:r>
+      <w:r>
+        <w:rPr>
+          <w:rFonts w:eastAsia="標楷體" w:hint="eastAsia"/>
+        </w:rPr>
+        <w:t>CONV, SHA, MHA</w:t>
+      </w:r>
+      <w:r>
+        <w:rPr>
+          <w:rFonts w:eastAsia="標楷體" w:hint="eastAsia"/>
+        </w:rPr>
+        <w:t>。</w:t>
+      </w:r>
+    </w:p>
+    <w:p>
+      <w:pPr>
+        <w:pStyle w:val="a6"/>
+        <w:ind w:leftChars="0"/>
+        <w:rPr>
+          <w:rFonts w:eastAsia="標楷體"/>
+        </w:rPr>
+      </w:pPr>
+      <w:r>
+        <w:rPr>
+          <w:rFonts w:eastAsia="標楷體" w:hint="eastAsia"/>
+          <w:color w:val="EE0000"/>
+        </w:rPr>
+        <w:t>./01_run_vcs_rtl FFN CAT</w:t>
+      </w:r>
+      <w:r>
+        <w:rPr>
+          <w:rFonts w:eastAsia="標楷體" w:hint="eastAsia"/>
+        </w:rPr>
+        <w:t xml:space="preserve"> </w:t>
+      </w:r>
+      <w:r>
+        <w:rPr>
+          <w:rFonts w:eastAsia="標楷體" w:hint="eastAsia"/>
+        </w:rPr>
+        <w:t>則可以固定所有的</w:t>
+      </w:r>
+      <w:r>
+        <w:rPr>
+          <w:rFonts w:eastAsia="標楷體" w:hint="eastAsia"/>
+        </w:rPr>
+        <w:t>op, act.</w:t>
+      </w:r>
+    </w:p>
+    <w:p>
+      <w:pPr>
+        <w:pStyle w:val="a6"/>
+        <w:ind w:leftChars="0"/>
+        <w:rPr>
+          <w:rFonts w:eastAsia="標楷體" w:hint="eastAsia"/>
+        </w:rPr>
+      </w:pPr>
+    </w:p>
+    <w:p>
+      <w:pPr>
+        <w:pStyle w:val="a6"/>
+        <w:numPr>
+          <w:ilvl w:val="0"/>
+          <w:numId w:val="21"/>
+        </w:numPr>
+        <w:ind w:leftChars="0"/>
+        <w:rPr>
+          <w:rFonts w:eastAsia="標楷體"/>
+          <w:b/>
+          <w:bCs/>
+        </w:rPr>
+      </w:pPr>
+      <w:r>
+        <w:rPr>
+          <w:rFonts w:eastAsia="標楷體" w:hint="eastAsia"/>
+          <w:b/>
+          <w:bCs/>
+        </w:rPr>
+        <w:t>Corner T</w:t>
+      </w:r>
+      <w:r>
+        <w:rPr>
+          <w:rFonts w:eastAsia="標楷體" w:hint="eastAsia"/>
+          <w:b/>
+          <w:bCs/>
+        </w:rPr>
+        <w:t>est</w:t>
+      </w:r>
+    </w:p>
+    <w:p>
+      <w:pPr>
+        <w:pStyle w:val="a6"/>
+        <w:ind w:leftChars="0"/>
+        <w:rPr>
+          <w:rFonts w:eastAsia="標楷體"/>
+        </w:rPr>
+      </w:pPr>
+      <w:r>
+        <w:rPr>
+          <w:rFonts w:eastAsia="標楷體"/>
+        </w:rPr>
+        <w:t xml:space="preserve">Corner phase </w:t>
+      </w:r>
+      <w:r>
+        <w:rPr>
+          <w:rFonts w:eastAsia="標楷體"/>
+        </w:rPr>
+        <w:t>在</w:t>
+      </w:r>
+      <w:r>
+        <w:rPr>
+          <w:rFonts w:eastAsia="標楷體"/>
+        </w:rPr>
+        <w:t xml:space="preserve"> random phase </w:t>
+      </w:r>
+      <w:r>
+        <w:rPr>
+          <w:rFonts w:eastAsia="標楷體"/>
+        </w:rPr>
+        <w:t>後執行，總共有</w:t>
+      </w:r>
+      <w:r>
+        <w:rPr>
+          <w:rFonts w:eastAsia="標楷體"/>
+        </w:rPr>
+        <w:t xml:space="preserve"> 4 </w:t>
+      </w:r>
+      <w:r>
+        <w:rPr>
+          <w:rFonts w:eastAsia="標楷體"/>
+        </w:rPr>
+        <w:t>個</w:t>
+      </w:r>
+      <w:r>
+        <w:rPr>
+          <w:rFonts w:eastAsia="標楷體"/>
+        </w:rPr>
+        <w:t xml:space="preserve"> corner RAM</w:t>
+      </w:r>
+      <w:r>
+        <w:rPr>
+          <w:rFonts w:eastAsia="標楷體"/>
+        </w:rPr>
+        <w:t>，每個</w:t>
+      </w:r>
+      <w:r>
+        <w:rPr>
+          <w:rFonts w:eastAsia="標楷體"/>
+        </w:rPr>
+        <w:t xml:space="preserve"> RAM </w:t>
+      </w:r>
+      <w:r>
+        <w:rPr>
+          <w:rFonts w:eastAsia="標楷體"/>
+        </w:rPr>
+        <w:t>連續跑</w:t>
+      </w:r>
+      <w:r>
+        <w:rPr>
+          <w:rFonts w:eastAsia="標楷體"/>
+        </w:rPr>
+        <w:t xml:space="preserve"> </w:t>
+      </w:r>
+    </w:p>
+    <w:p>
+      <w:pPr>
+        <w:pStyle w:val="a6"/>
+        <w:spacing w:after="240"/>
+        <w:ind w:leftChars="0"/>
+        <w:rPr>
+          <w:rFonts w:eastAsia="標楷體"/>
+        </w:rPr>
+      </w:pPr>
+      <w:r>
+        <w:rPr>
+          <w:rFonts w:eastAsia="標楷體"/>
+        </w:rPr>
+        <w:t xml:space="preserve">4 </w:t>
+      </w:r>
+      <w:r>
+        <w:rPr>
+          <w:rFonts w:eastAsia="標楷體"/>
+        </w:rPr>
+        <w:t>個</w:t>
+      </w:r>
+      <w:r>
+        <w:rPr>
+          <w:rFonts w:eastAsia="標楷體"/>
+        </w:rPr>
+        <w:t xml:space="preserve"> op set</w:t>
+      </w:r>
+      <w:r>
+        <w:rPr>
+          <w:rFonts w:eastAsia="標楷體"/>
+        </w:rPr>
+        <w:t>，所以會多測</w:t>
+      </w:r>
+      <w:r>
+        <w:rPr>
+          <w:rFonts w:eastAsia="標楷體"/>
+        </w:rPr>
+        <w:t xml:space="preserve"> 16 </w:t>
+      </w:r>
+      <w:r>
+        <w:rPr>
+          <w:rFonts w:eastAsia="標楷體"/>
+        </w:rPr>
+        <w:t>組</w:t>
+      </w:r>
+      <w:r>
+        <w:rPr>
+          <w:rFonts w:eastAsia="標楷體"/>
+        </w:rPr>
+        <w:t xml:space="preserve"> chained op set</w:t>
+      </w:r>
+      <w:r>
+        <w:rPr>
+          <w:rFonts w:eastAsia="標楷體"/>
+        </w:rPr>
+        <w:t>、</w:t>
+      </w:r>
+      <w:r>
+        <w:rPr>
+          <w:rFonts w:eastAsia="標楷體"/>
+        </w:rPr>
+        <w:t xml:space="preserve">4096 </w:t>
+      </w:r>
+      <w:r>
+        <w:rPr>
+          <w:rFonts w:eastAsia="標楷體"/>
+        </w:rPr>
+        <w:t>筆</w:t>
+      </w:r>
+      <w:r>
+        <w:rPr>
+          <w:rFonts w:eastAsia="標楷體"/>
+        </w:rPr>
+        <w:t xml:space="preserve"> output</w:t>
+      </w:r>
+      <w:r>
+        <w:rPr>
+          <w:rFonts w:eastAsia="標楷體"/>
+        </w:rPr>
+        <w:t>。</w:t>
+      </w:r>
+    </w:p>
+    <w:p>
+      <w:pPr>
+        <w:pStyle w:val="a6"/>
+        <w:spacing w:after="240"/>
+        <w:ind w:leftChars="0" w:left="0"/>
+        <w:rPr>
+          <w:rFonts w:eastAsia="標楷體" w:hint="eastAsia"/>
+          <w:b/>
+          <w:bCs/>
+        </w:rPr>
+      </w:pPr>
+      <w:r>
+        <w:rPr>
+          <w:rFonts w:eastAsia="標楷體" w:hint="eastAsia"/>
+          <w:b/>
+          <w:bCs/>
+        </w:rPr>
+        <w:t xml:space="preserve">RAM </w:t>
+      </w:r>
+      <w:r>
+        <w:rPr>
+          <w:rFonts w:eastAsia="標楷體" w:hint="eastAsia"/>
+          <w:b/>
+          <w:bCs/>
+        </w:rPr>
+        <w:t>設計如下，</w:t>
+      </w:r>
+      <w:r>
+        <w:rPr>
+          <w:rFonts w:eastAsia="標楷體" w:hint="eastAsia"/>
+          <w:b/>
+          <w:bCs/>
+        </w:rPr>
+        <w:t>256</w:t>
+      </w:r>
+      <w:r>
+        <w:rPr>
+          <w:rFonts w:eastAsia="標楷體" w:hint="eastAsia"/>
+          <w:b/>
+          <w:bCs/>
+        </w:rPr>
+        <w:t>重複這幾個</w:t>
+      </w:r>
+      <w:r>
+        <w:rPr>
+          <w:rFonts w:eastAsia="標楷體" w:hint="eastAsia"/>
+          <w:b/>
+          <w:bCs/>
+        </w:rPr>
+        <w:t>:</w:t>
+      </w:r>
+    </w:p>
+    <w:tbl>
+      <w:tblPr>
+        <w:tblStyle w:val="a5"/>
+        <w:tblW w:w="9360" w:type="dxa"/>
+        <w:tblInd w:w="120" w:type="dxa"/>
+        <w:tblLayout w:type="fixed"/>
+        <w:tblLook w:val="04A0" w:firstRow="1" w:lastRow="0" w:firstColumn="1" w:lastColumn="0" w:noHBand="0" w:noVBand="1"/>
+      </w:tblPr>
+      <w:tblGrid>
+        <w:gridCol w:w="868"/>
+        <w:gridCol w:w="1232"/>
+        <w:gridCol w:w="3200"/>
+        <w:gridCol w:w="4060"/>
+      </w:tblGrid>
+      <w:tr>
+        <w:tc>
+          <w:tcPr>
+            <w:tcW w:w="868" w:type="dxa"/>
+            <w:shd w:val="clear" w:color="auto" w:fill="E8EEF5"/>
+            <w:tcMar>
+              <w:top w:w="80" w:type="dxa"/>
+              <w:left w:w="120" w:type="dxa"/>
+              <w:bottom w:w="80" w:type="dxa"/>
+              <w:right w:w="120" w:type="dxa"/>
+            </w:tcMar>
+            <w:vAlign w:val="center"/>
+          </w:tcPr>
+          <w:p>
+            <w:pPr>
+              <w:spacing w:line="269" w:lineRule="auto"/>
+              <w:jc w:val="center"/>
+              <w:rPr>
+                <w:rFonts w:eastAsia="標楷體" w:hint="eastAsia"/>
+                <w:sz w:val="20"/>
+                <w:szCs w:val="28"/>
+              </w:rPr>
+            </w:pPr>
+            <w:r>
+              <w:rPr>
+                <w:rFonts w:eastAsia="標楷體"/>
+                <w:b/>
+                <w:color w:val="1F4D78"/>
+                <w:sz w:val="20"/>
+                <w:szCs w:val="28"/>
+              </w:rPr>
+              <w:t>W</w:t>
+            </w:r>
+            <w:r>
+              <w:rPr>
+                <w:rFonts w:eastAsia="標楷體" w:hint="eastAsia"/>
+                <w:b/>
+                <w:color w:val="1F4D78"/>
+                <w:sz w:val="20"/>
+                <w:szCs w:val="28"/>
+              </w:rPr>
+              <w:t>ord</w:t>
+            </w:r>
+          </w:p>
+        </w:tc>
+        <w:tc>
+          <w:tcPr>
+            <w:tcW w:w="1232" w:type="dxa"/>
+            <w:shd w:val="clear" w:color="auto" w:fill="E8EEF5"/>
+            <w:tcMar>
+              <w:top w:w="80" w:type="dxa"/>
+              <w:left w:w="120" w:type="dxa"/>
+              <w:bottom w:w="80" w:type="dxa"/>
+              <w:right w:w="120" w:type="dxa"/>
+            </w:tcMar>
+            <w:vAlign w:val="center"/>
+          </w:tcPr>
+          <w:p>
+            <w:pPr>
+              <w:spacing w:line="269" w:lineRule="auto"/>
+              <w:jc w:val="center"/>
+              <w:rPr>
+                <w:rFonts w:eastAsia="標楷體"/>
+                <w:sz w:val="20"/>
+                <w:szCs w:val="28"/>
+              </w:rPr>
+            </w:pPr>
+            <w:r>
+              <w:rPr>
+                <w:rFonts w:eastAsia="標楷體"/>
+                <w:b/>
+                <w:color w:val="1F4D78"/>
+                <w:sz w:val="20"/>
+                <w:szCs w:val="28"/>
+              </w:rPr>
+              <w:t>資料型態</w:t>
+            </w:r>
+          </w:p>
+        </w:tc>
+        <w:tc>
+          <w:tcPr>
+            <w:tcW w:w="3200" w:type="dxa"/>
+            <w:shd w:val="clear" w:color="auto" w:fill="E8EEF5"/>
+            <w:tcMar>
+              <w:top w:w="80" w:type="dxa"/>
+              <w:left w:w="120" w:type="dxa"/>
+              <w:bottom w:w="80" w:type="dxa"/>
+              <w:right w:w="120" w:type="dxa"/>
+            </w:tcMar>
+            <w:vAlign w:val="center"/>
+          </w:tcPr>
+          <w:p>
+            <w:pPr>
+              <w:spacing w:line="269" w:lineRule="auto"/>
+              <w:jc w:val="center"/>
+              <w:rPr>
+                <w:rFonts w:eastAsia="標楷體"/>
+                <w:sz w:val="20"/>
+                <w:szCs w:val="28"/>
+              </w:rPr>
+            </w:pPr>
+            <w:r>
+              <w:rPr>
+                <w:rFonts w:eastAsia="標楷體"/>
+                <w:b/>
+                <w:color w:val="1F4D78"/>
+                <w:sz w:val="20"/>
+                <w:szCs w:val="28"/>
+              </w:rPr>
+              <w:t>矩陣內容</w:t>
+            </w:r>
+          </w:p>
+        </w:tc>
+        <w:tc>
+          <w:tcPr>
+            <w:tcW w:w="4060" w:type="dxa"/>
+            <w:shd w:val="clear" w:color="auto" w:fill="E8EEF5"/>
+            <w:tcMar>
+              <w:top w:w="80" w:type="dxa"/>
+              <w:left w:w="120" w:type="dxa"/>
+              <w:bottom w:w="80" w:type="dxa"/>
+              <w:right w:w="120" w:type="dxa"/>
+            </w:tcMar>
+            <w:vAlign w:val="center"/>
+          </w:tcPr>
+          <w:p>
+            <w:pPr>
+              <w:spacing w:line="269" w:lineRule="auto"/>
+              <w:jc w:val="center"/>
+              <w:rPr>
+                <w:rFonts w:eastAsia="標楷體"/>
+                <w:sz w:val="20"/>
+                <w:szCs w:val="28"/>
+              </w:rPr>
+            </w:pPr>
+            <w:r>
+              <w:rPr>
+                <w:rFonts w:eastAsia="標楷體"/>
+                <w:b/>
+                <w:color w:val="1F4D78"/>
+                <w:sz w:val="20"/>
+                <w:szCs w:val="28"/>
+              </w:rPr>
+              <w:t>主要壓力點</w:t>
+            </w:r>
+          </w:p>
+        </w:tc>
+      </w:tr>
+      <w:tr>
+        <w:tc>
+          <w:tcPr>
+            <w:tcW w:w="868" w:type="dxa"/>
+            <w:tcMar>
+              <w:top w:w="80" w:type="dxa"/>
+              <w:left w:w="120" w:type="dxa"/>
+              <w:bottom w:w="80" w:type="dxa"/>
+              <w:right w:w="120" w:type="dxa"/>
+            </w:tcMar>
+            <w:vAlign w:val="center"/>
+          </w:tcPr>
+          <w:p>
+            <w:pPr>
+              <w:spacing w:line="269" w:lineRule="auto"/>
+              <w:rPr>
+                <w:rFonts w:eastAsia="標楷體"/>
+                <w:sz w:val="20"/>
+                <w:szCs w:val="28"/>
+              </w:rPr>
+            </w:pPr>
+            <w:r>
+              <w:rPr>
+                <w:rFonts w:eastAsia="標楷體"/>
+                <w:sz w:val="20"/>
+                <w:szCs w:val="28"/>
+              </w:rPr>
+              <w:lastRenderedPageBreak/>
+              <w:t>1</w:t>
+            </w:r>
+          </w:p>
+        </w:tc>
+        <w:tc>
+          <w:tcPr>
+            <w:tcW w:w="1232" w:type="dxa"/>
+            <w:tcMar>
+              <w:top w:w="80" w:type="dxa"/>
+              <w:left w:w="120" w:type="dxa"/>
+              <w:bottom w:w="80" w:type="dxa"/>
+              <w:right w:w="120" w:type="dxa"/>
+            </w:tcMar>
+            <w:vAlign w:val="center"/>
+          </w:tcPr>
+          <w:p>
+            <w:pPr>
+              <w:spacing w:line="269" w:lineRule="auto"/>
+              <w:rPr>
+                <w:rFonts w:eastAsia="標楷體"/>
+                <w:sz w:val="20"/>
+                <w:szCs w:val="28"/>
+              </w:rPr>
+            </w:pPr>
+            <w:r>
+              <w:rPr>
+                <w:rFonts w:eastAsia="標楷體"/>
+                <w:sz w:val="20"/>
+                <w:szCs w:val="28"/>
+              </w:rPr>
+              <w:t>all +7</w:t>
+            </w:r>
+          </w:p>
+        </w:tc>
+        <w:tc>
+          <w:tcPr>
+            <w:tcW w:w="3200" w:type="dxa"/>
+            <w:tcMar>
+              <w:top w:w="80" w:type="dxa"/>
+              <w:left w:w="120" w:type="dxa"/>
+              <w:bottom w:w="80" w:type="dxa"/>
+              <w:right w:w="120" w:type="dxa"/>
+            </w:tcMar>
+            <w:vAlign w:val="center"/>
+          </w:tcPr>
+          <w:p>
+            <w:pPr>
+              <w:spacing w:line="269" w:lineRule="auto"/>
+              <w:rPr>
+                <w:rFonts w:eastAsia="標楷體"/>
+                <w:sz w:val="20"/>
+                <w:szCs w:val="28"/>
+              </w:rPr>
+            </w:pPr>
+            <w:r>
+              <w:rPr>
+                <w:rFonts w:eastAsia="標楷體"/>
+                <w:sz w:val="20"/>
+                <w:szCs w:val="28"/>
+              </w:rPr>
+              <w:t xml:space="preserve">8x8 </w:t>
+            </w:r>
+            <w:r>
+              <w:rPr>
+                <w:rFonts w:eastAsia="標楷體"/>
+                <w:sz w:val="20"/>
+                <w:szCs w:val="28"/>
+              </w:rPr>
+              <w:t>全部為</w:t>
+            </w:r>
+            <w:r>
+              <w:rPr>
+                <w:rFonts w:eastAsia="標楷體"/>
+                <w:sz w:val="20"/>
+                <w:szCs w:val="28"/>
+              </w:rPr>
+              <w:t xml:space="preserve"> signed 4-bit </w:t>
+            </w:r>
+            <w:r>
+              <w:rPr>
+                <w:rFonts w:eastAsia="標楷體"/>
+                <w:sz w:val="20"/>
+                <w:szCs w:val="28"/>
+              </w:rPr>
+              <w:t>最大正值</w:t>
+            </w:r>
+            <w:r>
+              <w:rPr>
+                <w:rFonts w:eastAsia="標楷體"/>
+                <w:sz w:val="20"/>
+                <w:szCs w:val="28"/>
+              </w:rPr>
+              <w:t xml:space="preserve"> +7</w:t>
+            </w:r>
+            <w:r>
+              <w:rPr>
+                <w:rFonts w:eastAsia="標楷體"/>
+                <w:sz w:val="20"/>
+                <w:szCs w:val="28"/>
+              </w:rPr>
+              <w:t>。</w:t>
+            </w:r>
+          </w:p>
+        </w:tc>
+        <w:tc>
+          <w:tcPr>
+            <w:tcW w:w="4060" w:type="dxa"/>
+            <w:tcMar>
+              <w:top w:w="80" w:type="dxa"/>
+              <w:left w:w="120" w:type="dxa"/>
+              <w:bottom w:w="80" w:type="dxa"/>
+              <w:right w:w="120" w:type="dxa"/>
+            </w:tcMar>
+            <w:vAlign w:val="center"/>
+          </w:tcPr>
+          <w:p>
+            <w:pPr>
+              <w:spacing w:line="269" w:lineRule="auto"/>
+              <w:rPr>
+                <w:rFonts w:eastAsia="標楷體"/>
+                <w:sz w:val="20"/>
+                <w:szCs w:val="28"/>
+              </w:rPr>
+            </w:pPr>
+            <w:r>
+              <w:rPr>
+                <w:rFonts w:eastAsia="標楷體"/>
+                <w:sz w:val="20"/>
+                <w:szCs w:val="28"/>
+              </w:rPr>
+              <w:t>打正向</w:t>
+            </w:r>
+            <w:r>
+              <w:rPr>
+                <w:rFonts w:eastAsia="標楷體"/>
+                <w:sz w:val="20"/>
+                <w:szCs w:val="28"/>
+              </w:rPr>
+              <w:t xml:space="preserve"> overflow</w:t>
+            </w:r>
+            <w:r>
+              <w:rPr>
+                <w:rFonts w:eastAsia="標楷體"/>
+                <w:sz w:val="20"/>
+                <w:szCs w:val="28"/>
+              </w:rPr>
+              <w:t>、</w:t>
+            </w:r>
+            <w:r>
+              <w:rPr>
+                <w:rFonts w:eastAsia="標楷體"/>
+                <w:sz w:val="20"/>
+                <w:szCs w:val="28"/>
+              </w:rPr>
+              <w:t>max_abs</w:t>
+            </w:r>
+            <w:r>
+              <w:rPr>
+                <w:rFonts w:eastAsia="標楷體"/>
+                <w:sz w:val="20"/>
+                <w:szCs w:val="28"/>
+              </w:rPr>
+              <w:t>、</w:t>
+            </w:r>
+            <w:r>
+              <w:rPr>
+                <w:rFonts w:eastAsia="標楷體"/>
+                <w:sz w:val="20"/>
+                <w:szCs w:val="28"/>
+              </w:rPr>
+              <w:t>PoT shift</w:t>
+            </w:r>
+            <w:r>
+              <w:rPr>
+                <w:rFonts w:eastAsia="標楷體"/>
+                <w:sz w:val="20"/>
+                <w:szCs w:val="28"/>
+              </w:rPr>
+              <w:t>、</w:t>
+            </w:r>
+            <w:r>
+              <w:rPr>
+                <w:rFonts w:eastAsia="標楷體"/>
+                <w:sz w:val="20"/>
+                <w:szCs w:val="28"/>
+              </w:rPr>
+              <w:t xml:space="preserve">ReLU/RAT/CAT/BAT </w:t>
+            </w:r>
+            <w:r>
+              <w:rPr>
+                <w:rFonts w:eastAsia="標楷體"/>
+                <w:sz w:val="20"/>
+                <w:szCs w:val="28"/>
+              </w:rPr>
+              <w:t>全保留路徑。</w:t>
+            </w:r>
+          </w:p>
+        </w:tc>
+      </w:tr>
+      <w:tr>
+        <w:tc>
+          <w:tcPr>
+            <w:tcW w:w="868" w:type="dxa"/>
+            <w:tcMar>
+              <w:top w:w="80" w:type="dxa"/>
+              <w:left w:w="120" w:type="dxa"/>
+              <w:bottom w:w="80" w:type="dxa"/>
+              <w:right w:w="120" w:type="dxa"/>
+            </w:tcMar>
+            <w:vAlign w:val="center"/>
+          </w:tcPr>
+          <w:p>
+            <w:pPr>
+              <w:spacing w:line="269" w:lineRule="auto"/>
+              <w:rPr>
+                <w:rFonts w:eastAsia="標楷體"/>
+                <w:sz w:val="20"/>
+                <w:szCs w:val="28"/>
+              </w:rPr>
+            </w:pPr>
+            <w:r>
+              <w:rPr>
+                <w:rFonts w:eastAsia="標楷體"/>
+                <w:sz w:val="20"/>
+                <w:szCs w:val="28"/>
+              </w:rPr>
+              <w:t>2</w:t>
+            </w:r>
+          </w:p>
+        </w:tc>
+        <w:tc>
+          <w:tcPr>
+            <w:tcW w:w="1232" w:type="dxa"/>
+            <w:tcMar>
+              <w:top w:w="80" w:type="dxa"/>
+              <w:left w:w="120" w:type="dxa"/>
+              <w:bottom w:w="80" w:type="dxa"/>
+              <w:right w:w="120" w:type="dxa"/>
+            </w:tcMar>
+            <w:vAlign w:val="center"/>
+          </w:tcPr>
+          <w:p>
+            <w:pPr>
+              <w:spacing w:line="269" w:lineRule="auto"/>
+              <w:rPr>
+                <w:rFonts w:eastAsia="標楷體"/>
+                <w:sz w:val="20"/>
+                <w:szCs w:val="28"/>
+              </w:rPr>
+            </w:pPr>
+            <w:r>
+              <w:rPr>
+                <w:rFonts w:eastAsia="標楷體"/>
+                <w:sz w:val="20"/>
+                <w:szCs w:val="28"/>
+              </w:rPr>
+              <w:t>all -8</w:t>
+            </w:r>
+          </w:p>
+        </w:tc>
+        <w:tc>
+          <w:tcPr>
+            <w:tcW w:w="3200" w:type="dxa"/>
+            <w:tcMar>
+              <w:top w:w="80" w:type="dxa"/>
+              <w:left w:w="120" w:type="dxa"/>
+              <w:bottom w:w="80" w:type="dxa"/>
+              <w:right w:w="120" w:type="dxa"/>
+            </w:tcMar>
+            <w:vAlign w:val="center"/>
+          </w:tcPr>
+          <w:p>
+            <w:pPr>
+              <w:spacing w:line="269" w:lineRule="auto"/>
+              <w:rPr>
+                <w:rFonts w:eastAsia="標楷體"/>
+                <w:sz w:val="20"/>
+                <w:szCs w:val="28"/>
+              </w:rPr>
+            </w:pPr>
+            <w:r>
+              <w:rPr>
+                <w:rFonts w:eastAsia="標楷體"/>
+                <w:sz w:val="20"/>
+                <w:szCs w:val="28"/>
+              </w:rPr>
+              <w:t xml:space="preserve">8x8 </w:t>
+            </w:r>
+            <w:r>
+              <w:rPr>
+                <w:rFonts w:eastAsia="標楷體"/>
+                <w:sz w:val="20"/>
+                <w:szCs w:val="28"/>
+              </w:rPr>
+              <w:t>全部為</w:t>
+            </w:r>
+            <w:r>
+              <w:rPr>
+                <w:rFonts w:eastAsia="標楷體"/>
+                <w:sz w:val="20"/>
+                <w:szCs w:val="28"/>
+              </w:rPr>
+              <w:t xml:space="preserve"> signed 4-bit </w:t>
+            </w:r>
+            <w:r>
+              <w:rPr>
+                <w:rFonts w:eastAsia="標楷體"/>
+                <w:sz w:val="20"/>
+                <w:szCs w:val="28"/>
+              </w:rPr>
+              <w:t>最小負值</w:t>
+            </w:r>
+            <w:r>
+              <w:rPr>
+                <w:rFonts w:eastAsia="標楷體"/>
+                <w:sz w:val="20"/>
+                <w:szCs w:val="28"/>
+              </w:rPr>
+              <w:t xml:space="preserve"> -8</w:t>
+            </w:r>
+            <w:r>
+              <w:rPr>
+                <w:rFonts w:eastAsia="標楷體"/>
+                <w:sz w:val="20"/>
+                <w:szCs w:val="28"/>
+              </w:rPr>
+              <w:t>。</w:t>
+            </w:r>
+          </w:p>
+        </w:tc>
+        <w:tc>
+          <w:tcPr>
+            <w:tcW w:w="4060" w:type="dxa"/>
+            <w:tcMar>
+              <w:top w:w="80" w:type="dxa"/>
+              <w:left w:w="120" w:type="dxa"/>
+              <w:bottom w:w="80" w:type="dxa"/>
+              <w:right w:w="120" w:type="dxa"/>
+            </w:tcMar>
+            <w:vAlign w:val="center"/>
+          </w:tcPr>
+          <w:p>
+            <w:pPr>
+              <w:spacing w:line="269" w:lineRule="auto"/>
+              <w:rPr>
+                <w:rFonts w:eastAsia="標楷體"/>
+                <w:sz w:val="20"/>
+                <w:szCs w:val="28"/>
+              </w:rPr>
+            </w:pPr>
+            <w:r>
+              <w:rPr>
+                <w:rFonts w:eastAsia="標楷體"/>
+                <w:sz w:val="20"/>
+                <w:szCs w:val="28"/>
+              </w:rPr>
+              <w:t>打</w:t>
+            </w:r>
+            <w:r>
+              <w:rPr>
+                <w:rFonts w:eastAsia="標楷體"/>
+                <w:sz w:val="20"/>
+                <w:szCs w:val="28"/>
+              </w:rPr>
+              <w:t xml:space="preserve"> sign extension</w:t>
+            </w:r>
+            <w:r>
+              <w:rPr>
+                <w:rFonts w:eastAsia="標楷體"/>
+                <w:sz w:val="20"/>
+                <w:szCs w:val="28"/>
+              </w:rPr>
+              <w:t>、負數</w:t>
+            </w:r>
+            <w:r>
+              <w:rPr>
+                <w:rFonts w:eastAsia="標楷體"/>
+                <w:sz w:val="20"/>
+                <w:szCs w:val="28"/>
+              </w:rPr>
+              <w:t xml:space="preserve"> arithmetic shift</w:t>
+            </w:r>
+            <w:r>
+              <w:rPr>
+                <w:rFonts w:eastAsia="標楷體"/>
+                <w:sz w:val="20"/>
+                <w:szCs w:val="28"/>
+              </w:rPr>
+              <w:t>、</w:t>
+            </w:r>
+            <w:r>
+              <w:rPr>
+                <w:rFonts w:eastAsia="標楷體"/>
+                <w:sz w:val="20"/>
+                <w:szCs w:val="28"/>
+              </w:rPr>
+              <w:t>ReLU clamp</w:t>
+            </w:r>
+            <w:r>
+              <w:rPr>
+                <w:rFonts w:eastAsia="標楷體"/>
+                <w:sz w:val="20"/>
+                <w:szCs w:val="28"/>
+              </w:rPr>
+              <w:t>、</w:t>
+            </w:r>
+            <w:r>
+              <w:rPr>
+                <w:rFonts w:eastAsia="標楷體"/>
+                <w:sz w:val="20"/>
+                <w:szCs w:val="28"/>
+              </w:rPr>
+              <w:t xml:space="preserve">threshold </w:t>
+            </w:r>
+            <w:r>
+              <w:rPr>
+                <w:rFonts w:eastAsia="標楷體"/>
+                <w:sz w:val="20"/>
+                <w:szCs w:val="28"/>
+              </w:rPr>
+              <w:t>為負時比較方向。</w:t>
+            </w:r>
+          </w:p>
+        </w:tc>
+      </w:tr>
+      <w:tr>
+        <w:tc>
+          <w:tcPr>
+            <w:tcW w:w="868" w:type="dxa"/>
+            <w:tcMar>
+              <w:top w:w="80" w:type="dxa"/>
+              <w:left w:w="120" w:type="dxa"/>
+              <w:bottom w:w="80" w:type="dxa"/>
+              <w:right w:w="120" w:type="dxa"/>
+            </w:tcMar>
+            <w:vAlign w:val="center"/>
+          </w:tcPr>
+          <w:p>
+            <w:pPr>
+              <w:spacing w:line="269" w:lineRule="auto"/>
+              <w:rPr>
+                <w:rFonts w:eastAsia="標楷體"/>
+                <w:sz w:val="20"/>
+                <w:szCs w:val="28"/>
+              </w:rPr>
+            </w:pPr>
+            <w:r>
+              <w:rPr>
+                <w:rFonts w:eastAsia="標楷體"/>
+                <w:sz w:val="20"/>
+                <w:szCs w:val="28"/>
+              </w:rPr>
+              <w:t>3</w:t>
+            </w:r>
+          </w:p>
+        </w:tc>
+        <w:tc>
+          <w:tcPr>
+            <w:tcW w:w="1232" w:type="dxa"/>
+            <w:tcMar>
+              <w:top w:w="80" w:type="dxa"/>
+              <w:left w:w="120" w:type="dxa"/>
+              <w:bottom w:w="80" w:type="dxa"/>
+              <w:right w:w="120" w:type="dxa"/>
+            </w:tcMar>
+            <w:vAlign w:val="center"/>
+          </w:tcPr>
+          <w:p>
+            <w:pPr>
+              <w:spacing w:line="269" w:lineRule="auto"/>
+              <w:rPr>
+                <w:rFonts w:eastAsia="標楷體"/>
+                <w:sz w:val="20"/>
+                <w:szCs w:val="28"/>
+              </w:rPr>
+            </w:pPr>
+            <w:r>
+              <w:rPr>
+                <w:rFonts w:eastAsia="標楷體"/>
+                <w:sz w:val="20"/>
+                <w:szCs w:val="28"/>
+              </w:rPr>
+              <w:t>checker +7/-8</w:t>
+            </w:r>
+          </w:p>
+        </w:tc>
+        <w:tc>
+          <w:tcPr>
+            <w:tcW w:w="3200" w:type="dxa"/>
+            <w:tcMar>
+              <w:top w:w="80" w:type="dxa"/>
+              <w:left w:w="120" w:type="dxa"/>
+              <w:bottom w:w="80" w:type="dxa"/>
+              <w:right w:w="120" w:type="dxa"/>
+            </w:tcMar>
+            <w:vAlign w:val="center"/>
+          </w:tcPr>
+          <w:p>
+            <w:pPr>
+              <w:spacing w:line="269" w:lineRule="auto"/>
+              <w:rPr>
+                <w:rFonts w:eastAsia="標楷體"/>
+                <w:sz w:val="20"/>
+                <w:szCs w:val="28"/>
+              </w:rPr>
+            </w:pPr>
+            <w:r>
+              <w:rPr>
+                <w:rFonts w:eastAsia="標楷體"/>
+                <w:sz w:val="20"/>
+                <w:szCs w:val="28"/>
+              </w:rPr>
+              <w:t>依</w:t>
+            </w:r>
+            <w:r>
+              <w:rPr>
+                <w:rFonts w:eastAsia="標楷體"/>
+                <w:sz w:val="20"/>
+                <w:szCs w:val="28"/>
+              </w:rPr>
+              <w:t xml:space="preserve"> (i+j+salt)%2 </w:t>
+            </w:r>
+            <w:r>
+              <w:rPr>
+                <w:rFonts w:eastAsia="標楷體"/>
+                <w:sz w:val="20"/>
+                <w:szCs w:val="28"/>
+              </w:rPr>
+              <w:t>在</w:t>
+            </w:r>
+            <w:r>
+              <w:rPr>
+                <w:rFonts w:eastAsia="標楷體"/>
+                <w:sz w:val="20"/>
+                <w:szCs w:val="28"/>
+              </w:rPr>
+              <w:t xml:space="preserve"> +7 </w:t>
+            </w:r>
+            <w:r>
+              <w:rPr>
+                <w:rFonts w:eastAsia="標楷體"/>
+                <w:sz w:val="20"/>
+                <w:szCs w:val="28"/>
+              </w:rPr>
+              <w:t>與</w:t>
+            </w:r>
+            <w:r>
+              <w:rPr>
+                <w:rFonts w:eastAsia="標楷體"/>
+                <w:sz w:val="20"/>
+                <w:szCs w:val="28"/>
+              </w:rPr>
+              <w:t xml:space="preserve"> -8 </w:t>
+            </w:r>
+            <w:r>
+              <w:rPr>
+                <w:rFonts w:eastAsia="標楷體"/>
+                <w:sz w:val="20"/>
+                <w:szCs w:val="28"/>
+              </w:rPr>
+              <w:t>之間交錯。</w:t>
+            </w:r>
+          </w:p>
+        </w:tc>
+        <w:tc>
+          <w:tcPr>
+            <w:tcW w:w="4060" w:type="dxa"/>
+            <w:tcMar>
+              <w:top w:w="80" w:type="dxa"/>
+              <w:left w:w="120" w:type="dxa"/>
+              <w:bottom w:w="80" w:type="dxa"/>
+              <w:right w:w="120" w:type="dxa"/>
+            </w:tcMar>
+            <w:vAlign w:val="center"/>
+          </w:tcPr>
+          <w:p>
+            <w:pPr>
+              <w:spacing w:line="269" w:lineRule="auto"/>
+              <w:rPr>
+                <w:rFonts w:eastAsia="標楷體"/>
+                <w:sz w:val="20"/>
+                <w:szCs w:val="28"/>
+              </w:rPr>
+            </w:pPr>
+            <w:r>
+              <w:rPr>
+                <w:rFonts w:eastAsia="標楷體"/>
+                <w:sz w:val="20"/>
+                <w:szCs w:val="28"/>
+              </w:rPr>
+              <w:t>製造</w:t>
+            </w:r>
+            <w:r>
+              <w:rPr>
+                <w:rFonts w:eastAsia="標楷體"/>
+                <w:sz w:val="20"/>
+                <w:szCs w:val="28"/>
+              </w:rPr>
+              <w:t xml:space="preserve"> cancellation </w:t>
+            </w:r>
+            <w:r>
+              <w:rPr>
+                <w:rFonts w:eastAsia="標楷體"/>
+                <w:sz w:val="20"/>
+                <w:szCs w:val="28"/>
+              </w:rPr>
+              <w:t>與正負交錯，容易抓</w:t>
+            </w:r>
+            <w:r>
+              <w:rPr>
+                <w:rFonts w:eastAsia="標楷體"/>
+                <w:sz w:val="20"/>
+                <w:szCs w:val="28"/>
+              </w:rPr>
+              <w:t xml:space="preserve"> row/column </w:t>
+            </w:r>
+            <w:r>
+              <w:rPr>
+                <w:rFonts w:eastAsia="標楷體"/>
+                <w:sz w:val="20"/>
+                <w:szCs w:val="28"/>
+              </w:rPr>
+              <w:t>加總、</w:t>
+            </w:r>
+            <w:r>
+              <w:rPr>
+                <w:rFonts w:eastAsia="標楷體"/>
+                <w:sz w:val="20"/>
+                <w:szCs w:val="28"/>
+              </w:rPr>
+              <w:t>signed compare</w:t>
+            </w:r>
+            <w:r>
+              <w:rPr>
+                <w:rFonts w:eastAsia="標楷體"/>
+                <w:sz w:val="20"/>
+                <w:szCs w:val="28"/>
+              </w:rPr>
+              <w:t>、</w:t>
+            </w:r>
+            <w:r>
+              <w:rPr>
+                <w:rFonts w:eastAsia="標楷體"/>
+                <w:sz w:val="20"/>
+                <w:szCs w:val="28"/>
+              </w:rPr>
+              <w:t xml:space="preserve">bit order </w:t>
+            </w:r>
+            <w:r>
+              <w:rPr>
+                <w:rFonts w:eastAsia="標楷體"/>
+                <w:sz w:val="20"/>
+                <w:szCs w:val="28"/>
+              </w:rPr>
+              <w:t>錯。</w:t>
+            </w:r>
+          </w:p>
+        </w:tc>
+      </w:tr>
+      <w:tr>
+        <w:tc>
+          <w:tcPr>
+            <w:tcW w:w="868" w:type="dxa"/>
+            <w:tcMar>
+              <w:top w:w="80" w:type="dxa"/>
+              <w:left w:w="120" w:type="dxa"/>
+              <w:bottom w:w="80" w:type="dxa"/>
+              <w:right w:w="120" w:type="dxa"/>
+            </w:tcMar>
+            <w:vAlign w:val="center"/>
+          </w:tcPr>
+          <w:p>
+            <w:pPr>
+              <w:spacing w:line="269" w:lineRule="auto"/>
+              <w:rPr>
+                <w:rFonts w:eastAsia="標楷體"/>
+                <w:sz w:val="20"/>
+                <w:szCs w:val="28"/>
+              </w:rPr>
+            </w:pPr>
+            <w:r>
+              <w:rPr>
+                <w:rFonts w:eastAsia="標楷體"/>
+                <w:sz w:val="20"/>
+                <w:szCs w:val="28"/>
+              </w:rPr>
+              <w:t>4</w:t>
+            </w:r>
+          </w:p>
+        </w:tc>
+        <w:tc>
+          <w:tcPr>
+            <w:tcW w:w="1232" w:type="dxa"/>
+            <w:tcMar>
+              <w:top w:w="80" w:type="dxa"/>
+              <w:left w:w="120" w:type="dxa"/>
+              <w:bottom w:w="80" w:type="dxa"/>
+              <w:right w:w="120" w:type="dxa"/>
+            </w:tcMar>
+            <w:vAlign w:val="center"/>
+          </w:tcPr>
+          <w:p>
+            <w:pPr>
+              <w:spacing w:line="269" w:lineRule="auto"/>
+              <w:rPr>
+                <w:rFonts w:eastAsia="標楷體"/>
+                <w:sz w:val="20"/>
+                <w:szCs w:val="28"/>
+              </w:rPr>
+            </w:pPr>
+            <w:r>
+              <w:rPr>
+                <w:rFonts w:eastAsia="標楷體"/>
+                <w:sz w:val="20"/>
+                <w:szCs w:val="28"/>
+              </w:rPr>
+              <w:t>impulse +7/-8</w:t>
+            </w:r>
+          </w:p>
+        </w:tc>
+        <w:tc>
+          <w:tcPr>
+            <w:tcW w:w="3200" w:type="dxa"/>
+            <w:tcMar>
+              <w:top w:w="80" w:type="dxa"/>
+              <w:left w:w="120" w:type="dxa"/>
+              <w:bottom w:w="80" w:type="dxa"/>
+              <w:right w:w="120" w:type="dxa"/>
+            </w:tcMar>
+            <w:vAlign w:val="center"/>
+          </w:tcPr>
+          <w:p>
+            <w:pPr>
+              <w:spacing w:line="269" w:lineRule="auto"/>
+              <w:rPr>
+                <w:rFonts w:eastAsia="標楷體"/>
+                <w:sz w:val="20"/>
+                <w:szCs w:val="28"/>
+              </w:rPr>
+            </w:pPr>
+            <w:r>
+              <w:rPr>
+                <w:rFonts w:eastAsia="標楷體"/>
+                <w:sz w:val="20"/>
+                <w:szCs w:val="28"/>
+              </w:rPr>
+              <w:t>只有一個</w:t>
+            </w:r>
+            <w:r>
+              <w:rPr>
+                <w:rFonts w:eastAsia="標楷體"/>
+                <w:sz w:val="20"/>
+                <w:szCs w:val="28"/>
+              </w:rPr>
+              <w:t xml:space="preserve"> +7 impulse </w:t>
+            </w:r>
+            <w:r>
+              <w:rPr>
+                <w:rFonts w:eastAsia="標楷體"/>
+                <w:sz w:val="20"/>
+                <w:szCs w:val="28"/>
+              </w:rPr>
+              <w:t>與對角反向的一個</w:t>
+            </w:r>
+            <w:r>
+              <w:rPr>
+                <w:rFonts w:eastAsia="標楷體"/>
+                <w:sz w:val="20"/>
+                <w:szCs w:val="28"/>
+              </w:rPr>
+              <w:t xml:space="preserve"> -8</w:t>
+            </w:r>
+            <w:r>
+              <w:rPr>
+                <w:rFonts w:eastAsia="標楷體"/>
+                <w:sz w:val="20"/>
+                <w:szCs w:val="28"/>
+              </w:rPr>
+              <w:t>，其餘為</w:t>
+            </w:r>
+            <w:r>
+              <w:rPr>
+                <w:rFonts w:eastAsia="標楷體"/>
+                <w:sz w:val="20"/>
+                <w:szCs w:val="28"/>
+              </w:rPr>
+              <w:t xml:space="preserve"> 0</w:t>
+            </w:r>
+            <w:r>
+              <w:rPr>
+                <w:rFonts w:eastAsia="標楷體"/>
+                <w:sz w:val="20"/>
+                <w:szCs w:val="28"/>
+              </w:rPr>
+              <w:t>。</w:t>
+            </w:r>
+          </w:p>
+        </w:tc>
+        <w:tc>
+          <w:tcPr>
+            <w:tcW w:w="4060" w:type="dxa"/>
+            <w:tcMar>
+              <w:top w:w="80" w:type="dxa"/>
+              <w:left w:w="120" w:type="dxa"/>
+              <w:bottom w:w="80" w:type="dxa"/>
+              <w:right w:w="120" w:type="dxa"/>
+            </w:tcMar>
+            <w:vAlign w:val="center"/>
+          </w:tcPr>
+          <w:p>
+            <w:pPr>
+              <w:spacing w:line="269" w:lineRule="auto"/>
+              <w:rPr>
+                <w:rFonts w:eastAsia="標楷體"/>
+                <w:sz w:val="20"/>
+                <w:szCs w:val="28"/>
+              </w:rPr>
+            </w:pPr>
+            <w:r>
+              <w:rPr>
+                <w:rFonts w:eastAsia="標楷體"/>
+                <w:sz w:val="20"/>
+                <w:szCs w:val="28"/>
+              </w:rPr>
+              <w:t>抓</w:t>
+            </w:r>
+            <w:r>
+              <w:rPr>
+                <w:rFonts w:eastAsia="標楷體"/>
+                <w:sz w:val="20"/>
+                <w:szCs w:val="28"/>
+              </w:rPr>
+              <w:t xml:space="preserve"> address/row/column </w:t>
+            </w:r>
+            <w:r>
+              <w:rPr>
+                <w:rFonts w:eastAsia="標楷體"/>
+                <w:sz w:val="20"/>
+                <w:szCs w:val="28"/>
+              </w:rPr>
+              <w:t>位置相依錯誤，尤其</w:t>
+            </w:r>
+            <w:r>
+              <w:rPr>
+                <w:rFonts w:eastAsia="標楷體"/>
+                <w:sz w:val="20"/>
+                <w:szCs w:val="28"/>
+              </w:rPr>
+              <w:t xml:space="preserve"> CONV padding </w:t>
+            </w:r>
+            <w:r>
+              <w:rPr>
+                <w:rFonts w:eastAsia="標楷體"/>
+                <w:sz w:val="20"/>
+                <w:szCs w:val="28"/>
+              </w:rPr>
+              <w:t>與</w:t>
+            </w:r>
+            <w:r>
+              <w:rPr>
+                <w:rFonts w:eastAsia="標楷體"/>
+                <w:sz w:val="20"/>
+                <w:szCs w:val="28"/>
+              </w:rPr>
+              <w:t xml:space="preserve"> attention score </w:t>
+            </w:r>
+            <w:r>
+              <w:rPr>
+                <w:rFonts w:eastAsia="標楷體"/>
+                <w:sz w:val="20"/>
+                <w:szCs w:val="28"/>
+              </w:rPr>
+              <w:t>對特定</w:t>
+            </w:r>
+            <w:r>
+              <w:rPr>
+                <w:rFonts w:eastAsia="標楷體"/>
+                <w:sz w:val="20"/>
+                <w:szCs w:val="28"/>
+              </w:rPr>
+              <w:t xml:space="preserve"> token </w:t>
+            </w:r>
+            <w:r>
+              <w:rPr>
+                <w:rFonts w:eastAsia="標楷體"/>
+                <w:sz w:val="20"/>
+                <w:szCs w:val="28"/>
+              </w:rPr>
+              <w:t>的反應。</w:t>
+            </w:r>
+          </w:p>
+        </w:tc>
+      </w:tr>
+      <w:tr>
+        <w:tc>
+          <w:tcPr>
+            <w:tcW w:w="868" w:type="dxa"/>
+            <w:tcMar>
+              <w:top w:w="80" w:type="dxa"/>
+              <w:left w:w="120" w:type="dxa"/>
+              <w:bottom w:w="80" w:type="dxa"/>
+              <w:right w:w="120" w:type="dxa"/>
+            </w:tcMar>
+            <w:vAlign w:val="center"/>
+          </w:tcPr>
+          <w:p>
+            <w:pPr>
+              <w:spacing w:line="269" w:lineRule="auto"/>
+              <w:rPr>
+                <w:rFonts w:eastAsia="標楷體"/>
+                <w:sz w:val="20"/>
+                <w:szCs w:val="28"/>
+              </w:rPr>
+            </w:pPr>
+            <w:r>
+              <w:rPr>
+                <w:rFonts w:eastAsia="標楷體"/>
+                <w:sz w:val="20"/>
+                <w:szCs w:val="28"/>
+              </w:rPr>
+              <w:t>5</w:t>
+            </w:r>
+          </w:p>
+        </w:tc>
+        <w:tc>
+          <w:tcPr>
+            <w:tcW w:w="1232" w:type="dxa"/>
+            <w:tcMar>
+              <w:top w:w="80" w:type="dxa"/>
+              <w:left w:w="120" w:type="dxa"/>
+              <w:bottom w:w="80" w:type="dxa"/>
+              <w:right w:w="120" w:type="dxa"/>
+            </w:tcMar>
+            <w:vAlign w:val="center"/>
+          </w:tcPr>
+          <w:p>
+            <w:pPr>
+              <w:spacing w:line="269" w:lineRule="auto"/>
+              <w:rPr>
+                <w:rFonts w:eastAsia="標楷體"/>
+                <w:sz w:val="20"/>
+                <w:szCs w:val="28"/>
+              </w:rPr>
+            </w:pPr>
+            <w:r>
+              <w:rPr>
+                <w:rFonts w:eastAsia="標楷體"/>
+                <w:sz w:val="20"/>
+                <w:szCs w:val="28"/>
+              </w:rPr>
+              <w:t>row split</w:t>
+            </w:r>
+          </w:p>
+        </w:tc>
+        <w:tc>
+          <w:tcPr>
+            <w:tcW w:w="3200" w:type="dxa"/>
+            <w:tcMar>
+              <w:top w:w="80" w:type="dxa"/>
+              <w:left w:w="120" w:type="dxa"/>
+              <w:bottom w:w="80" w:type="dxa"/>
+              <w:right w:w="120" w:type="dxa"/>
+            </w:tcMar>
+            <w:vAlign w:val="center"/>
+          </w:tcPr>
+          <w:p>
+            <w:pPr>
+              <w:spacing w:line="269" w:lineRule="auto"/>
+              <w:rPr>
+                <w:rFonts w:eastAsia="標楷體"/>
+                <w:sz w:val="20"/>
+                <w:szCs w:val="28"/>
+              </w:rPr>
+            </w:pPr>
+            <w:r>
+              <w:rPr>
+                <w:rFonts w:eastAsia="標楷體"/>
+                <w:sz w:val="20"/>
+                <w:szCs w:val="28"/>
+              </w:rPr>
+              <w:t>上半部</w:t>
+            </w:r>
+            <w:r>
+              <w:rPr>
+                <w:rFonts w:eastAsia="標楷體"/>
+                <w:sz w:val="20"/>
+                <w:szCs w:val="28"/>
+              </w:rPr>
+              <w:t xml:space="preserve"> row </w:t>
+            </w:r>
+            <w:r>
+              <w:rPr>
+                <w:rFonts w:eastAsia="標楷體"/>
+                <w:sz w:val="20"/>
+                <w:szCs w:val="28"/>
+              </w:rPr>
+              <w:t>為</w:t>
+            </w:r>
+            <w:r>
+              <w:rPr>
+                <w:rFonts w:eastAsia="標楷體"/>
+                <w:sz w:val="20"/>
+                <w:szCs w:val="28"/>
+              </w:rPr>
+              <w:t xml:space="preserve"> +7</w:t>
+            </w:r>
+            <w:r>
+              <w:rPr>
+                <w:rFonts w:eastAsia="標楷體"/>
+                <w:sz w:val="20"/>
+                <w:szCs w:val="28"/>
+              </w:rPr>
+              <w:t>，下半部</w:t>
+            </w:r>
+            <w:r>
+              <w:rPr>
+                <w:rFonts w:eastAsia="標楷體"/>
+                <w:sz w:val="20"/>
+                <w:szCs w:val="28"/>
+              </w:rPr>
+              <w:t xml:space="preserve"> row </w:t>
+            </w:r>
+            <w:r>
+              <w:rPr>
+                <w:rFonts w:eastAsia="標楷體"/>
+                <w:sz w:val="20"/>
+                <w:szCs w:val="28"/>
+              </w:rPr>
+              <w:t>為</w:t>
+            </w:r>
+            <w:r>
+              <w:rPr>
+                <w:rFonts w:eastAsia="標楷體"/>
+                <w:sz w:val="20"/>
+                <w:szCs w:val="28"/>
+              </w:rPr>
+              <w:t xml:space="preserve"> -8</w:t>
+            </w:r>
+            <w:r>
+              <w:rPr>
+                <w:rFonts w:eastAsia="標楷體"/>
+                <w:sz w:val="20"/>
+                <w:szCs w:val="28"/>
+              </w:rPr>
+              <w:t>。</w:t>
+            </w:r>
+          </w:p>
+        </w:tc>
+        <w:tc>
+          <w:tcPr>
+            <w:tcW w:w="4060" w:type="dxa"/>
+            <w:tcMar>
+              <w:top w:w="80" w:type="dxa"/>
+              <w:left w:w="120" w:type="dxa"/>
+              <w:bottom w:w="80" w:type="dxa"/>
+              <w:right w:w="120" w:type="dxa"/>
+            </w:tcMar>
+            <w:vAlign w:val="center"/>
+          </w:tcPr>
+          <w:p>
+            <w:pPr>
+              <w:spacing w:line="269" w:lineRule="auto"/>
+              <w:rPr>
+                <w:rFonts w:eastAsia="標楷體"/>
+                <w:sz w:val="20"/>
+                <w:szCs w:val="28"/>
+              </w:rPr>
+            </w:pPr>
+            <w:r>
+              <w:rPr>
+                <w:rFonts w:eastAsia="標楷體"/>
+                <w:sz w:val="20"/>
+                <w:szCs w:val="28"/>
+              </w:rPr>
+              <w:t>打</w:t>
+            </w:r>
+            <w:r>
+              <w:rPr>
+                <w:rFonts w:eastAsia="標楷體"/>
+                <w:sz w:val="20"/>
+                <w:szCs w:val="28"/>
+              </w:rPr>
+              <w:t xml:space="preserve"> row aggregation</w:t>
+            </w:r>
+            <w:r>
+              <w:rPr>
+                <w:rFonts w:eastAsia="標楷體"/>
+                <w:sz w:val="20"/>
+                <w:szCs w:val="28"/>
+              </w:rPr>
+              <w:t>、</w:t>
+            </w:r>
+            <w:r>
+              <w:rPr>
+                <w:rFonts w:eastAsia="標楷體"/>
+                <w:sz w:val="20"/>
+                <w:szCs w:val="28"/>
+              </w:rPr>
+              <w:t>RAT threshold</w:t>
+            </w:r>
+            <w:r>
+              <w:rPr>
+                <w:rFonts w:eastAsia="標楷體"/>
+                <w:sz w:val="20"/>
+                <w:szCs w:val="28"/>
+              </w:rPr>
+              <w:t>、</w:t>
+            </w:r>
+            <w:r>
+              <w:rPr>
+                <w:rFonts w:eastAsia="標楷體"/>
+                <w:sz w:val="20"/>
+                <w:szCs w:val="28"/>
+              </w:rPr>
+              <w:t xml:space="preserve">matrix multiply </w:t>
+            </w:r>
+            <w:r>
+              <w:rPr>
+                <w:rFonts w:eastAsia="標楷體"/>
+                <w:sz w:val="20"/>
+                <w:szCs w:val="28"/>
+              </w:rPr>
+              <w:t>中</w:t>
+            </w:r>
+            <w:r>
+              <w:rPr>
+                <w:rFonts w:eastAsia="標楷體"/>
+                <w:sz w:val="20"/>
+                <w:szCs w:val="28"/>
+              </w:rPr>
+              <w:t xml:space="preserve"> row data </w:t>
+            </w:r>
+            <w:r>
+              <w:rPr>
+                <w:rFonts w:eastAsia="標楷體"/>
+                <w:sz w:val="20"/>
+                <w:szCs w:val="28"/>
+              </w:rPr>
+              <w:t>接線。</w:t>
+            </w:r>
+          </w:p>
+        </w:tc>
+      </w:tr>
+      <w:tr>
+        <w:tc>
+          <w:tcPr>
+            <w:tcW w:w="868" w:type="dxa"/>
+            <w:tcMar>
+              <w:top w:w="80" w:type="dxa"/>
+              <w:left w:w="120" w:type="dxa"/>
+              <w:bottom w:w="80" w:type="dxa"/>
+              <w:right w:w="120" w:type="dxa"/>
+            </w:tcMar>
+            <w:vAlign w:val="center"/>
+          </w:tcPr>
+          <w:p>
+            <w:pPr>
+              <w:spacing w:line="269" w:lineRule="auto"/>
+              <w:rPr>
+                <w:rFonts w:eastAsia="標楷體"/>
+                <w:sz w:val="20"/>
+                <w:szCs w:val="28"/>
+              </w:rPr>
+            </w:pPr>
+            <w:r>
+              <w:rPr>
+                <w:rFonts w:eastAsia="標楷體"/>
+                <w:sz w:val="20"/>
+                <w:szCs w:val="28"/>
+              </w:rPr>
+              <w:t>6</w:t>
+            </w:r>
+          </w:p>
+        </w:tc>
+        <w:tc>
+          <w:tcPr>
+            <w:tcW w:w="1232" w:type="dxa"/>
+            <w:tcMar>
+              <w:top w:w="80" w:type="dxa"/>
+              <w:left w:w="120" w:type="dxa"/>
+              <w:bottom w:w="80" w:type="dxa"/>
+              <w:right w:w="120" w:type="dxa"/>
+            </w:tcMar>
+            <w:vAlign w:val="center"/>
+          </w:tcPr>
+          <w:p>
+            <w:pPr>
+              <w:spacing w:line="269" w:lineRule="auto"/>
+              <w:rPr>
+                <w:rFonts w:eastAsia="標楷體"/>
+                <w:sz w:val="20"/>
+                <w:szCs w:val="28"/>
+              </w:rPr>
+            </w:pPr>
+            <w:r>
+              <w:rPr>
+                <w:rFonts w:eastAsia="標楷體"/>
+                <w:sz w:val="20"/>
+                <w:szCs w:val="28"/>
+              </w:rPr>
+              <w:t>column split</w:t>
+            </w:r>
+          </w:p>
+        </w:tc>
+        <w:tc>
+          <w:tcPr>
+            <w:tcW w:w="3200" w:type="dxa"/>
+            <w:tcMar>
+              <w:top w:w="80" w:type="dxa"/>
+              <w:left w:w="120" w:type="dxa"/>
+              <w:bottom w:w="80" w:type="dxa"/>
+              <w:right w:w="120" w:type="dxa"/>
+            </w:tcMar>
+            <w:vAlign w:val="center"/>
+          </w:tcPr>
+          <w:p>
+            <w:pPr>
+              <w:spacing w:line="269" w:lineRule="auto"/>
+              <w:rPr>
+                <w:rFonts w:eastAsia="標楷體"/>
+                <w:sz w:val="20"/>
+                <w:szCs w:val="28"/>
+              </w:rPr>
+            </w:pPr>
+            <w:r>
+              <w:rPr>
+                <w:rFonts w:eastAsia="標楷體"/>
+                <w:sz w:val="20"/>
+                <w:szCs w:val="28"/>
+              </w:rPr>
+              <w:t>左半部</w:t>
+            </w:r>
+            <w:r>
+              <w:rPr>
+                <w:rFonts w:eastAsia="標楷體"/>
+                <w:sz w:val="20"/>
+                <w:szCs w:val="28"/>
+              </w:rPr>
+              <w:t xml:space="preserve"> column </w:t>
+            </w:r>
+            <w:r>
+              <w:rPr>
+                <w:rFonts w:eastAsia="標楷體"/>
+                <w:sz w:val="20"/>
+                <w:szCs w:val="28"/>
+              </w:rPr>
+              <w:t>為</w:t>
+            </w:r>
+            <w:r>
+              <w:rPr>
+                <w:rFonts w:eastAsia="標楷體"/>
+                <w:sz w:val="20"/>
+                <w:szCs w:val="28"/>
+              </w:rPr>
+              <w:t xml:space="preserve"> +7</w:t>
+            </w:r>
+            <w:r>
+              <w:rPr>
+                <w:rFonts w:eastAsia="標楷體"/>
+                <w:sz w:val="20"/>
+                <w:szCs w:val="28"/>
+              </w:rPr>
+              <w:t>，右半部</w:t>
+            </w:r>
+            <w:r>
+              <w:rPr>
+                <w:rFonts w:eastAsia="標楷體"/>
+                <w:sz w:val="20"/>
+                <w:szCs w:val="28"/>
+              </w:rPr>
+              <w:t xml:space="preserve"> column </w:t>
+            </w:r>
+            <w:r>
+              <w:rPr>
+                <w:rFonts w:eastAsia="標楷體"/>
+                <w:sz w:val="20"/>
+                <w:szCs w:val="28"/>
+              </w:rPr>
+              <w:t>為</w:t>
+            </w:r>
+            <w:r>
+              <w:rPr>
+                <w:rFonts w:eastAsia="標楷體"/>
+                <w:sz w:val="20"/>
+                <w:szCs w:val="28"/>
+              </w:rPr>
+              <w:t xml:space="preserve"> -8</w:t>
+            </w:r>
+            <w:r>
+              <w:rPr>
+                <w:rFonts w:eastAsia="標楷體"/>
+                <w:sz w:val="20"/>
+                <w:szCs w:val="28"/>
+              </w:rPr>
+              <w:t>。</w:t>
+            </w:r>
+          </w:p>
+        </w:tc>
+        <w:tc>
+          <w:tcPr>
+            <w:tcW w:w="4060" w:type="dxa"/>
+            <w:tcMar>
+              <w:top w:w="80" w:type="dxa"/>
+              <w:left w:w="120" w:type="dxa"/>
+              <w:bottom w:w="80" w:type="dxa"/>
+              <w:right w:w="120" w:type="dxa"/>
+            </w:tcMar>
+            <w:vAlign w:val="center"/>
+          </w:tcPr>
+          <w:p>
+            <w:pPr>
+              <w:spacing w:line="269" w:lineRule="auto"/>
+              <w:rPr>
+                <w:rFonts w:eastAsia="標楷體"/>
+                <w:sz w:val="20"/>
+                <w:szCs w:val="28"/>
+              </w:rPr>
+            </w:pPr>
+            <w:r>
+              <w:rPr>
+                <w:rFonts w:eastAsia="標楷體"/>
+                <w:sz w:val="20"/>
+                <w:szCs w:val="28"/>
+              </w:rPr>
+              <w:t>打</w:t>
+            </w:r>
+            <w:r>
+              <w:rPr>
+                <w:rFonts w:eastAsia="標楷體"/>
+                <w:sz w:val="20"/>
+                <w:szCs w:val="28"/>
+              </w:rPr>
+              <w:t xml:space="preserve"> column aggregation</w:t>
+            </w:r>
+            <w:r>
+              <w:rPr>
+                <w:rFonts w:eastAsia="標楷體"/>
+                <w:sz w:val="20"/>
+                <w:szCs w:val="28"/>
+              </w:rPr>
+              <w:t>、</w:t>
+            </w:r>
+            <w:r>
+              <w:rPr>
+                <w:rFonts w:eastAsia="標楷體"/>
+                <w:sz w:val="20"/>
+                <w:szCs w:val="28"/>
+              </w:rPr>
+              <w:t>CAT threshold</w:t>
+            </w:r>
+            <w:r>
+              <w:rPr>
+                <w:rFonts w:eastAsia="標楷體"/>
+                <w:sz w:val="20"/>
+                <w:szCs w:val="28"/>
+              </w:rPr>
+              <w:t>、</w:t>
+            </w:r>
+            <w:r>
+              <w:rPr>
+                <w:rFonts w:eastAsia="標楷體"/>
+                <w:sz w:val="20"/>
+                <w:szCs w:val="28"/>
+              </w:rPr>
+              <w:t>MHA head0/head1 column split</w:t>
+            </w:r>
+            <w:r>
+              <w:rPr>
+                <w:rFonts w:eastAsia="標楷體"/>
+                <w:sz w:val="20"/>
+                <w:szCs w:val="28"/>
+              </w:rPr>
+              <w:t>。</w:t>
+            </w:r>
+          </w:p>
+        </w:tc>
+      </w:tr>
+    </w:tbl>
+    <w:p>
+      <w:pPr>
+        <w:pStyle w:val="a6"/>
+        <w:ind w:leftChars="0"/>
+        <w:rPr>
+          <w:rFonts w:eastAsia="標楷體"/>
+          <w:b/>
+          <w:bCs/>
+        </w:rPr>
+      </w:pPr>
+    </w:p>
+    <w:p>
+      <w:pPr>
+        <w:pStyle w:val="a6"/>
+        <w:ind w:leftChars="0"/>
+        <w:rPr>
+          <w:rFonts w:eastAsia="標楷體" w:hint="eastAsia"/>
+          <w:b/>
+          <w:bCs/>
+        </w:rPr>
+      </w:pPr>
+    </w:p>
+    <w:p>
+      <w:pPr>
+        <w:pStyle w:val="a6"/>
+        <w:ind w:leftChars="0" w:left="0"/>
+        <w:rPr>
+          <w:rFonts w:eastAsia="標楷體" w:hint="eastAsia"/>
+          <w:b/>
+          <w:bCs/>
+        </w:rPr>
+      </w:pPr>
+      <w:r>
+        <w:rPr>
+          <w:rFonts w:eastAsia="標楷體" w:hint="eastAsia"/>
+          <w:b/>
+          <w:bCs/>
+        </w:rPr>
+        <w:t xml:space="preserve">Corner OP set </w:t>
+      </w:r>
+      <w:r>
+        <w:rPr>
+          <w:rFonts w:eastAsia="標楷體" w:hint="eastAsia"/>
+          <w:b/>
+          <w:bCs/>
+        </w:rPr>
+        <w:t>設計</w:t>
+      </w:r>
+      <w:r>
+        <w:rPr>
+          <w:rFonts w:eastAsia="標楷體" w:hint="eastAsia"/>
+          <w:b/>
+          <w:bCs/>
+        </w:rPr>
+        <w:t>:</w:t>
+      </w:r>
+    </w:p>
+    <w:tbl>
+      <w:tblPr>
+        <w:tblStyle w:val="a5"/>
+        <w:tblW w:w="9360" w:type="dxa"/>
+        <w:tblInd w:w="120" w:type="dxa"/>
+        <w:tblLayout w:type="fixed"/>
+        <w:tblLook w:val="04A0" w:firstRow="1" w:lastRow="0" w:firstColumn="1" w:lastColumn="0" w:noHBand="0" w:noVBand="1"/>
+      </w:tblPr>
+      <w:tblGrid>
+        <w:gridCol w:w="1050"/>
+        <w:gridCol w:w="2600"/>
+        <w:gridCol w:w="2600"/>
+        <w:gridCol w:w="3110"/>
+      </w:tblGrid>
+      <w:tr>
+        <w:tc>
+          <w:tcPr>
+            <w:tcW w:w="1050" w:type="dxa"/>
+            <w:shd w:val="clear" w:color="auto" w:fill="E8EEF5"/>
+            <w:tcMar>
+              <w:top w:w="80" w:type="dxa"/>
+              <w:left w:w="120" w:type="dxa"/>
+              <w:bottom w:w="80" w:type="dxa"/>
+              <w:right w:w="120" w:type="dxa"/>
+            </w:tcMar>
+            <w:vAlign w:val="center"/>
+          </w:tcPr>
+          <w:p>
+            <w:pPr>
+              <w:jc w:val="center"/>
+              <w:rPr>
+                <w:rFonts w:eastAsia="標楷體"/>
+                <w:sz w:val="20"/>
+                <w:szCs w:val="28"/>
+              </w:rPr>
+            </w:pPr>
+            <w:r>
+              <w:rPr>
+                <w:rFonts w:eastAsia="標楷體"/>
+                <w:b/>
+                <w:color w:val="1F4D78"/>
+                <w:sz w:val="20"/>
+                <w:szCs w:val="28"/>
+              </w:rPr>
+              <w:t>Profile</w:t>
+            </w:r>
+          </w:p>
+        </w:tc>
+        <w:tc>
+          <w:tcPr>
+            <w:tcW w:w="2600" w:type="dxa"/>
+            <w:shd w:val="clear" w:color="auto" w:fill="E8EEF5"/>
+            <w:tcMar>
+              <w:top w:w="80" w:type="dxa"/>
+              <w:left w:w="120" w:type="dxa"/>
+              <w:bottom w:w="80" w:type="dxa"/>
+              <w:right w:w="120" w:type="dxa"/>
+            </w:tcMar>
+            <w:vAlign w:val="center"/>
+          </w:tcPr>
+          <w:p>
+            <w:pPr>
+              <w:jc w:val="center"/>
+              <w:rPr>
+                <w:rFonts w:eastAsia="標楷體"/>
+                <w:sz w:val="20"/>
+                <w:szCs w:val="28"/>
+              </w:rPr>
+            </w:pPr>
+            <w:r>
+              <w:rPr>
+                <w:rFonts w:eastAsia="標楷體"/>
+                <w:b/>
+                <w:color w:val="1F4D78"/>
+                <w:sz w:val="20"/>
+                <w:szCs w:val="28"/>
+              </w:rPr>
+              <w:t>FFN param_q</w:t>
+            </w:r>
+          </w:p>
+        </w:tc>
+        <w:tc>
+          <w:tcPr>
+            <w:tcW w:w="2600" w:type="dxa"/>
+            <w:shd w:val="clear" w:color="auto" w:fill="E8EEF5"/>
+            <w:tcMar>
+              <w:top w:w="80" w:type="dxa"/>
+              <w:left w:w="120" w:type="dxa"/>
+              <w:bottom w:w="80" w:type="dxa"/>
+              <w:right w:w="120" w:type="dxa"/>
+            </w:tcMar>
+            <w:vAlign w:val="center"/>
+          </w:tcPr>
+          <w:p>
+            <w:pPr>
+              <w:jc w:val="center"/>
+              <w:rPr>
+                <w:rFonts w:eastAsia="標楷體"/>
+                <w:sz w:val="20"/>
+                <w:szCs w:val="28"/>
+              </w:rPr>
+            </w:pPr>
+            <w:r>
+              <w:rPr>
+                <w:rFonts w:eastAsia="標楷體"/>
+                <w:b/>
+                <w:color w:val="1F4D78"/>
+                <w:sz w:val="20"/>
+                <w:szCs w:val="28"/>
+              </w:rPr>
+              <w:t>CONV kernel</w:t>
+            </w:r>
+          </w:p>
+        </w:tc>
+        <w:tc>
+          <w:tcPr>
+            <w:tcW w:w="3110" w:type="dxa"/>
+            <w:shd w:val="clear" w:color="auto" w:fill="E8EEF5"/>
+            <w:tcMar>
+              <w:top w:w="80" w:type="dxa"/>
+              <w:left w:w="120" w:type="dxa"/>
+              <w:bottom w:w="80" w:type="dxa"/>
+              <w:right w:w="120" w:type="dxa"/>
+            </w:tcMar>
+            <w:vAlign w:val="center"/>
+          </w:tcPr>
+          <w:p>
+            <w:pPr>
+              <w:jc w:val="center"/>
+              <w:rPr>
+                <w:rFonts w:eastAsia="標楷體"/>
+                <w:sz w:val="20"/>
+                <w:szCs w:val="28"/>
+              </w:rPr>
+            </w:pPr>
+            <w:r>
+              <w:rPr>
+                <w:rFonts w:eastAsia="標楷體"/>
+                <w:b/>
+                <w:color w:val="1F4D78"/>
+                <w:sz w:val="20"/>
+                <w:szCs w:val="28"/>
+              </w:rPr>
+              <w:t>SHA / MHA QKV</w:t>
+            </w:r>
+          </w:p>
+        </w:tc>
+      </w:tr>
+      <w:tr>
+        <w:tc>
+          <w:tcPr>
+            <w:tcW w:w="1050" w:type="dxa"/>
+            <w:tcMar>
+              <w:top w:w="80" w:type="dxa"/>
+              <w:left w:w="120" w:type="dxa"/>
+              <w:bottom w:w="80" w:type="dxa"/>
+              <w:right w:w="120" w:type="dxa"/>
+            </w:tcMar>
+            <w:vAlign w:val="center"/>
+          </w:tcPr>
+          <w:p>
+            <w:pPr>
+              <w:rPr>
+                <w:rFonts w:eastAsia="標楷體"/>
+                <w:sz w:val="20"/>
+                <w:szCs w:val="28"/>
+              </w:rPr>
+            </w:pPr>
+            <w:r>
+              <w:rPr>
+                <w:rFonts w:eastAsia="標楷體"/>
+                <w:sz w:val="20"/>
+                <w:szCs w:val="28"/>
+              </w:rPr>
+              <w:t xml:space="preserve">A </w:t>
+            </w:r>
+          </w:p>
+        </w:tc>
+        <w:tc>
+          <w:tcPr>
+            <w:tcW w:w="2600" w:type="dxa"/>
+            <w:tcMar>
+              <w:top w:w="80" w:type="dxa"/>
+              <w:left w:w="120" w:type="dxa"/>
+              <w:bottom w:w="80" w:type="dxa"/>
+              <w:right w:w="120" w:type="dxa"/>
+            </w:tcMar>
+            <w:vAlign w:val="center"/>
+          </w:tcPr>
+          <w:p>
+            <w:pPr>
+              <w:rPr>
+                <w:rFonts w:eastAsia="標楷體"/>
+                <w:sz w:val="20"/>
+                <w:szCs w:val="28"/>
+              </w:rPr>
+            </w:pPr>
+            <w:r>
+              <w:rPr>
+                <w:rFonts w:eastAsia="標楷體"/>
+                <w:sz w:val="20"/>
+                <w:szCs w:val="28"/>
+              </w:rPr>
+              <w:t>全部</w:t>
+            </w:r>
+            <w:r>
+              <w:rPr>
+                <w:rFonts w:eastAsia="標楷體"/>
+                <w:sz w:val="20"/>
+                <w:szCs w:val="28"/>
+              </w:rPr>
+              <w:t xml:space="preserve"> +7</w:t>
+            </w:r>
+            <w:r>
+              <w:rPr>
+                <w:rFonts w:eastAsia="標楷體"/>
+                <w:sz w:val="20"/>
+                <w:szCs w:val="28"/>
+              </w:rPr>
+              <w:t>，名稱</w:t>
+            </w:r>
+            <w:r>
+              <w:rPr>
+                <w:rFonts w:eastAsia="標楷體"/>
+                <w:sz w:val="20"/>
+                <w:szCs w:val="28"/>
+              </w:rPr>
+              <w:t xml:space="preserve"> max-pos</w:t>
+            </w:r>
+            <w:r>
+              <w:rPr>
+                <w:rFonts w:eastAsia="標楷體"/>
+                <w:sz w:val="20"/>
+                <w:szCs w:val="28"/>
+              </w:rPr>
+              <w:t>。</w:t>
+            </w:r>
+          </w:p>
+        </w:tc>
+        <w:tc>
+          <w:tcPr>
+            <w:tcW w:w="2600" w:type="dxa"/>
+            <w:tcMar>
+              <w:top w:w="80" w:type="dxa"/>
+              <w:left w:w="120" w:type="dxa"/>
+              <w:bottom w:w="80" w:type="dxa"/>
+              <w:right w:w="120" w:type="dxa"/>
+            </w:tcMar>
+            <w:vAlign w:val="center"/>
+          </w:tcPr>
+          <w:p>
+            <w:pPr>
+              <w:rPr>
+                <w:rFonts w:eastAsia="標楷體"/>
+                <w:sz w:val="20"/>
+                <w:szCs w:val="28"/>
+              </w:rPr>
+            </w:pPr>
+            <w:r>
+              <w:rPr>
+                <w:rFonts w:eastAsia="標楷體"/>
+                <w:sz w:val="20"/>
+                <w:szCs w:val="28"/>
+              </w:rPr>
+              <w:t xml:space="preserve">3x3 kernel </w:t>
+            </w:r>
+            <w:r>
+              <w:rPr>
+                <w:rFonts w:eastAsia="標楷體"/>
+                <w:sz w:val="20"/>
+                <w:szCs w:val="28"/>
+              </w:rPr>
+              <w:t>九個</w:t>
+            </w:r>
+            <w:r>
+              <w:rPr>
+                <w:rFonts w:eastAsia="標楷體"/>
+                <w:sz w:val="20"/>
+                <w:szCs w:val="28"/>
+              </w:rPr>
+              <w:t xml:space="preserve"> tap </w:t>
+            </w:r>
+            <w:r>
+              <w:rPr>
+                <w:rFonts w:eastAsia="標楷體"/>
+                <w:sz w:val="20"/>
+                <w:szCs w:val="28"/>
+              </w:rPr>
+              <w:t>全部</w:t>
+            </w:r>
+            <w:r>
+              <w:rPr>
+                <w:rFonts w:eastAsia="標楷體"/>
+                <w:sz w:val="20"/>
+                <w:szCs w:val="28"/>
+              </w:rPr>
+              <w:t xml:space="preserve"> +7</w:t>
+            </w:r>
+            <w:r>
+              <w:rPr>
+                <w:rFonts w:eastAsia="標楷體"/>
+                <w:sz w:val="20"/>
+                <w:szCs w:val="28"/>
+              </w:rPr>
+              <w:t>。</w:t>
+            </w:r>
+          </w:p>
+        </w:tc>
+        <w:tc>
+          <w:tcPr>
+            <w:tcW w:w="3110" w:type="dxa"/>
+            <w:tcMar>
+              <w:top w:w="80" w:type="dxa"/>
+              <w:left w:w="120" w:type="dxa"/>
+              <w:bottom w:w="80" w:type="dxa"/>
+              <w:right w:w="120" w:type="dxa"/>
+            </w:tcMar>
+            <w:vAlign w:val="center"/>
+          </w:tcPr>
+          <w:p>
+            <w:pPr>
+              <w:rPr>
+                <w:rFonts w:eastAsia="標楷體"/>
+                <w:sz w:val="20"/>
+                <w:szCs w:val="28"/>
+              </w:rPr>
+            </w:pPr>
+            <w:r>
+              <w:rPr>
+                <w:rFonts w:eastAsia="標楷體"/>
+                <w:sz w:val="20"/>
+                <w:szCs w:val="28"/>
+              </w:rPr>
+              <w:t>Q</w:t>
+            </w:r>
+            <w:r>
+              <w:rPr>
+                <w:rFonts w:eastAsia="標楷體"/>
+                <w:sz w:val="20"/>
+                <w:szCs w:val="28"/>
+              </w:rPr>
+              <w:t>、</w:t>
+            </w:r>
+            <w:r>
+              <w:rPr>
+                <w:rFonts w:eastAsia="標楷體"/>
+                <w:sz w:val="20"/>
+                <w:szCs w:val="28"/>
+              </w:rPr>
+              <w:t>K</w:t>
+            </w:r>
+            <w:r>
+              <w:rPr>
+                <w:rFonts w:eastAsia="標楷體"/>
+                <w:sz w:val="20"/>
+                <w:szCs w:val="28"/>
+              </w:rPr>
+              <w:t>、</w:t>
+            </w:r>
+            <w:r>
+              <w:rPr>
+                <w:rFonts w:eastAsia="標楷體"/>
+                <w:sz w:val="20"/>
+                <w:szCs w:val="28"/>
+              </w:rPr>
+              <w:t xml:space="preserve">V </w:t>
+            </w:r>
+            <w:r>
+              <w:rPr>
+                <w:rFonts w:eastAsia="標楷體"/>
+                <w:sz w:val="20"/>
+                <w:szCs w:val="28"/>
+              </w:rPr>
+              <w:t>全部</w:t>
+            </w:r>
+            <w:r>
+              <w:rPr>
+                <w:rFonts w:eastAsia="標楷體"/>
+                <w:sz w:val="20"/>
+                <w:szCs w:val="28"/>
+              </w:rPr>
+              <w:t xml:space="preserve"> +7</w:t>
+            </w:r>
+            <w:r>
+              <w:rPr>
+                <w:rFonts w:eastAsia="標楷體"/>
+                <w:sz w:val="20"/>
+                <w:szCs w:val="28"/>
+              </w:rPr>
+              <w:t>，名稱</w:t>
+            </w:r>
+            <w:r>
+              <w:rPr>
+                <w:rFonts w:eastAsia="標楷體"/>
+                <w:sz w:val="20"/>
+                <w:szCs w:val="28"/>
+              </w:rPr>
+              <w:t xml:space="preserve"> att-all-pos</w:t>
+            </w:r>
+            <w:r>
+              <w:rPr>
+                <w:rFonts w:eastAsia="標楷體"/>
+                <w:sz w:val="20"/>
+                <w:szCs w:val="28"/>
+              </w:rPr>
+              <w:t>。</w:t>
+            </w:r>
+          </w:p>
+        </w:tc>
+      </w:tr>
+      <w:tr>
+        <w:tc>
+          <w:tcPr>
+            <w:tcW w:w="1050" w:type="dxa"/>
+            <w:tcMar>
+              <w:top w:w="80" w:type="dxa"/>
+              <w:left w:w="120" w:type="dxa"/>
+              <w:bottom w:w="80" w:type="dxa"/>
+              <w:right w:w="120" w:type="dxa"/>
+            </w:tcMar>
+            <w:vAlign w:val="center"/>
+          </w:tcPr>
+          <w:p>
+            <w:pPr>
+              <w:rPr>
+                <w:rFonts w:eastAsia="標楷體"/>
+                <w:sz w:val="20"/>
+                <w:szCs w:val="28"/>
+              </w:rPr>
+            </w:pPr>
+            <w:r>
+              <w:rPr>
+                <w:rFonts w:eastAsia="標楷體"/>
+                <w:sz w:val="20"/>
+                <w:szCs w:val="28"/>
+              </w:rPr>
+              <w:t xml:space="preserve">B </w:t>
+            </w:r>
+          </w:p>
+        </w:tc>
+        <w:tc>
+          <w:tcPr>
+            <w:tcW w:w="2600" w:type="dxa"/>
+            <w:tcMar>
+              <w:top w:w="80" w:type="dxa"/>
+              <w:left w:w="120" w:type="dxa"/>
+              <w:bottom w:w="80" w:type="dxa"/>
+              <w:right w:w="120" w:type="dxa"/>
+            </w:tcMar>
+            <w:vAlign w:val="center"/>
+          </w:tcPr>
+          <w:p>
+            <w:pPr>
+              <w:rPr>
+                <w:rFonts w:eastAsia="標楷體"/>
+                <w:sz w:val="20"/>
+                <w:szCs w:val="28"/>
+              </w:rPr>
+            </w:pPr>
+            <w:r>
+              <w:rPr>
+                <w:rFonts w:eastAsia="標楷體"/>
+                <w:sz w:val="20"/>
+                <w:szCs w:val="28"/>
+              </w:rPr>
+              <w:t>全部</w:t>
+            </w:r>
+            <w:r>
+              <w:rPr>
+                <w:rFonts w:eastAsia="標楷體"/>
+                <w:sz w:val="20"/>
+                <w:szCs w:val="28"/>
+              </w:rPr>
+              <w:t xml:space="preserve"> -8</w:t>
+            </w:r>
+            <w:r>
+              <w:rPr>
+                <w:rFonts w:eastAsia="標楷體"/>
+                <w:sz w:val="20"/>
+                <w:szCs w:val="28"/>
+              </w:rPr>
+              <w:t>，名稱</w:t>
+            </w:r>
+            <w:r>
+              <w:rPr>
+                <w:rFonts w:eastAsia="標楷體"/>
+                <w:sz w:val="20"/>
+                <w:szCs w:val="28"/>
+              </w:rPr>
+              <w:t xml:space="preserve"> max-neg</w:t>
+            </w:r>
+            <w:r>
+              <w:rPr>
+                <w:rFonts w:eastAsia="標楷體"/>
+                <w:sz w:val="20"/>
+                <w:szCs w:val="28"/>
+              </w:rPr>
+              <w:t>。</w:t>
+            </w:r>
+          </w:p>
+        </w:tc>
+        <w:tc>
+          <w:tcPr>
+            <w:tcW w:w="2600" w:type="dxa"/>
+            <w:tcMar>
+              <w:top w:w="80" w:type="dxa"/>
+              <w:left w:w="120" w:type="dxa"/>
+              <w:bottom w:w="80" w:type="dxa"/>
+              <w:right w:w="120" w:type="dxa"/>
+            </w:tcMar>
+            <w:vAlign w:val="center"/>
+          </w:tcPr>
+          <w:p>
+            <w:pPr>
+              <w:rPr>
+                <w:rFonts w:eastAsia="標楷體"/>
+                <w:sz w:val="20"/>
+                <w:szCs w:val="28"/>
+              </w:rPr>
+            </w:pPr>
+            <w:r>
+              <w:rPr>
+                <w:rFonts w:eastAsia="標楷體"/>
+                <w:sz w:val="20"/>
+                <w:szCs w:val="28"/>
+              </w:rPr>
+              <w:t xml:space="preserve">3x3 kernel </w:t>
+            </w:r>
+            <w:r>
+              <w:rPr>
+                <w:rFonts w:eastAsia="標楷體"/>
+                <w:sz w:val="20"/>
+                <w:szCs w:val="28"/>
+              </w:rPr>
+              <w:t>九個</w:t>
+            </w:r>
+            <w:r>
+              <w:rPr>
+                <w:rFonts w:eastAsia="標楷體"/>
+                <w:sz w:val="20"/>
+                <w:szCs w:val="28"/>
+              </w:rPr>
+              <w:t xml:space="preserve"> tap </w:t>
+            </w:r>
+            <w:r>
+              <w:rPr>
+                <w:rFonts w:eastAsia="標楷體"/>
+                <w:sz w:val="20"/>
+                <w:szCs w:val="28"/>
+              </w:rPr>
+              <w:t>全部</w:t>
+            </w:r>
+            <w:r>
+              <w:rPr>
+                <w:rFonts w:eastAsia="標楷體"/>
+                <w:sz w:val="20"/>
+                <w:szCs w:val="28"/>
+              </w:rPr>
+              <w:t xml:space="preserve"> -8</w:t>
+            </w:r>
+            <w:r>
+              <w:rPr>
+                <w:rFonts w:eastAsia="標楷體"/>
+                <w:sz w:val="20"/>
+                <w:szCs w:val="28"/>
+              </w:rPr>
+              <w:t>。</w:t>
+            </w:r>
+          </w:p>
+        </w:tc>
+        <w:tc>
+          <w:tcPr>
+            <w:tcW w:w="3110" w:type="dxa"/>
+            <w:tcMar>
+              <w:top w:w="80" w:type="dxa"/>
+              <w:left w:w="120" w:type="dxa"/>
+              <w:bottom w:w="80" w:type="dxa"/>
+              <w:right w:w="120" w:type="dxa"/>
+            </w:tcMar>
+            <w:vAlign w:val="center"/>
+          </w:tcPr>
+          <w:p>
+            <w:pPr>
+              <w:rPr>
+                <w:rFonts w:eastAsia="標楷體"/>
+                <w:sz w:val="20"/>
+                <w:szCs w:val="28"/>
+              </w:rPr>
+            </w:pPr>
+            <w:r>
+              <w:rPr>
+                <w:rFonts w:eastAsia="標楷體"/>
+                <w:sz w:val="20"/>
+                <w:szCs w:val="28"/>
+              </w:rPr>
+              <w:t>Q</w:t>
+            </w:r>
+            <w:r>
+              <w:rPr>
+                <w:rFonts w:eastAsia="標楷體"/>
+                <w:sz w:val="20"/>
+                <w:szCs w:val="28"/>
+              </w:rPr>
+              <w:t>、</w:t>
+            </w:r>
+            <w:r>
+              <w:rPr>
+                <w:rFonts w:eastAsia="標楷體"/>
+                <w:sz w:val="20"/>
+                <w:szCs w:val="28"/>
+              </w:rPr>
+              <w:t>K</w:t>
+            </w:r>
+            <w:r>
+              <w:rPr>
+                <w:rFonts w:eastAsia="標楷體"/>
+                <w:sz w:val="20"/>
+                <w:szCs w:val="28"/>
+              </w:rPr>
+              <w:t>、</w:t>
+            </w:r>
+            <w:r>
+              <w:rPr>
+                <w:rFonts w:eastAsia="標楷體"/>
+                <w:sz w:val="20"/>
+                <w:szCs w:val="28"/>
+              </w:rPr>
+              <w:t xml:space="preserve">V </w:t>
+            </w:r>
+            <w:r>
+              <w:rPr>
+                <w:rFonts w:eastAsia="標楷體"/>
+                <w:sz w:val="20"/>
+                <w:szCs w:val="28"/>
+              </w:rPr>
+              <w:t>全部</w:t>
+            </w:r>
+            <w:r>
+              <w:rPr>
+                <w:rFonts w:eastAsia="標楷體"/>
+                <w:sz w:val="20"/>
+                <w:szCs w:val="28"/>
+              </w:rPr>
+              <w:t xml:space="preserve"> -8</w:t>
+            </w:r>
+            <w:r>
+              <w:rPr>
+                <w:rFonts w:eastAsia="標楷體"/>
+                <w:sz w:val="20"/>
+                <w:szCs w:val="28"/>
+              </w:rPr>
+              <w:t>，名稱</w:t>
+            </w:r>
+            <w:r>
+              <w:rPr>
+                <w:rFonts w:eastAsia="標楷體"/>
+                <w:sz w:val="20"/>
+                <w:szCs w:val="28"/>
+              </w:rPr>
+              <w:t xml:space="preserve"> att-all-neg</w:t>
+            </w:r>
+            <w:r>
+              <w:rPr>
+                <w:rFonts w:eastAsia="標楷體"/>
+                <w:sz w:val="20"/>
+                <w:szCs w:val="28"/>
+              </w:rPr>
+              <w:t>。</w:t>
+            </w:r>
+          </w:p>
+        </w:tc>
+      </w:tr>
+      <w:tr>
+        <w:tc>
+          <w:tcPr>
+            <w:tcW w:w="1050" w:type="dxa"/>
+            <w:tcMar>
+              <w:top w:w="80" w:type="dxa"/>
+              <w:left w:w="120" w:type="dxa"/>
+              <w:bottom w:w="80" w:type="dxa"/>
+              <w:right w:w="120" w:type="dxa"/>
+            </w:tcMar>
+            <w:vAlign w:val="center"/>
+          </w:tcPr>
+          <w:p>
+            <w:pPr>
+              <w:rPr>
+                <w:rFonts w:eastAsia="標楷體"/>
+                <w:sz w:val="20"/>
+                <w:szCs w:val="28"/>
+              </w:rPr>
+            </w:pPr>
+            <w:r>
+              <w:rPr>
+                <w:rFonts w:eastAsia="標楷體"/>
+                <w:sz w:val="20"/>
+                <w:szCs w:val="28"/>
+              </w:rPr>
+              <w:t xml:space="preserve">C </w:t>
+            </w:r>
+          </w:p>
+        </w:tc>
+        <w:tc>
+          <w:tcPr>
+            <w:tcW w:w="2600" w:type="dxa"/>
+            <w:tcMar>
+              <w:top w:w="80" w:type="dxa"/>
+              <w:left w:w="120" w:type="dxa"/>
+              <w:bottom w:w="80" w:type="dxa"/>
+              <w:right w:w="120" w:type="dxa"/>
+            </w:tcMar>
+            <w:vAlign w:val="center"/>
+          </w:tcPr>
+          <w:p>
+            <w:pPr>
+              <w:rPr>
+                <w:rFonts w:eastAsia="標楷體"/>
+                <w:sz w:val="20"/>
+                <w:szCs w:val="28"/>
+              </w:rPr>
+            </w:pPr>
+            <w:r>
+              <w:rPr>
+                <w:rFonts w:eastAsia="標楷體"/>
+                <w:sz w:val="20"/>
+                <w:szCs w:val="28"/>
+              </w:rPr>
+              <w:t>checker +7/-8</w:t>
+            </w:r>
+            <w:r>
+              <w:rPr>
+                <w:rFonts w:eastAsia="標楷體"/>
+                <w:sz w:val="20"/>
+                <w:szCs w:val="28"/>
+              </w:rPr>
+              <w:t>，</w:t>
+            </w:r>
+            <w:r>
+              <w:rPr>
+                <w:rFonts w:eastAsia="標楷體"/>
+                <w:sz w:val="20"/>
+                <w:szCs w:val="28"/>
+              </w:rPr>
+              <w:t xml:space="preserve">salt </w:t>
+            </w:r>
+            <w:r>
+              <w:rPr>
+                <w:rFonts w:eastAsia="標楷體"/>
+                <w:sz w:val="20"/>
+                <w:szCs w:val="28"/>
+              </w:rPr>
+              <w:t>會加上</w:t>
+            </w:r>
+            <w:r>
+              <w:rPr>
+                <w:rFonts w:eastAsia="標楷體"/>
+                <w:sz w:val="20"/>
+                <w:szCs w:val="28"/>
+              </w:rPr>
+              <w:t xml:space="preserve"> crid+osid</w:t>
+            </w:r>
+            <w:r>
+              <w:rPr>
+                <w:rFonts w:eastAsia="標楷體"/>
+                <w:sz w:val="20"/>
+                <w:szCs w:val="28"/>
+              </w:rPr>
+              <w:t>。</w:t>
+            </w:r>
+          </w:p>
+        </w:tc>
+        <w:tc>
+          <w:tcPr>
+            <w:tcW w:w="2600" w:type="dxa"/>
+            <w:tcMar>
+              <w:top w:w="80" w:type="dxa"/>
+              <w:left w:w="120" w:type="dxa"/>
+              <w:bottom w:w="80" w:type="dxa"/>
+              <w:right w:w="120" w:type="dxa"/>
+            </w:tcMar>
+            <w:vAlign w:val="center"/>
+          </w:tcPr>
+          <w:p>
+            <w:pPr>
+              <w:rPr>
+                <w:rFonts w:eastAsia="標楷體"/>
+                <w:sz w:val="20"/>
+                <w:szCs w:val="28"/>
+              </w:rPr>
+            </w:pPr>
+            <w:r>
+              <w:rPr>
+                <w:rFonts w:eastAsia="標楷體"/>
+                <w:sz w:val="20"/>
+                <w:szCs w:val="28"/>
+              </w:rPr>
+              <w:t xml:space="preserve">3x3 kernel </w:t>
+            </w:r>
+            <w:r>
+              <w:rPr>
+                <w:rFonts w:eastAsia="標楷體"/>
+                <w:sz w:val="20"/>
+                <w:szCs w:val="28"/>
+              </w:rPr>
+              <w:t>依</w:t>
+            </w:r>
+            <w:r>
+              <w:rPr>
+                <w:rFonts w:eastAsia="標楷體"/>
+                <w:sz w:val="20"/>
+                <w:szCs w:val="28"/>
+              </w:rPr>
+              <w:t xml:space="preserve"> idx </w:t>
+            </w:r>
+            <w:r>
+              <w:rPr>
+                <w:rFonts w:eastAsia="標楷體"/>
+                <w:sz w:val="20"/>
+                <w:szCs w:val="28"/>
+              </w:rPr>
+              <w:t>偶數</w:t>
+            </w:r>
+            <w:r>
+              <w:rPr>
+                <w:rFonts w:eastAsia="標楷體"/>
+                <w:sz w:val="20"/>
+                <w:szCs w:val="28"/>
+              </w:rPr>
+              <w:t xml:space="preserve"> +7</w:t>
+            </w:r>
+            <w:r>
+              <w:rPr>
+                <w:rFonts w:eastAsia="標楷體"/>
+                <w:sz w:val="20"/>
+                <w:szCs w:val="28"/>
+              </w:rPr>
+              <w:t>、奇數</w:t>
+            </w:r>
+            <w:r>
+              <w:rPr>
+                <w:rFonts w:eastAsia="標楷體"/>
+                <w:sz w:val="20"/>
+                <w:szCs w:val="28"/>
+              </w:rPr>
+              <w:t xml:space="preserve"> -8</w:t>
+            </w:r>
+            <w:r>
+              <w:rPr>
+                <w:rFonts w:eastAsia="標楷體"/>
+                <w:sz w:val="20"/>
+                <w:szCs w:val="28"/>
+              </w:rPr>
+              <w:t>。</w:t>
+            </w:r>
+          </w:p>
+        </w:tc>
+        <w:tc>
+          <w:tcPr>
+            <w:tcW w:w="3110" w:type="dxa"/>
+            <w:tcMar>
+              <w:top w:w="80" w:type="dxa"/>
+              <w:left w:w="120" w:type="dxa"/>
+              <w:bottom w:w="80" w:type="dxa"/>
+              <w:right w:w="120" w:type="dxa"/>
+            </w:tcMar>
+            <w:vAlign w:val="center"/>
+          </w:tcPr>
+          <w:p>
+            <w:pPr>
+              <w:rPr>
+                <w:rFonts w:eastAsia="標楷體"/>
+                <w:sz w:val="20"/>
+                <w:szCs w:val="28"/>
+              </w:rPr>
+            </w:pPr>
+            <w:r>
+              <w:rPr>
+                <w:rFonts w:eastAsia="標楷體"/>
+                <w:sz w:val="20"/>
+                <w:szCs w:val="28"/>
+              </w:rPr>
+              <w:t xml:space="preserve">Q/K </w:t>
+            </w:r>
+            <w:r>
+              <w:rPr>
+                <w:rFonts w:eastAsia="標楷體"/>
+                <w:sz w:val="20"/>
+                <w:szCs w:val="28"/>
+              </w:rPr>
+              <w:t>全部</w:t>
+            </w:r>
+            <w:r>
+              <w:rPr>
+                <w:rFonts w:eastAsia="標楷體"/>
+                <w:sz w:val="20"/>
+                <w:szCs w:val="28"/>
+              </w:rPr>
+              <w:t xml:space="preserve"> -8</w:t>
+            </w:r>
+            <w:r>
+              <w:rPr>
+                <w:rFonts w:eastAsia="標楷體"/>
+                <w:sz w:val="20"/>
+                <w:szCs w:val="28"/>
+              </w:rPr>
+              <w:t>，</w:t>
+            </w:r>
+            <w:r>
+              <w:rPr>
+                <w:rFonts w:eastAsia="標楷體"/>
+                <w:sz w:val="20"/>
+                <w:szCs w:val="28"/>
+              </w:rPr>
+              <w:t xml:space="preserve">V </w:t>
+            </w:r>
+            <w:r>
+              <w:rPr>
+                <w:rFonts w:eastAsia="標楷體"/>
+                <w:sz w:val="20"/>
+                <w:szCs w:val="28"/>
+              </w:rPr>
+              <w:t>全部</w:t>
+            </w:r>
+            <w:r>
+              <w:rPr>
+                <w:rFonts w:eastAsia="標楷體"/>
+                <w:sz w:val="20"/>
+                <w:szCs w:val="28"/>
+              </w:rPr>
+              <w:t xml:space="preserve"> +7</w:t>
+            </w:r>
+            <w:r>
+              <w:rPr>
+                <w:rFonts w:eastAsia="標楷體"/>
+                <w:sz w:val="20"/>
+                <w:szCs w:val="28"/>
+              </w:rPr>
+              <w:t>，名稱</w:t>
+            </w:r>
+            <w:r>
+              <w:rPr>
+                <w:rFonts w:eastAsia="標楷體"/>
+                <w:sz w:val="20"/>
+                <w:szCs w:val="28"/>
+              </w:rPr>
+              <w:t xml:space="preserve"> att-qk-neg-v-pos</w:t>
+            </w:r>
+            <w:r>
+              <w:rPr>
+                <w:rFonts w:eastAsia="標楷體"/>
+                <w:sz w:val="20"/>
+                <w:szCs w:val="28"/>
+              </w:rPr>
+              <w:t>。</w:t>
+            </w:r>
+          </w:p>
+        </w:tc>
+      </w:tr>
+      <w:tr>
+        <w:tc>
+          <w:tcPr>
+            <w:tcW w:w="1050" w:type="dxa"/>
+            <w:tcMar>
+              <w:top w:w="80" w:type="dxa"/>
+              <w:left w:w="120" w:type="dxa"/>
+              <w:bottom w:w="80" w:type="dxa"/>
+              <w:right w:w="120" w:type="dxa"/>
+            </w:tcMar>
+            <w:vAlign w:val="center"/>
+          </w:tcPr>
+          <w:p>
+            <w:pPr>
+              <w:rPr>
+                <w:rFonts w:eastAsia="標楷體"/>
+                <w:sz w:val="20"/>
+                <w:szCs w:val="28"/>
+              </w:rPr>
+            </w:pPr>
+            <w:r>
+              <w:rPr>
+                <w:rFonts w:eastAsia="標楷體"/>
+                <w:sz w:val="20"/>
+                <w:szCs w:val="28"/>
+              </w:rPr>
+              <w:t xml:space="preserve">D </w:t>
+            </w:r>
+          </w:p>
+        </w:tc>
+        <w:tc>
+          <w:tcPr>
+            <w:tcW w:w="2600" w:type="dxa"/>
+            <w:tcMar>
+              <w:top w:w="80" w:type="dxa"/>
+              <w:left w:w="120" w:type="dxa"/>
+              <w:bottom w:w="80" w:type="dxa"/>
+              <w:right w:w="120" w:type="dxa"/>
+            </w:tcMar>
+            <w:vAlign w:val="center"/>
+          </w:tcPr>
+          <w:p>
+            <w:pPr>
+              <w:rPr>
+                <w:rFonts w:eastAsia="標楷體"/>
+                <w:sz w:val="20"/>
+                <w:szCs w:val="28"/>
+              </w:rPr>
+            </w:pPr>
+            <w:r>
+              <w:rPr>
+                <w:rFonts w:eastAsia="標楷體"/>
+                <w:sz w:val="20"/>
+                <w:szCs w:val="28"/>
+              </w:rPr>
+              <w:t>column split</w:t>
+            </w:r>
+            <w:r>
+              <w:rPr>
+                <w:rFonts w:eastAsia="標楷體"/>
+                <w:sz w:val="20"/>
+                <w:szCs w:val="28"/>
+              </w:rPr>
+              <w:t>，左半</w:t>
+            </w:r>
+            <w:r>
+              <w:rPr>
+                <w:rFonts w:eastAsia="標楷體"/>
+                <w:sz w:val="20"/>
+                <w:szCs w:val="28"/>
+              </w:rPr>
+              <w:t xml:space="preserve"> +7</w:t>
+            </w:r>
+            <w:r>
+              <w:rPr>
+                <w:rFonts w:eastAsia="標楷體"/>
+                <w:sz w:val="20"/>
+                <w:szCs w:val="28"/>
+              </w:rPr>
+              <w:t>、右半</w:t>
+            </w:r>
+            <w:r>
+              <w:rPr>
+                <w:rFonts w:eastAsia="標楷體"/>
+                <w:sz w:val="20"/>
+                <w:szCs w:val="28"/>
+              </w:rPr>
+              <w:t xml:space="preserve"> -8</w:t>
+            </w:r>
+            <w:r>
+              <w:rPr>
+                <w:rFonts w:eastAsia="標楷體"/>
+                <w:sz w:val="20"/>
+                <w:szCs w:val="28"/>
+              </w:rPr>
+              <w:t>。</w:t>
+            </w:r>
+          </w:p>
+        </w:tc>
+        <w:tc>
+          <w:tcPr>
+            <w:tcW w:w="2600" w:type="dxa"/>
+            <w:tcMar>
+              <w:top w:w="80" w:type="dxa"/>
+              <w:left w:w="120" w:type="dxa"/>
+              <w:bottom w:w="80" w:type="dxa"/>
+              <w:right w:w="120" w:type="dxa"/>
+            </w:tcMar>
+            <w:vAlign w:val="center"/>
+          </w:tcPr>
+          <w:p>
+            <w:pPr>
+              <w:rPr>
+                <w:rFonts w:eastAsia="標楷體"/>
+                <w:sz w:val="20"/>
+                <w:szCs w:val="28"/>
+              </w:rPr>
+            </w:pPr>
+            <w:r>
+              <w:rPr>
+                <w:rFonts w:eastAsia="標楷體"/>
+                <w:sz w:val="20"/>
+                <w:szCs w:val="28"/>
+              </w:rPr>
+              <w:t>sparse kernel</w:t>
+            </w:r>
+            <w:r>
+              <w:rPr>
+                <w:rFonts w:eastAsia="標楷體"/>
+                <w:sz w:val="20"/>
+                <w:szCs w:val="28"/>
+              </w:rPr>
+              <w:t>：</w:t>
+            </w:r>
+            <w:r>
+              <w:rPr>
+                <w:rFonts w:eastAsia="標楷體"/>
+                <w:sz w:val="20"/>
+                <w:szCs w:val="28"/>
+              </w:rPr>
+              <w:t>center tap +7</w:t>
+            </w:r>
+            <w:r>
+              <w:rPr>
+                <w:rFonts w:eastAsia="標楷體"/>
+                <w:sz w:val="20"/>
+                <w:szCs w:val="28"/>
+              </w:rPr>
+              <w:t>、</w:t>
+            </w:r>
+            <w:r>
+              <w:rPr>
+                <w:rFonts w:eastAsia="標楷體"/>
+                <w:sz w:val="20"/>
+                <w:szCs w:val="28"/>
+              </w:rPr>
+              <w:t>idx=8 tap -8</w:t>
+            </w:r>
+            <w:r>
+              <w:rPr>
+                <w:rFonts w:eastAsia="標楷體"/>
+                <w:sz w:val="20"/>
+                <w:szCs w:val="28"/>
+              </w:rPr>
+              <w:t>，其餘</w:t>
+            </w:r>
+            <w:r>
+              <w:rPr>
+                <w:rFonts w:eastAsia="標楷體"/>
+                <w:sz w:val="20"/>
+                <w:szCs w:val="28"/>
+              </w:rPr>
+              <w:t xml:space="preserve"> 0</w:t>
+            </w:r>
+            <w:r>
+              <w:rPr>
+                <w:rFonts w:eastAsia="標楷體"/>
+                <w:sz w:val="20"/>
+                <w:szCs w:val="28"/>
+              </w:rPr>
+              <w:t>。</w:t>
+            </w:r>
+          </w:p>
+        </w:tc>
+        <w:tc>
+          <w:tcPr>
+            <w:tcW w:w="3110" w:type="dxa"/>
+            <w:tcMar>
+              <w:top w:w="80" w:type="dxa"/>
+              <w:left w:w="120" w:type="dxa"/>
+              <w:bottom w:w="80" w:type="dxa"/>
+              <w:right w:w="120" w:type="dxa"/>
+            </w:tcMar>
+            <w:vAlign w:val="center"/>
+          </w:tcPr>
+          <w:p>
+            <w:pPr>
+              <w:rPr>
+                <w:rFonts w:eastAsia="標楷體"/>
+                <w:sz w:val="20"/>
+                <w:szCs w:val="28"/>
+              </w:rPr>
+            </w:pPr>
+            <w:r>
+              <w:rPr>
+                <w:rFonts w:eastAsia="標楷體"/>
+                <w:sz w:val="20"/>
+                <w:szCs w:val="28"/>
+              </w:rPr>
+              <w:t xml:space="preserve">Q </w:t>
+            </w:r>
+            <w:r>
+              <w:rPr>
+                <w:rFonts w:eastAsia="標楷體"/>
+                <w:sz w:val="20"/>
+                <w:szCs w:val="28"/>
+              </w:rPr>
+              <w:t>全部</w:t>
+            </w:r>
+            <w:r>
+              <w:rPr>
+                <w:rFonts w:eastAsia="標楷體"/>
+                <w:sz w:val="20"/>
+                <w:szCs w:val="28"/>
+              </w:rPr>
+              <w:t xml:space="preserve"> +7</w:t>
+            </w:r>
+            <w:r>
+              <w:rPr>
+                <w:rFonts w:eastAsia="標楷體"/>
+                <w:sz w:val="20"/>
+                <w:szCs w:val="28"/>
+              </w:rPr>
+              <w:t>，</w:t>
+            </w:r>
+            <w:r>
+              <w:rPr>
+                <w:rFonts w:eastAsia="標楷體"/>
+                <w:sz w:val="20"/>
+                <w:szCs w:val="28"/>
+              </w:rPr>
+              <w:t xml:space="preserve">K/V </w:t>
+            </w:r>
+            <w:r>
+              <w:rPr>
+                <w:rFonts w:eastAsia="標楷體"/>
+                <w:sz w:val="20"/>
+                <w:szCs w:val="28"/>
+              </w:rPr>
+              <w:t>全部</w:t>
+            </w:r>
+            <w:r>
+              <w:rPr>
+                <w:rFonts w:eastAsia="標楷體"/>
+                <w:sz w:val="20"/>
+                <w:szCs w:val="28"/>
+              </w:rPr>
+              <w:t xml:space="preserve"> -8</w:t>
+            </w:r>
+            <w:r>
+              <w:rPr>
+                <w:rFonts w:eastAsia="標楷體"/>
+                <w:sz w:val="20"/>
+                <w:szCs w:val="28"/>
+              </w:rPr>
+              <w:t>，名稱</w:t>
+            </w:r>
+            <w:r>
+              <w:rPr>
+                <w:rFonts w:eastAsia="標楷體"/>
+                <w:sz w:val="20"/>
+                <w:szCs w:val="28"/>
+              </w:rPr>
+              <w:t xml:space="preserve"> att-q-pos-kv-neg</w:t>
+            </w:r>
+            <w:r>
+              <w:rPr>
+                <w:rFonts w:eastAsia="標楷體"/>
+                <w:sz w:val="20"/>
+                <w:szCs w:val="28"/>
+              </w:rPr>
+              <w:t>。</w:t>
+            </w:r>
+          </w:p>
+        </w:tc>
+      </w:tr>
+    </w:tbl>
+    <w:p>
+      <w:pPr>
+        <w:pStyle w:val="a6"/>
+        <w:ind w:leftChars="0"/>
+        <w:rPr>
+          <w:rFonts w:eastAsia="標楷體" w:hint="eastAsia"/>
+          <w:b/>
+          <w:bCs/>
+        </w:rPr>
+      </w:pPr>
+    </w:p>
+    <w:p>
+      <w:pPr>
+        <w:pStyle w:val="a6"/>
+        <w:numPr>
+          <w:ilvl w:val="0"/>
+          <w:numId w:val="21"/>
+        </w:numPr>
+        <w:ind w:leftChars="0"/>
+        <w:rPr>
+          <w:rFonts w:eastAsia="標楷體"/>
+          <w:b/>
+          <w:bCs/>
+        </w:rPr>
+      </w:pPr>
+      <w:r>
+        <w:rPr>
+          <w:rFonts w:eastAsia="標楷體" w:hint="eastAsia"/>
+          <w:b/>
+          <w:bCs/>
+        </w:rPr>
+        <w:t>DEBUG_EN</w:t>
+      </w:r>
+      <w:r>
+        <w:rPr>
+          <w:rFonts w:eastAsia="標楷體" w:hint="eastAsia"/>
+          <w:b/>
+          <w:bCs/>
+        </w:rPr>
+        <w:t>模式</w:t>
+      </w:r>
+      <w:r>
+        <w:rPr>
+          <w:rFonts w:eastAsia="標楷體" w:hint="eastAsia"/>
+          <w:b/>
+          <w:bCs/>
+        </w:rPr>
+        <w:t xml:space="preserve"> fp_debug.txt</w:t>
+      </w:r>
+    </w:p>
+    <w:p>
+      <w:pPr>
+        <w:pStyle w:val="a6"/>
+        <w:ind w:leftChars="0"/>
+        <w:rPr>
+          <w:rFonts w:eastAsia="標楷體" w:hint="eastAsia"/>
+          <w:b/>
+          <w:bCs/>
+        </w:rPr>
+      </w:pPr>
+      <w:r>
+        <w:rPr>
+          <w:rFonts w:eastAsia="標楷體"/>
+        </w:rPr>
+        <w:t xml:space="preserve">fp_debug.txt </w:t>
+      </w:r>
+      <w:r>
+        <w:rPr>
+          <w:rFonts w:eastAsia="標楷體"/>
+        </w:rPr>
+        <w:t>只在</w:t>
+      </w:r>
+      <w:r>
+        <w:rPr>
+          <w:rFonts w:eastAsia="標楷體"/>
+        </w:rPr>
+        <w:t xml:space="preserve"> DEBUG_EN=1 </w:t>
+      </w:r>
+      <w:r>
+        <w:rPr>
+          <w:rFonts w:eastAsia="標楷體"/>
+        </w:rPr>
+        <w:t>且發生</w:t>
+      </w:r>
+      <w:r>
+        <w:rPr>
+          <w:rFonts w:eastAsia="標楷體"/>
+        </w:rPr>
+        <w:t xml:space="preserve"> timeout </w:t>
+      </w:r>
+      <w:r>
+        <w:rPr>
+          <w:rFonts w:eastAsia="標楷體"/>
+        </w:rPr>
+        <w:t>或</w:t>
+      </w:r>
+      <w:r>
+        <w:rPr>
+          <w:rFonts w:eastAsia="標楷體"/>
+        </w:rPr>
+        <w:t xml:space="preserve"> mismatch </w:t>
+      </w:r>
+      <w:r>
+        <w:rPr>
+          <w:rFonts w:eastAsia="標楷體"/>
+        </w:rPr>
+        <w:t>時寫入完整</w:t>
+      </w:r>
+      <w:r>
+        <w:rPr>
+          <w:rFonts w:eastAsia="標楷體"/>
+        </w:rPr>
+        <w:t xml:space="preserve"> dump</w:t>
+      </w:r>
+    </w:p>
+    <w:p>
+      <w:pPr>
+        <w:pStyle w:val="a6"/>
+        <w:ind w:leftChars="0"/>
+        <w:rPr>
           <w:noProof/>
         </w:rPr>
+      </w:pPr>
+      <w:r>
+        <w:rPr>
+          <w:rFonts w:eastAsia="標楷體"/>
+          <w:b/>
+          <w:bCs/>
+        </w:rPr>
+        <w:lastRenderedPageBreak/>
         <w:drawing>
-          <wp:inline distT="0" distB="0" distL="0" distR="0" wp14:anchorId="50C00E97" wp14:editId="5F099742">
+          <wp:inline distT="0" distB="0" distL="0" distR="0" wp14:anchorId="2625D6E9" wp14:editId="0F41375A">
+            <wp:extent cx="2752263" cy="2544417"/>
+            <wp:effectExtent l="0" t="0" r="0" b="8890"/>
+            <wp:docPr id="310532114" name="圖片 1"/>
+            <wp:cNvGraphicFramePr>
+              <a:graphicFrameLocks xmlns:a="http://schemas.openxmlformats.org/drawingml/2006/main" noChangeAspect="1"/>
+            </wp:cNvGraphicFramePr>
+            <a:graphic xmlns:a="http://schemas.openxmlformats.org/drawingml/2006/main">
+              <a:graphicData uri="http://schemas.openxmlformats.org/drawingml/2006/picture">
+                <pic:pic xmlns:pic="http://schemas.openxmlformats.org/drawingml/2006/picture">
+                  <pic:nvPicPr>
+                    <pic:cNvPr id="310532114" name=""/>
+                    <pic:cNvPicPr/>
+                  </pic:nvPicPr>
+                  <pic:blipFill>
+                    <a:blip r:embed="rId16"/>
+                    <a:stretch>
+                      <a:fillRect/>
+                    </a:stretch>
+                  </pic:blipFill>
+                  <pic:spPr>
+                    <a:xfrm>
+                      <a:off x="0" y="0"/>
+                      <a:ext cx="2765575" cy="2556724"/>
+                    </a:xfrm>
+                    <a:prstGeom prst="rect">
+                      <a:avLst/>
+                    </a:prstGeom>
+                  </pic:spPr>
+                </pic:pic>
+              </a:graphicData>
+            </a:graphic>
+          </wp:inline>
+        </w:drawing>
+      </w:r>
+      <w:r>
+        <w:rPr>
+          <w:noProof/>
+        </w:rPr>
+        <w:t xml:space="preserve"> </w:t>
+      </w:r>
+      <w:r>
+        <w:rPr>
+          <w:rFonts w:eastAsia="標楷體"/>
+          <w:b/>
+          <w:bCs/>
+        </w:rPr>
+        <w:drawing>
+          <wp:inline distT="0" distB="0" distL="0" distR="0" wp14:anchorId="465DE47A" wp14:editId="7FB6B584">
+            <wp:extent cx="2767810" cy="2555380"/>
+            <wp:effectExtent l="0" t="0" r="0" b="0"/>
+            <wp:docPr id="576038464" name="圖片 1"/>
+            <wp:cNvGraphicFramePr>
+              <a:graphicFrameLocks xmlns:a="http://schemas.openxmlformats.org/drawingml/2006/main" noChangeAspect="1"/>
+            </wp:cNvGraphicFramePr>
+            <a:graphic xmlns:a="http://schemas.openxmlformats.org/drawingml/2006/main">
+              <a:graphicData uri="http://schemas.openxmlformats.org/drawingml/2006/picture">
+                <pic:pic xmlns:pic="http://schemas.openxmlformats.org/drawingml/2006/picture">
+                  <pic:nvPicPr>
+                    <pic:cNvPr id="576038464" name=""/>
+                    <pic:cNvPicPr/>
+                  </pic:nvPicPr>
+                  <pic:blipFill>
+                    <a:blip r:embed="rId17"/>
+                    <a:stretch>
+                      <a:fillRect/>
+                    </a:stretch>
+                  </pic:blipFill>
+                  <pic:spPr>
+                    <a:xfrm>
+                      <a:off x="0" y="0"/>
+                      <a:ext cx="2780868" cy="2567436"/>
+                    </a:xfrm>
+                    <a:prstGeom prst="rect">
+                      <a:avLst/>
+                    </a:prstGeom>
+                  </pic:spPr>
+                </pic:pic>
+              </a:graphicData>
+            </a:graphic>
+          </wp:inline>
+        </w:drawing>
+      </w:r>
+    </w:p>
+    <w:p>
+      <w:pPr>
+        <w:pStyle w:val="a6"/>
+        <w:ind w:leftChars="0"/>
+        <w:rPr>
+          <w:rFonts w:eastAsia="標楷體" w:hint="eastAsia"/>
+          <w:noProof/>
+        </w:rPr>
+      </w:pPr>
+      <w:r>
+        <w:rPr>
+          <w:rFonts w:eastAsia="標楷體" w:hint="eastAsia"/>
+          <w:noProof/>
+        </w:rPr>
+        <w:t>f</w:t>
+      </w:r>
+      <w:r>
+        <w:rPr>
+          <w:rFonts w:eastAsia="標楷體"/>
+          <w:noProof/>
+        </w:rPr>
+        <w:t xml:space="preserve">p_debug.txt </w:t>
+      </w:r>
+      <w:r>
+        <w:rPr>
+          <w:rFonts w:eastAsia="標楷體"/>
+          <w:noProof/>
+        </w:rPr>
+        <w:t>仿照助教</w:t>
+      </w:r>
+      <w:r>
+        <w:rPr>
+          <w:rFonts w:eastAsia="標楷體"/>
+          <w:noProof/>
+        </w:rPr>
+        <w:t>pattern</w:t>
+      </w:r>
+      <w:r>
+        <w:rPr>
+          <w:rFonts w:eastAsia="標楷體"/>
+          <w:noProof/>
+        </w:rPr>
+        <w:t>格式</w:t>
+      </w:r>
+      <w:r>
+        <w:rPr>
+          <w:rFonts w:eastAsia="標楷體" w:hint="eastAsia"/>
+          <w:noProof/>
+        </w:rPr>
+        <w:t>印出</w:t>
+      </w:r>
+      <w:r>
+        <w:rPr>
+          <w:rFonts w:eastAsia="標楷體"/>
+          <w:noProof/>
+        </w:rPr>
+        <w:t>輸出每一步</w:t>
+      </w:r>
+      <w:r>
+        <w:rPr>
+          <w:rFonts w:eastAsia="標楷體"/>
+          <w:noProof/>
+        </w:rPr>
+        <w:t>golden</w:t>
+      </w:r>
+      <w:r>
+        <w:rPr>
+          <w:rFonts w:eastAsia="標楷體"/>
+          <w:noProof/>
+        </w:rPr>
+        <w:t>的運算結果</w:t>
+      </w:r>
+      <w:r>
+        <w:rPr>
+          <w:rFonts w:eastAsia="標楷體" w:hint="eastAsia"/>
+          <w:noProof/>
+        </w:rPr>
+        <w:t>，最後結果可視化利用</w:t>
+      </w:r>
+      <w:r>
+        <w:rPr>
+          <w:rFonts w:eastAsia="標楷體" w:hint="eastAsia"/>
+          <w:noProof/>
+        </w:rPr>
+        <w:t xml:space="preserve">cat fp_debug.txt </w:t>
+      </w:r>
+      <w:r>
+        <w:rPr>
+          <w:rFonts w:eastAsia="標楷體" w:hint="eastAsia"/>
+          <w:noProof/>
+        </w:rPr>
+        <w:t>可以完整看到每一部運算及結果差異。</w:t>
+      </w:r>
+    </w:p>
+    <w:p>
+      <w:pPr>
+        <w:pStyle w:val="a6"/>
+        <w:numPr>
+          <w:ilvl w:val="0"/>
+          <w:numId w:val="21"/>
+        </w:numPr>
+        <w:ind w:leftChars="0"/>
+        <w:rPr>
+          <w:rFonts w:eastAsia="標楷體"/>
+          <w:b/>
+          <w:bCs/>
+        </w:rPr>
+      </w:pPr>
+      <w:r>
+        <w:rPr>
+          <w:rFonts w:eastAsia="標楷體" w:hint="eastAsia"/>
+          <w:b/>
+          <w:bCs/>
+        </w:rPr>
+        <w:t xml:space="preserve">Pass and Fail task </w:t>
+      </w:r>
+    </w:p>
+    <w:p>
+      <w:pPr>
+        <w:pStyle w:val="a6"/>
+        <w:ind w:leftChars="0"/>
+        <w:rPr>
+          <w:rFonts w:eastAsia="標楷體" w:hint="eastAsia"/>
+          <w:b/>
+          <w:bCs/>
+        </w:rPr>
+      </w:pPr>
+      <w:r>
+        <w:rPr>
+          <w:rFonts w:eastAsia="標楷體"/>
+          <w:b/>
+          <w:bCs/>
+        </w:rPr>
+        <w:drawing>
+          <wp:inline distT="0" distB="0" distL="0" distR="0" wp14:anchorId="0841CE63" wp14:editId="585EFD52">
+            <wp:extent cx="1548666" cy="1492411"/>
+            <wp:effectExtent l="0" t="0" r="0" b="0"/>
+            <wp:docPr id="183579974" name="圖片 1"/>
+            <wp:cNvGraphicFramePr>
+              <a:graphicFrameLocks xmlns:a="http://schemas.openxmlformats.org/drawingml/2006/main" noChangeAspect="1"/>
+            </wp:cNvGraphicFramePr>
+            <a:graphic xmlns:a="http://schemas.openxmlformats.org/drawingml/2006/main">
+              <a:graphicData uri="http://schemas.openxmlformats.org/drawingml/2006/picture">
+                <pic:pic xmlns:pic="http://schemas.openxmlformats.org/drawingml/2006/picture">
+                  <pic:nvPicPr>
+                    <pic:cNvPr id="183579974" name=""/>
+                    <pic:cNvPicPr/>
+                  </pic:nvPicPr>
+                  <pic:blipFill>
+                    <a:blip r:embed="rId18"/>
+                    <a:stretch>
+                      <a:fillRect/>
+                    </a:stretch>
+                  </pic:blipFill>
+                  <pic:spPr>
+                    <a:xfrm>
+                      <a:off x="0" y="0"/>
+                      <a:ext cx="1557758" cy="1501173"/>
+                    </a:xfrm>
+                    <a:prstGeom prst="rect">
+                      <a:avLst/>
+                    </a:prstGeom>
+                  </pic:spPr>
+                </pic:pic>
+              </a:graphicData>
+            </a:graphic>
+          </wp:inline>
+        </w:drawing>
+      </w:r>
+      <w:r>
+        <w:rPr>
+          <w:rFonts w:eastAsia="標楷體" w:hint="eastAsia"/>
+          <w:b/>
+          <w:bCs/>
+        </w:rPr>
+        <w:t xml:space="preserve"> </w:t>
+      </w:r>
+      <w:r>
+        <w:rPr>
+          <w:rFonts w:eastAsia="標楷體" w:hint="eastAsia"/>
+        </w:rPr>
+        <w:t>如果全部</w:t>
+      </w:r>
+      <w:r>
+        <w:rPr>
+          <w:rFonts w:eastAsia="標楷體" w:hint="eastAsia"/>
+        </w:rPr>
+        <w:t>pattern</w:t>
+      </w:r>
+      <w:r>
+        <w:rPr>
+          <w:rFonts w:eastAsia="標楷體" w:hint="eastAsia"/>
+        </w:rPr>
+        <w:t>都</w:t>
+      </w:r>
+      <w:r>
+        <w:rPr>
+          <w:rFonts w:eastAsia="標楷體" w:hint="eastAsia"/>
+        </w:rPr>
+        <w:t xml:space="preserve">pass </w:t>
+      </w:r>
+      <w:r>
+        <w:rPr>
+          <w:rFonts w:eastAsia="標楷體" w:hint="eastAsia"/>
+        </w:rPr>
+        <w:t>會統計各</w:t>
+      </w:r>
+      <w:r>
+        <w:rPr>
+          <w:rFonts w:eastAsia="標楷體" w:hint="eastAsia"/>
+        </w:rPr>
+        <w:t>op set</w:t>
+      </w:r>
+      <w:r>
+        <w:rPr>
+          <w:rFonts w:eastAsia="標楷體" w:hint="eastAsia"/>
+        </w:rPr>
+        <w:t>有幾次</w:t>
+      </w:r>
+    </w:p>
+    <w:p>
+      <w:pPr>
+        <w:rPr>
+          <w:rFonts w:eastAsia="標楷體"/>
+        </w:rPr>
+      </w:pPr>
+      <w:r>
+        <w:rPr>
+          <w:rFonts w:eastAsia="標楷體"/>
+          <w:noProof/>
+        </w:rPr>
+        <w:drawing>
+          <wp:inline distT="0" distB="0" distL="0" distR="0" wp14:anchorId="13652105" wp14:editId="29B07397">
             <wp:extent cx="2728530" cy="1846923"/>
             <wp:effectExtent l="0" t="0" r="0" b="1270"/>
             <wp:docPr id="213312092" name="圖片 1"/>
@@ -4094,7 +9366,7 @@
                     <pic:cNvPicPr/>
                   </pic:nvPicPr>
                   <pic:blipFill>
-                    <a:blip r:embed="rId10"/>
+                    <a:blip r:embed="rId19"/>
                     <a:stretch>
                       <a:fillRect/>
                     </a:stretch>
@@ -4126,7 +9398,7 @@
           <w:noProof/>
         </w:rPr>
         <w:drawing>
-          <wp:inline distT="0" distB="0" distL="0" distR="0" wp14:anchorId="502E90C0" wp14:editId="0DDFD3C9">
+          <wp:inline distT="0" distB="0" distL="0" distR="0" wp14:anchorId="714F393A" wp14:editId="075349F4">
             <wp:extent cx="3188176" cy="1839433"/>
             <wp:effectExtent l="0" t="0" r="0" b="8890"/>
             <wp:docPr id="110848044" name="圖片 1"/>
@@ -4141,7 +9413,7 @@
                     <pic:cNvPicPr/>
                   </pic:nvPicPr>
                   <pic:blipFill>
-                    <a:blip r:embed="rId11"/>
+                    <a:blip r:embed="rId20"/>
                     <a:stretch>
                       <a:fillRect/>
                     </a:stretch>
@@ -4164,431 +9436,93 @@
     </w:p>
     <w:p>
       <w:pPr>
-        <w:pStyle w:val="par1"/>
-        <w:widowControl/>
-        <w:pBdr>
-          <w:bottom w:val="single" w:sz="8" w:space="1" w:color="000080"/>
-        </w:pBdr>
-        <w:autoSpaceDE w:val="0"/>
-        <w:autoSpaceDN w:val="0"/>
-        <w:spacing w:before="240"/>
-        <w:textAlignment w:val="bottom"/>
-        <w:outlineLvl w:val="0"/>
-        <w:rPr>
-          <w:rFonts w:ascii="Times New Roman" w:eastAsia="標楷體" w:hAnsi="Times New Roman"/>
-          <w:b/>
-          <w:color w:val="000080"/>
-        </w:rPr>
-      </w:pPr>
-      <w:r>
-        <w:rPr>
-          <w:rFonts w:ascii="Times New Roman" w:eastAsia="標楷體" w:hAnsi="Times New Roman"/>
-          <w:b/>
-          <w:color w:val="000080"/>
-        </w:rPr>
-        <w:t>AI-use Log</w:t>
-      </w:r>
-    </w:p>
-    <w:p>
-      <w:pPr>
-        <w:rPr>
-          <w:rFonts w:eastAsia="標楷體"/>
-        </w:rPr>
-      </w:pPr>
-      <w:r>
-        <w:rPr>
-          <w:rFonts w:eastAsia="標楷體"/>
-        </w:rPr>
-        <w:t>If AI was used, please include the following details:</w:t>
-      </w:r>
-    </w:p>
-    <w:p>
-      <w:pPr>
-        <w:pStyle w:val="a6"/>
-        <w:numPr>
-          <w:ilvl w:val="0"/>
-          <w:numId w:val="16"/>
-        </w:numPr>
-        <w:ind w:leftChars="0"/>
-        <w:rPr>
-          <w:rFonts w:eastAsia="標楷體"/>
-        </w:rPr>
-      </w:pPr>
-      <w:r>
-        <w:rPr>
-          <w:rFonts w:eastAsia="標楷體"/>
-        </w:rPr>
-        <w:t xml:space="preserve">Share the </w:t>
-      </w:r>
-      <w:r>
-        <w:rPr>
-          <w:rFonts w:eastAsia="標楷體"/>
-          <w:b/>
-          <w:bCs/>
-        </w:rPr>
-        <w:t>link</w:t>
-      </w:r>
-      <w:r>
-        <w:rPr>
-          <w:rFonts w:eastAsia="標楷體"/>
-        </w:rPr>
-        <w:t xml:space="preserve"> to the AI chat (do not just copy and paste the webpage URL).</w:t>
-      </w:r>
-    </w:p>
-    <w:p>
-      <w:pPr>
-        <w:pStyle w:val="a6"/>
-        <w:ind w:leftChars="0" w:left="284"/>
-        <w:rPr>
-          <w:rFonts w:eastAsia="標楷體"/>
-        </w:rPr>
-      </w:pPr>
-      <w:hyperlink r:id="rId12" w:history="1">
-        <w:r>
-          <w:rPr>
-            <w:rStyle w:val="a7"/>
-            <w:rFonts w:eastAsia="標楷體"/>
-          </w:rPr>
-          <w:t>https://github.com/xiaotin22/NYCU_DCS_2026/blob/main/DCS_FINAL/AI_uselog.md</w:t>
-        </w:r>
-      </w:hyperlink>
-    </w:p>
-    <w:p>
-      <w:pPr>
-        <w:pStyle w:val="a6"/>
-        <w:numPr>
-          <w:ilvl w:val="0"/>
-          <w:numId w:val="16"/>
-        </w:numPr>
-        <w:ind w:leftChars="0"/>
-        <w:rPr>
-          <w:rFonts w:eastAsia="標楷體"/>
-        </w:rPr>
-      </w:pPr>
-      <w:r>
-        <w:rPr>
-          <w:rFonts w:eastAsia="標楷體"/>
-        </w:rPr>
-        <w:t xml:space="preserve">Key Prompts: 3–5 primary prompts (paste the </w:t>
-      </w:r>
-      <w:r>
-        <w:rPr>
-          <w:rFonts w:eastAsia="標楷體"/>
-          <w:b/>
-          <w:bCs/>
-        </w:rPr>
-        <w:t>screenshots</w:t>
-      </w:r>
-      <w:r>
-        <w:rPr>
-          <w:rFonts w:eastAsia="標楷體"/>
-        </w:rPr>
-        <w:t>)</w:t>
-      </w:r>
-      <w:r>
-        <w:rPr>
-          <w:rFonts w:eastAsia="標楷體"/>
-        </w:rPr>
-        <w:t>.</w:t>
-      </w:r>
-    </w:p>
-    <w:p>
-      <w:pPr>
-        <w:rPr>
-          <w:rFonts w:eastAsia="標楷體"/>
-        </w:rPr>
-      </w:pPr>
-      <w:r>
-        <w:rPr>
-          <w:rFonts w:eastAsia="標楷體" w:hint="eastAsia"/>
-        </w:rPr>
-        <w:t xml:space="preserve"> </w:t>
-      </w:r>
-      <w:r>
-        <w:rPr>
-          <w:rFonts w:eastAsia="標楷體" w:hint="eastAsia"/>
-        </w:rPr>
-        <w:t xml:space="preserve"> </w:t>
-      </w:r>
-      <w:r>
-        <w:rPr>
-          <w:rFonts w:eastAsia="標楷體" w:hint="eastAsia"/>
-        </w:rPr>
-        <w:t xml:space="preserve"> - </w:t>
-      </w:r>
-      <w:r>
-        <w:rPr>
-          <w:rFonts w:eastAsia="標楷體" w:hint="eastAsia"/>
-        </w:rPr>
-        <w:t>「分析一下目前</w:t>
-      </w:r>
-      <w:r>
-        <w:rPr>
-          <w:rFonts w:eastAsia="標楷體" w:hint="eastAsia"/>
-        </w:rPr>
-        <w:t xml:space="preserve"> FINAL CA.sv</w:t>
-      </w:r>
-      <w:r>
-        <w:rPr>
-          <w:rFonts w:eastAsia="標楷體" w:hint="eastAsia"/>
-        </w:rPr>
-        <w:t>的程式架構」</w:t>
-      </w:r>
-    </w:p>
-    <w:p>
-      <w:pPr>
-        <w:rPr>
-          <w:rFonts w:eastAsia="標楷體"/>
-        </w:rPr>
-      </w:pPr>
-      <w:r>
-        <w:rPr>
-          <w:rFonts w:eastAsia="標楷體" w:hint="eastAsia"/>
-        </w:rPr>
-        <w:t xml:space="preserve">   - </w:t>
-      </w:r>
-      <w:r>
-        <w:rPr>
-          <w:rFonts w:eastAsia="標楷體" w:hint="eastAsia"/>
-        </w:rPr>
-        <w:t>「幫我時序分析一下目前</w:t>
-      </w:r>
-      <w:r>
-        <w:rPr>
-          <w:rFonts w:eastAsia="標楷體" w:hint="eastAsia"/>
-        </w:rPr>
-        <w:t xml:space="preserve"> resource </w:t>
-      </w:r>
-      <w:r>
-        <w:rPr>
-          <w:rFonts w:eastAsia="標楷體" w:hint="eastAsia"/>
-        </w:rPr>
-        <w:t>的使用情況以及</w:t>
-      </w:r>
-      <w:r>
-        <w:rPr>
-          <w:rFonts w:eastAsia="標楷體" w:hint="eastAsia"/>
-        </w:rPr>
-        <w:t xml:space="preserve"> latency cycle </w:t>
-      </w:r>
-      <w:r>
-        <w:rPr>
-          <w:rFonts w:eastAsia="標楷體" w:hint="eastAsia"/>
-        </w:rPr>
-        <w:t>總數</w:t>
-      </w:r>
-      <w:r>
-        <w:rPr>
-          <w:rFonts w:eastAsia="標楷體" w:hint="eastAsia"/>
-        </w:rPr>
-        <w:t>為啥是那樣</w:t>
-      </w:r>
-      <w:r>
-        <w:rPr>
-          <w:rFonts w:eastAsia="標楷體" w:hint="eastAsia"/>
-        </w:rPr>
-        <w:t>」</w:t>
-      </w:r>
-    </w:p>
-    <w:p>
-      <w:pPr>
-        <w:rPr>
-          <w:rFonts w:eastAsia="標楷體"/>
-        </w:rPr>
-      </w:pPr>
-      <w:r>
-        <w:rPr>
-          <w:rFonts w:eastAsia="標楷體" w:hint="eastAsia"/>
-        </w:rPr>
-        <w:t xml:space="preserve">   - </w:t>
-      </w:r>
-      <w:r>
-        <w:rPr>
-          <w:rFonts w:eastAsia="標楷體" w:hint="eastAsia"/>
-        </w:rPr>
-        <w:t>「</w:t>
-      </w:r>
-      <w:r>
-        <w:rPr>
-          <w:rFonts w:eastAsia="標楷體" w:hint="eastAsia"/>
-        </w:rPr>
-        <w:t>幫我</w:t>
-      </w:r>
-      <w:r>
-        <w:rPr>
-          <w:rFonts w:eastAsia="標楷體" w:hint="eastAsia"/>
-        </w:rPr>
-        <w:t>根據</w:t>
-      </w:r>
-      <w:r>
-        <w:rPr>
-          <w:rFonts w:eastAsia="標楷體" w:hint="eastAsia"/>
-        </w:rPr>
-        <w:t>critical path</w:t>
-      </w:r>
-      <w:r>
-        <w:rPr>
-          <w:rFonts w:eastAsia="標楷體" w:hint="eastAsia"/>
-        </w:rPr>
-        <w:t>切</w:t>
-      </w:r>
-      <w:r>
-        <w:rPr>
-          <w:rFonts w:eastAsia="標楷體" w:hint="eastAsia"/>
-        </w:rPr>
-        <w:t>pipeline</w:t>
-      </w:r>
-      <w:r>
-        <w:rPr>
-          <w:rFonts w:eastAsia="標楷體" w:hint="eastAsia"/>
-        </w:rPr>
-        <w:t>」</w:t>
-      </w:r>
-    </w:p>
-    <w:p>
-      <w:pPr>
-        <w:rPr>
-          <w:rFonts w:eastAsia="標楷體"/>
-        </w:rPr>
-      </w:pPr>
-      <w:r>
-        <w:rPr>
-          <w:rFonts w:eastAsia="標楷體" w:hint="eastAsia"/>
-        </w:rPr>
-        <w:t xml:space="preserve">   - </w:t>
-      </w:r>
-      <w:r>
-        <w:rPr>
-          <w:rFonts w:eastAsia="標楷體" w:hint="eastAsia"/>
-        </w:rPr>
-        <w:t>「</w:t>
-      </w:r>
-      <w:r>
-        <w:rPr>
-          <w:rFonts w:eastAsia="標楷體" w:hint="eastAsia"/>
-        </w:rPr>
-        <w:t xml:space="preserve">MHA head0 partial </w:t>
-      </w:r>
-      <w:r>
-        <w:rPr>
-          <w:rFonts w:eastAsia="標楷體" w:hint="eastAsia"/>
-        </w:rPr>
-        <w:t>怎麼借</w:t>
-      </w:r>
-      <w:r>
-        <w:rPr>
-          <w:rFonts w:eastAsia="標楷體" w:hint="eastAsia"/>
-        </w:rPr>
-        <w:t xml:space="preserve"> </w:t>
-      </w:r>
-      <w:proofErr w:type="spellStart"/>
-      <w:r>
-        <w:rPr>
-          <w:rFonts w:eastAsia="標楷體" w:hint="eastAsia"/>
-        </w:rPr>
-        <w:t>q_mem</w:t>
-      </w:r>
-      <w:proofErr w:type="spellEnd"/>
-      <w:r>
-        <w:rPr>
-          <w:rFonts w:eastAsia="標楷體" w:hint="eastAsia"/>
-        </w:rPr>
-        <w:t xml:space="preserve"> / </w:t>
-      </w:r>
-      <w:proofErr w:type="spellStart"/>
-      <w:r>
-        <w:rPr>
-          <w:rFonts w:eastAsia="標楷體" w:hint="eastAsia"/>
-        </w:rPr>
-        <w:t>k_mem</w:t>
-      </w:r>
-      <w:proofErr w:type="spellEnd"/>
-      <w:r>
-        <w:rPr>
-          <w:rFonts w:eastAsia="標楷體" w:hint="eastAsia"/>
-        </w:rPr>
-        <w:t xml:space="preserve"> </w:t>
-      </w:r>
-      <w:r>
-        <w:rPr>
-          <w:rFonts w:eastAsia="標楷體" w:hint="eastAsia"/>
-        </w:rPr>
-        <w:t>才不會跟下一組</w:t>
-      </w:r>
-      <w:r>
-        <w:rPr>
-          <w:rFonts w:eastAsia="標楷體" w:hint="eastAsia"/>
-        </w:rPr>
-        <w:t xml:space="preserve"> QKV </w:t>
-      </w:r>
-      <w:r>
-        <w:rPr>
-          <w:rFonts w:eastAsia="標楷體" w:hint="eastAsia"/>
-        </w:rPr>
-        <w:t>衝到」</w:t>
-      </w:r>
-    </w:p>
-    <w:p>
-      <w:pPr>
-        <w:rPr>
-          <w:rFonts w:eastAsia="標楷體"/>
-        </w:rPr>
-      </w:pPr>
-      <w:r>
-        <w:rPr>
-          <w:rFonts w:eastAsia="標楷體" w:hint="eastAsia"/>
-        </w:rPr>
-        <w:t xml:space="preserve">   - </w:t>
-      </w:r>
-      <w:r>
-        <w:rPr>
-          <w:rFonts w:eastAsia="標楷體" w:hint="eastAsia"/>
-        </w:rPr>
-        <w:t>「</w:t>
-      </w:r>
-      <w:proofErr w:type="spellStart"/>
-      <w:r>
-        <w:rPr>
-          <w:rFonts w:eastAsia="標楷體" w:hint="eastAsia"/>
-        </w:rPr>
-        <w:t>Matrix_Max</w:t>
-      </w:r>
-      <w:proofErr w:type="spellEnd"/>
-      <w:r>
-        <w:rPr>
-          <w:rFonts w:eastAsia="標楷體" w:hint="eastAsia"/>
-        </w:rPr>
-        <w:t xml:space="preserve"> </w:t>
-      </w:r>
-      <w:r>
-        <w:rPr>
-          <w:rFonts w:eastAsia="標楷體" w:hint="eastAsia"/>
-        </w:rPr>
-        <w:t>改用</w:t>
-      </w:r>
-      <w:r>
-        <w:rPr>
-          <w:rFonts w:eastAsia="標楷體" w:hint="eastAsia"/>
-        </w:rPr>
-        <w:t xml:space="preserve"> OR-reduction </w:t>
-      </w:r>
-      <w:r>
-        <w:rPr>
-          <w:rFonts w:eastAsia="標楷體" w:hint="eastAsia"/>
-        </w:rPr>
-        <w:t>代替</w:t>
-      </w:r>
-      <w:r>
-        <w:rPr>
-          <w:rFonts w:eastAsia="標楷體" w:hint="eastAsia"/>
-        </w:rPr>
-        <w:t xml:space="preserve"> max-tree </w:t>
-      </w:r>
-      <w:r>
-        <w:rPr>
-          <w:rFonts w:eastAsia="標楷體" w:hint="eastAsia"/>
-        </w:rPr>
-        <w:t>的正確性怎麼證明」</w:t>
+        <w:rPr>
+          <w:rFonts w:eastAsia="標楷體" w:hint="eastAsia"/>
+        </w:rPr>
+      </w:pPr>
+      <w:r>
+        <w:rPr>
+          <w:rFonts w:eastAsia="標楷體"/>
+        </w:rPr>
+        <w:t>P</w:t>
+      </w:r>
+      <w:r>
+        <w:rPr>
+          <w:rFonts w:eastAsia="標楷體" w:hint="eastAsia"/>
+        </w:rPr>
+        <w:t xml:space="preserve">ass </w:t>
+      </w:r>
+      <w:r>
+        <w:rPr>
+          <w:rFonts w:eastAsia="標楷體" w:hint="eastAsia"/>
+        </w:rPr>
+        <w:t>計算</w:t>
+      </w:r>
+      <w:r>
+        <w:rPr>
+          <w:rFonts w:eastAsia="標楷體" w:hint="eastAsia"/>
+        </w:rPr>
+        <w:t>ex</w:t>
+      </w:r>
+      <w:r>
+        <w:rPr>
+          <w:rFonts w:eastAsia="標楷體" w:hint="eastAsia"/>
+        </w:rPr>
+        <w:t>e</w:t>
+      </w:r>
+      <w:r>
+        <w:rPr>
+          <w:rFonts w:eastAsia="標楷體" w:hint="eastAsia"/>
+        </w:rPr>
+        <w:t xml:space="preserve">cution cycle </w:t>
+      </w:r>
+      <w:r>
+        <w:rPr>
+          <w:rFonts w:eastAsia="標楷體" w:hint="eastAsia"/>
+        </w:rPr>
+        <w:t>算法和助教</w:t>
+      </w:r>
+      <w:r>
+        <w:rPr>
+          <w:rFonts w:eastAsia="標楷體" w:hint="eastAsia"/>
+        </w:rPr>
+        <w:t>pdf</w:t>
+      </w:r>
+      <w:r>
+        <w:rPr>
+          <w:rFonts w:eastAsia="標楷體" w:hint="eastAsia"/>
+        </w:rPr>
+        <w:t>說明相同</w:t>
+      </w:r>
+      <w:r>
+        <w:rPr>
+          <w:rFonts w:eastAsia="標楷體" w:hint="eastAsia"/>
+        </w:rPr>
+        <w:t>，以及</w:t>
+      </w:r>
+      <w:r>
+        <w:rPr>
+          <w:rFonts w:eastAsia="標楷體" w:hint="eastAsia"/>
+        </w:rPr>
+        <w:t>FB</w:t>
+      </w:r>
+      <w:r>
+        <w:rPr>
+          <w:rFonts w:eastAsia="標楷體" w:hint="eastAsia"/>
+        </w:rPr>
+        <w:t>貼圖的</w:t>
+      </w:r>
+      <w:r>
+        <w:rPr>
+          <w:rFonts w:eastAsia="標楷體" w:hint="eastAsia"/>
+        </w:rPr>
+        <w:t xml:space="preserve"> pass fail pattern</w:t>
+      </w:r>
+      <w:r>
+        <w:rPr>
+          <w:rFonts w:eastAsia="標楷體" w:hint="eastAsia"/>
+        </w:rPr>
+        <w:t>。</w:t>
       </w:r>
     </w:p>
     <w:sectPr>
@@ -5997,6 +10931,119 @@
     </w:lvl>
   </w:abstractNum>
   <w:abstractNum w:abstractNumId="13" w15:restartNumberingAfterBreak="0">
+    <w:nsid w:val="41F054BA"/>
+    <w:multiLevelType w:val="hybridMultilevel"/>
+    <w:tmpl w:val="F216E33C"/>
+    <w:lvl w:ilvl="0" w:tplc="0409000B">
+      <w:start w:val="1"/>
+      <w:numFmt w:val="bullet"/>
+      <w:lvlText w:val=""/>
+      <w:lvlJc w:val="left"/>
+      <w:pPr>
+        <w:ind w:left="480" w:hanging="480"/>
+      </w:pPr>
+      <w:rPr>
+        <w:rFonts w:ascii="Wingdings" w:hAnsi="Wingdings" w:hint="default"/>
+      </w:rPr>
+    </w:lvl>
+    <w:lvl w:ilvl="1" w:tplc="04090003" w:tentative="1">
+      <w:start w:val="1"/>
+      <w:numFmt w:val="bullet"/>
+      <w:lvlText w:val=""/>
+      <w:lvlJc w:val="left"/>
+      <w:pPr>
+        <w:ind w:left="960" w:hanging="480"/>
+      </w:pPr>
+      <w:rPr>
+        <w:rFonts w:ascii="Wingdings" w:hAnsi="Wingdings" w:hint="default"/>
+      </w:rPr>
+    </w:lvl>
+    <w:lvl w:ilvl="2" w:tplc="04090005" w:tentative="1">
+      <w:start w:val="1"/>
+      <w:numFmt w:val="bullet"/>
+      <w:lvlText w:val=""/>
+      <w:lvlJc w:val="left"/>
+      <w:pPr>
+        <w:ind w:left="1440" w:hanging="480"/>
+      </w:pPr>
+      <w:rPr>
+        <w:rFonts w:ascii="Wingdings" w:hAnsi="Wingdings" w:hint="default"/>
+      </w:rPr>
+    </w:lvl>
+    <w:lvl w:ilvl="3" w:tplc="04090001" w:tentative="1">
+      <w:start w:val="1"/>
+      <w:numFmt w:val="bullet"/>
+      <w:lvlText w:val=""/>
+      <w:lvlJc w:val="left"/>
+      <w:pPr>
+        <w:ind w:left="1920" w:hanging="480"/>
+      </w:pPr>
+      <w:rPr>
+        <w:rFonts w:ascii="Wingdings" w:hAnsi="Wingdings" w:hint="default"/>
+      </w:rPr>
+    </w:lvl>
+    <w:lvl w:ilvl="4" w:tplc="04090003" w:tentative="1">
+      <w:start w:val="1"/>
+      <w:numFmt w:val="bullet"/>
+      <w:lvlText w:val=""/>
+      <w:lvlJc w:val="left"/>
+      <w:pPr>
+        <w:ind w:left="2400" w:hanging="480"/>
+      </w:pPr>
+      <w:rPr>
+        <w:rFonts w:ascii="Wingdings" w:hAnsi="Wingdings" w:hint="default"/>
+      </w:rPr>
+    </w:lvl>
+    <w:lvl w:ilvl="5" w:tplc="04090005" w:tentative="1">
+      <w:start w:val="1"/>
+      <w:numFmt w:val="bullet"/>
+      <w:lvlText w:val=""/>
+      <w:lvlJc w:val="left"/>
+      <w:pPr>
+        <w:ind w:left="2880" w:hanging="480"/>
+      </w:pPr>
+      <w:rPr>
+        <w:rFonts w:ascii="Wingdings" w:hAnsi="Wingdings" w:hint="default"/>
+      </w:rPr>
+    </w:lvl>
+    <w:lvl w:ilvl="6" w:tplc="04090001" w:tentative="1">
+      <w:start w:val="1"/>
+      <w:numFmt w:val="bullet"/>
+      <w:lvlText w:val=""/>
+      <w:lvlJc w:val="left"/>
+      <w:pPr>
+        <w:ind w:left="3360" w:hanging="480"/>
+      </w:pPr>
+      <w:rPr>
+        <w:rFonts w:ascii="Wingdings" w:hAnsi="Wingdings" w:hint="default"/>
+      </w:rPr>
+    </w:lvl>
+    <w:lvl w:ilvl="7" w:tplc="04090003" w:tentative="1">
+      <w:start w:val="1"/>
+      <w:numFmt w:val="bullet"/>
+      <w:lvlText w:val=""/>
+      <w:lvlJc w:val="left"/>
+      <w:pPr>
+        <w:ind w:left="3840" w:hanging="480"/>
+      </w:pPr>
+      <w:rPr>
+        <w:rFonts w:ascii="Wingdings" w:hAnsi="Wingdings" w:hint="default"/>
+      </w:rPr>
+    </w:lvl>
+    <w:lvl w:ilvl="8" w:tplc="04090005" w:tentative="1">
+      <w:start w:val="1"/>
+      <w:numFmt w:val="bullet"/>
+      <w:lvlText w:val=""/>
+      <w:lvlJc w:val="left"/>
+      <w:pPr>
+        <w:ind w:left="4320" w:hanging="480"/>
+      </w:pPr>
+      <w:rPr>
+        <w:rFonts w:ascii="Wingdings" w:hAnsi="Wingdings" w:hint="default"/>
+      </w:rPr>
+    </w:lvl>
+  </w:abstractNum>
+  <w:abstractNum w:abstractNumId="14" w15:restartNumberingAfterBreak="0">
     <w:nsid w:val="4CA5168A"/>
     <w:multiLevelType w:val="hybridMultilevel"/>
     <w:tmpl w:val="BFD855C8"/>
@@ -6109,7 +11156,7 @@
       </w:rPr>
     </w:lvl>
   </w:abstractNum>
-  <w:abstractNum w:abstractNumId="14" w15:restartNumberingAfterBreak="0">
+  <w:abstractNum w:abstractNumId="15" w15:restartNumberingAfterBreak="0">
     <w:nsid w:val="4E295030"/>
     <w:multiLevelType w:val="hybridMultilevel"/>
     <w:tmpl w:val="82BCF772"/>
@@ -6199,7 +11246,7 @@
       </w:pPr>
     </w:lvl>
   </w:abstractNum>
-  <w:abstractNum w:abstractNumId="15" w15:restartNumberingAfterBreak="0">
+  <w:abstractNum w:abstractNumId="16" w15:restartNumberingAfterBreak="0">
     <w:nsid w:val="5C865369"/>
     <w:multiLevelType w:val="hybridMultilevel"/>
     <w:tmpl w:val="6F021B9C"/>
@@ -6288,7 +11335,7 @@
       </w:pPr>
     </w:lvl>
   </w:abstractNum>
-  <w:abstractNum w:abstractNumId="16" w15:restartNumberingAfterBreak="0">
+  <w:abstractNum w:abstractNumId="17" w15:restartNumberingAfterBreak="0">
     <w:nsid w:val="5EBD35C4"/>
     <w:multiLevelType w:val="hybridMultilevel"/>
     <w:tmpl w:val="371C8C4E"/>
@@ -6401,7 +11448,7 @@
       </w:rPr>
     </w:lvl>
   </w:abstractNum>
-  <w:abstractNum w:abstractNumId="17" w15:restartNumberingAfterBreak="0">
+  <w:abstractNum w:abstractNumId="18" w15:restartNumberingAfterBreak="0">
     <w:nsid w:val="6F921213"/>
     <w:multiLevelType w:val="hybridMultilevel"/>
     <w:tmpl w:val="8A7889BE"/>
@@ -6490,7 +11537,7 @@
       </w:pPr>
     </w:lvl>
   </w:abstractNum>
-  <w:abstractNum w:abstractNumId="18" w15:restartNumberingAfterBreak="0">
+  <w:abstractNum w:abstractNumId="19" w15:restartNumberingAfterBreak="0">
     <w:nsid w:val="73DA3CF5"/>
     <w:multiLevelType w:val="hybridMultilevel"/>
     <w:tmpl w:val="970637AA"/>
@@ -6603,7 +11650,7 @@
       </w:rPr>
     </w:lvl>
   </w:abstractNum>
-  <w:abstractNum w:abstractNumId="19" w15:restartNumberingAfterBreak="0">
+  <w:abstractNum w:abstractNumId="20" w15:restartNumberingAfterBreak="0">
     <w:nsid w:val="7A2C450C"/>
     <w:multiLevelType w:val="multilevel"/>
     <w:tmpl w:val="38B8462A"/>
@@ -6723,10 +11770,10 @@
     <w:abstractNumId w:val="11"/>
   </w:num>
   <w:num w:numId="3" w16cid:durableId="1625381509">
-    <w:abstractNumId w:val="14"/>
+    <w:abstractNumId w:val="15"/>
   </w:num>
   <w:num w:numId="4" w16cid:durableId="949361486">
-    <w:abstractNumId w:val="15"/>
+    <w:abstractNumId w:val="16"/>
   </w:num>
   <w:num w:numId="5" w16cid:durableId="1061446080">
     <w:abstractNumId w:val="2"/>
@@ -6747,7 +11794,7 @@
     <w:abstractNumId w:val="4"/>
   </w:num>
   <w:num w:numId="11" w16cid:durableId="1840775985">
-    <w:abstractNumId w:val="19"/>
+    <w:abstractNumId w:val="20"/>
   </w:num>
   <w:num w:numId="12" w16cid:durableId="270749484">
     <w:abstractNumId w:val="7"/>
@@ -6759,7 +11806,7 @@
     <w:abstractNumId w:val="8"/>
   </w:num>
   <w:num w:numId="15" w16cid:durableId="938610114">
-    <w:abstractNumId w:val="17"/>
+    <w:abstractNumId w:val="18"/>
   </w:num>
   <w:num w:numId="16" w16cid:durableId="2064325475">
     <w:abstractNumId w:val="6"/>
@@ -6768,13 +11815,16 @@
     <w:abstractNumId w:val="1"/>
   </w:num>
   <w:num w:numId="18" w16cid:durableId="80414328">
-    <w:abstractNumId w:val="13"/>
+    <w:abstractNumId w:val="14"/>
   </w:num>
   <w:num w:numId="19" w16cid:durableId="414086775">
-    <w:abstractNumId w:val="18"/>
+    <w:abstractNumId w:val="19"/>
   </w:num>
   <w:num w:numId="20" w16cid:durableId="523205192">
-    <w:abstractNumId w:val="16"/>
+    <w:abstractNumId w:val="17"/>
+  </w:num>
+  <w:num w:numId="21" w16cid:durableId="1064178223">
+    <w:abstractNumId w:val="13"/>
   </w:num>
 </w:numbering>
 </file>
@@ -6948,7 +11998,7 @@
     <w:lsdException w:name="Table Web 2" w:semiHidden="1" w:unhideWhenUsed="1"/>
     <w:lsdException w:name="Table Web 3" w:semiHidden="1" w:unhideWhenUsed="1"/>
     <w:lsdException w:name="Balloon Text" w:semiHidden="1" w:unhideWhenUsed="1"/>
-    <w:lsdException w:name="Table Grid" w:uiPriority="39"/>
+    <w:lsdException w:name="Table Grid" w:uiPriority="59"/>
     <w:lsdException w:name="Table Theme" w:semiHidden="1" w:unhideWhenUsed="1"/>
     <w:lsdException w:name="Placeholder Text" w:semiHidden="1"/>
     <w:lsdException w:name="No Spacing" w:uiPriority="1" w:qFormat="1"/>
@@ -7183,10 +12233,36 @@
       <w:szCs w:val="24"/>
     </w:rPr>
   </w:style>
+  <w:style w:type="paragraph" w:styleId="2">
+    <w:name w:val="heading 2"/>
+    <w:basedOn w:val="a"/>
+    <w:next w:val="a"/>
+    <w:link w:val="20"/>
+    <w:uiPriority w:val="9"/>
+    <w:unhideWhenUsed/>
+    <w:qFormat/>
+    <w:rsid w:val="0013087A"/>
+    <w:pPr>
+      <w:keepNext/>
+      <w:keepLines/>
+      <w:widowControl/>
+      <w:spacing w:before="200" w:line="300" w:lineRule="auto"/>
+      <w:outlineLvl w:val="1"/>
+    </w:pPr>
+    <w:rPr>
+      <w:rFonts w:asciiTheme="majorHAnsi" w:eastAsiaTheme="majorEastAsia" w:hAnsiTheme="majorHAnsi" w:cstheme="majorBidi"/>
+      <w:b/>
+      <w:bCs/>
+      <w:color w:val="1F4D78"/>
+      <w:kern w:val="0"/>
+      <w:sz w:val="26"/>
+      <w:szCs w:val="26"/>
+      <w:lang w:eastAsia="en-US"/>
+    </w:rPr>
+  </w:style>
   <w:style w:type="character" w:default="1" w:styleId="a0">
     <w:name w:val="Default Paragraph Font"/>
     <w:uiPriority w:val="1"/>
-    <w:semiHidden/>
     <w:unhideWhenUsed/>
   </w:style>
   <w:style w:type="table" w:default="1" w:styleId="a1">
@@ -7272,7 +12348,7 @@
   <w:style w:type="table" w:styleId="a5">
     <w:name w:val="Table Grid"/>
     <w:basedOn w:val="a1"/>
-    <w:uiPriority w:val="39"/>
+    <w:uiPriority w:val="59"/>
     <w:rsid w:val="00F20886"/>
     <w:tblPr>
       <w:tblBorders>
@@ -7419,6 +12495,23 @@
     <w:rPr>
       <w:color w:val="605E5C"/>
       <w:shd w:val="clear" w:color="auto" w:fill="E1DFDD"/>
+    </w:rPr>
+  </w:style>
+  <w:style w:type="character" w:customStyle="1" w:styleId="20">
+    <w:name w:val="標題 2 字元"/>
+    <w:basedOn w:val="a0"/>
+    <w:link w:val="2"/>
+    <w:uiPriority w:val="9"/>
+    <w:rsid w:val="0013087A"/>
+    <w:rPr>
+      <w:rFonts w:asciiTheme="majorHAnsi" w:eastAsiaTheme="majorEastAsia" w:hAnsiTheme="majorHAnsi" w:cstheme="majorBidi"/>
+      <w:b/>
+      <w:bCs/>
+      <w:color w:val="1F4D78"/>
+      <w:kern w:val="0"/>
+      <w:sz w:val="26"/>
+      <w:szCs w:val="26"/>
+      <w:lang w:eastAsia="en-US"/>
     </w:rPr>
   </w:style>
 </w:styles>
